--- a/downloads/student/ai-5-week-36.docx
+++ b/downloads/student/ai-5-week-36.docx
@@ -1059,6 +1059,16 @@
     <w:p>
       <w:r>
         <w:t>This one-neuron arithmetic does not establish how a trained image classifier generalises or why its full network makes a decision.</w:t>
+      </w:r>
+    </w:p>
+    <w:p>
+      <w:r>
+        <w:t>Read the labelled picture: Calculate both weighted terms, z and ReLU output. Predict the changed second input and explain why 0.2 cannot be called 20% accuracy.</w:t>
+      </w:r>
+    </w:p>
+    <w:p>
+      <w:r>
+        <w:t>Change one thing: Change the second input from 1 to 2. Predict the result before checking the explanation. What remains the same?</w:t>
       </w:r>
     </w:p>
     <w:p>
@@ -2216,6 +2226,187 @@
         <w:t>Attempt the independent case before hints. Record whether you worked alone, used a hint or followed a model. After feedback, fix the first unsupported step and explain why it changed. A later check uses a changed case, not a copied answer.</w:t>
       </w:r>
     </w:p>
+    <w:p>
+      <w:pPr>
+        <w:pStyle w:val="Heading1"/>
+      </w:pPr>
+      <w:r>
+        <w:t>15. Your lesson route</w:t>
+      </w:r>
+    </w:p>
+    <w:p>
+      <w:r>
+        <w:t>Start with this question: Defend an individual network calculation. At the defence, a team shows a single toy neuron before describing the whole image-pattern experiment.</w:t>
+      </w:r>
+    </w:p>
+    <w:tbl>
+      <w:tblPr>
+        <w:tblStyle w:val="LightShading-Accent1"/>
+        <w:tblW w:type="auto" w:w="0"/>
+        <w:tblLook w:firstColumn="1" w:firstRow="1" w:lastColumn="0" w:lastRow="0" w:noHBand="0" w:noVBand="1" w:val="04A0"/>
+      </w:tblPr>
+      <w:tblGrid>
+        <w:gridCol w:w="5112"/>
+        <w:gridCol w:w="5112"/>
+      </w:tblGrid>
+      <w:tr>
+        <w:trPr>
+          <w:tblHeader/>
+        </w:trPr>
+        <w:tc>
+          <w:tcPr>
+            <w:tcW w:type="dxa" w:w="5112"/>
+          </w:tcPr>
+          <w:p>
+            <w:r>
+              <w:t>By the end, I can</w:t>
+            </w:r>
+          </w:p>
+        </w:tc>
+        <w:tc>
+          <w:tcPr>
+            <w:tcW w:type="dxa" w:w="5112"/>
+          </w:tcPr>
+          <w:p>
+            <w:r>
+              <w:t>How I will show it</w:t>
+            </w:r>
+          </w:p>
+        </w:tc>
+      </w:tr>
+      <w:tr>
+        <w:tc>
+          <w:tcPr>
+            <w:tcW w:type="dxa" w:w="5112"/>
+          </w:tcPr>
+          <w:p>
+            <w:r>
+              <w:t>Defend a network experiment using traceable evidence</w:t>
+            </w:r>
+          </w:p>
+        </w:tc>
+        <w:tc>
+          <w:tcPr>
+            <w:tcW w:type="dxa" w:w="5112"/>
+          </w:tcPr>
+          <w:p>
+            <w:r>
+              <w:t>Explain the deciding step, show a trace or test, and state one limit.</w:t>
+            </w:r>
+          </w:p>
+        </w:tc>
+      </w:tr>
+      <w:tr>
+        <w:tc>
+          <w:tcPr>
+            <w:tcW w:type="dxa" w:w="5112"/>
+          </w:tcPr>
+          <w:p>
+            <w:r>
+              <w:t>Separate selection, final evaluation and revision claims</w:t>
+            </w:r>
+          </w:p>
+        </w:tc>
+        <w:tc>
+          <w:tcPr>
+            <w:tcW w:type="dxa" w:w="5112"/>
+          </w:tcPr>
+          <w:p>
+            <w:r>
+              <w:t>Explain the deciding step, show a trace or test, and state one limit.</w:t>
+            </w:r>
+          </w:p>
+        </w:tc>
+      </w:tr>
+      <w:tr>
+        <w:tc>
+          <w:tcPr>
+            <w:tcW w:type="dxa" w:w="5112"/>
+          </w:tcPr>
+          <w:p>
+            <w:r>
+              <w:t>Answer a challenge with a calculation and a bounded conclusion</w:t>
+            </w:r>
+          </w:p>
+        </w:tc>
+        <w:tc>
+          <w:tcPr>
+            <w:tcW w:type="dxa" w:w="5112"/>
+          </w:tcPr>
+          <w:p>
+            <w:r>
+              <w:t>Explain the deciding step, show a trace or test, and state one limit.</w:t>
+            </w:r>
+          </w:p>
+        </w:tc>
+      </w:tr>
+    </w:tbl>
+    <w:p>
+      <w:r>
+        <w:t>Remember → watch and explain → try with help → investigate → try independently → keep project evidence. Your teacher may spread this lesson across several classes.</w:t>
+      </w:r>
+    </w:p>
+    <w:p>
+      <w:r>
+        <w:t>Keep your first prediction. Compare it with what the evidence shows and explain any change.</w:t>
+      </w:r>
+    </w:p>
+    <w:p>
+      <w:pPr>
+        <w:pStyle w:val="Heading1"/>
+      </w:pPr>
+      <w:r>
+        <w:t>16. Finish and return</w:t>
+      </w:r>
+    </w:p>
+    <w:p>
+      <w:r>
+        <w:t>Close your notes. Explain this goal in your own words: Defend a network experiment using traceable evidence</w:t>
+      </w:r>
+    </w:p>
+    <w:p>
+      <w:pPr>
+        <w:pStyle w:val="Heading3"/>
+      </w:pPr>
+      <w:r>
+        <w:t>My deciding step, evidence and one remaining question</w:t>
+      </w:r>
+    </w:p>
+    <w:p>
+      <w:r>
+        <w:t>________________________________________________________________</w:t>
+      </w:r>
+    </w:p>
+    <w:p>
+      <w:r>
+        <w:t>________________________________________________________________</w:t>
+      </w:r>
+    </w:p>
+    <w:p>
+      <w:r>
+        <w:t>________________________________________________________________</w:t>
+      </w:r>
+    </w:p>
+    <w:p>
+      <w:r>
+        <w:t>________________________________________________________________</w:t>
+      </w:r>
+    </w:p>
+    <w:p>
+      <w:r>
+        <w:t>________________________________________________________________</w:t>
+      </w:r>
+    </w:p>
+    <w:p>
+      <w:r>
+        <w:t>If you are unsure, return to the worked picture and explain one arrow. If you are ready, change an input or assumption and justify your prediction.</w:t>
+      </w:r>
+    </w:p>
+    <w:p>
+      <w:r>
+        <w:t>Save your workbook evidence. At the next review, try a different case before opening your old answer.</w:t>
+      </w:r>
+    </w:p>
     <w:sectPr>
       <w:pgSz w:w="12240" w:h="15840"/>
       <w:pgMar w:top="936" w:right="1008" w:bottom="936" w:left="1008" w:header="720" w:footer="720" w:gutter="0"/>

--- a/downloads/student/ai-5-week-36.docx
+++ b/downloads/student/ai-5-week-36.docx
@@ -2407,6 +2407,202 @@
         <w:t>Save your workbook evidence. At the next review, try a different case before opening your old answer.</w:t>
       </w:r>
     </w:p>
+    <w:p>
+      <w:pPr>
+        <w:pStyle w:val="Heading1"/>
+      </w:pPr>
+      <w:r>
+        <w:t>17. Supported practice, repair and portfolio</w:t>
+      </w:r>
+    </w:p>
+    <w:p>
+      <w:r>
+        <w:t>Use this supported practice once, in the browser or on paper. Keep the reserved independent assessment for a separate first attempt before teacher feedback.</w:t>
+      </w:r>
+    </w:p>
+    <w:p>
+      <w:r>
+        <w:t>Defend an individual network calculation. At the defence, a team shows a single toy neuron before describing the whole image-pattern experiment.</w:t>
+      </w:r>
+    </w:p>
+    <w:p>
+      <w:pPr>
+        <w:pStyle w:val="Heading3"/>
+      </w:pPr>
+      <w:r>
+        <w:t>Practice 1: explain the deciding evidence</w:t>
+      </w:r>
+    </w:p>
+    <w:p>
+      <w:r>
+        <w:t>Which labelled step matches this detail? max(0,0.2)=0.2; this activation is not a confidence percentage.</w:t>
+      </w:r>
+    </w:p>
+    <w:p>
+      <w:r>
+        <w:t>1. Add weighted terms</w:t>
+      </w:r>
+    </w:p>
+    <w:p>
+      <w:r>
+        <w:t>2. Apply ReLU</w:t>
+      </w:r>
+    </w:p>
+    <w:p>
+      <w:r>
+        <w:t>3. Multiply inputs</w:t>
+      </w:r>
+    </w:p>
+    <w:p>
+      <w:pPr>
+        <w:pStyle w:val="Heading3"/>
+      </w:pPr>
+      <w:r>
+        <w:t>My selected conclusion, deciding fact and explanation</w:t>
+      </w:r>
+    </w:p>
+    <w:p>
+      <w:r>
+        <w:t>________________________________________________________________</w:t>
+      </w:r>
+    </w:p>
+    <w:p>
+      <w:r>
+        <w:t>________________________________________________________________</w:t>
+      </w:r>
+    </w:p>
+    <w:p>
+      <w:r>
+        <w:t>________________________________________________________________</w:t>
+      </w:r>
+    </w:p>
+    <w:p>
+      <w:r>
+        <w:t>________________________________________________________________</w:t>
+      </w:r>
+    </w:p>
+    <w:p>
+      <w:r>
+        <w:t>________________________________________________________________</w:t>
+      </w:r>
+    </w:p>
+    <w:p>
+      <w:r>
+        <w:t>Hint if needed: Read the steps in the pictorial case. Match the supplied detail to the stage that performs or records it.</w:t>
+      </w:r>
+    </w:p>
+    <w:p>
+      <w:r>
+        <w:t>After your attempt, compare with the supported explanation: Apply ReLU max(0,0.2)=0.2; this activation is not a confidence percentage. A defence should distinguish a traceable network calculation from a claim about classification quality. The neuron transforms supplied numbers; held-out labelled cases are needed to assess the complete system.</w:t>
+      </w:r>
+    </w:p>
+    <w:p>
+      <w:pPr>
+        <w:pStyle w:val="Heading3"/>
+      </w:pPr>
+      <w:r>
+        <w:t>Practice 2: explain the deciding evidence</w:t>
+      </w:r>
+    </w:p>
+    <w:p>
+      <w:r>
+        <w:t>Changed-case practice: Change the second input from 1 to 2. Which conclusion is supported by the supplied facts?</w:t>
+      </w:r>
+    </w:p>
+    <w:p>
+      <w:r>
+        <w:t>1. We can decide the result without examining the changed input or the procedure.</w:t>
+      </w:r>
+    </w:p>
+    <w:p>
+      <w:r>
+        <w:t>2. This one example guarantees correct results for every future input.</w:t>
+      </w:r>
+    </w:p>
+    <w:p>
+      <w:r>
+        <w:t>3. z becomes 1-2+0.2=-0.8 and ReLU returns 0.</w:t>
+      </w:r>
+    </w:p>
+    <w:p>
+      <w:pPr>
+        <w:pStyle w:val="Heading3"/>
+      </w:pPr>
+      <w:r>
+        <w:t>My selected conclusion, deciding fact and explanation</w:t>
+      </w:r>
+    </w:p>
+    <w:p>
+      <w:r>
+        <w:t>________________________________________________________________</w:t>
+      </w:r>
+    </w:p>
+    <w:p>
+      <w:r>
+        <w:t>________________________________________________________________</w:t>
+      </w:r>
+    </w:p>
+    <w:p>
+      <w:r>
+        <w:t>________________________________________________________________</w:t>
+      </w:r>
+    </w:p>
+    <w:p>
+      <w:r>
+        <w:t>________________________________________________________________</w:t>
+      </w:r>
+    </w:p>
+    <w:p>
+      <w:r>
+        <w:t>________________________________________________________________</w:t>
+      </w:r>
+    </w:p>
+    <w:p>
+      <w:r>
+        <w:t>Hint if needed: Use the changed condition and the deciding step in the pictorial trace. The answer must say what follows from those facts.</w:t>
+      </w:r>
+    </w:p>
+    <w:p>
+      <w:r>
+        <w:t>After your attempt, compare with the supported explanation: z becomes 1-2+0.2=-0.8 and ReLU returns 0. The negative weighted term grows; ReLU clips a negative pre-activation to zero.</w:t>
+      </w:r>
+    </w:p>
+    <w:p>
+      <w:pPr>
+        <w:pStyle w:val="Heading3"/>
+      </w:pPr>
+      <w:r>
+        <w:t>Repair a missing building block</w:t>
+      </w:r>
+    </w:p>
+    <w:p>
+      <w:r>
+        <w:t>Review Capstone limitations and revision (ai-5/35). Goal: Evaluate a frozen candidate and baseline on final rows. Short practice: Calculate the slice rates and explain the claim revision. If the team trains on the shifted evaluation patterns, what kind of evidence does their rerun provide?. Return to this week and explain what you changed.</w:t>
+      </w:r>
+    </w:p>
+    <w:p>
+      <w:r>
+        <w:t>Review Capstone hypothesis and baseline (ai-5/33). Goal: Write a testable capstone hypothesis and a credible baseline. Short practice: Name the intended change, the baseline and the measured outcome. Why must both versions avoid training on the eight reserved labels?. Return to this week and explain what you changed.</w:t>
+      </w:r>
+    </w:p>
+    <w:p>
+      <w:r>
+        <w:t>Review Dataset shift in neural models (ai-5/30). Goal: Explain how a changed input mix can change overall accuracy. Short practice: Did the supplied model’s dim-light accuracy deteriorate? Point to the relevant step in the picture, then write the changed result and the rule or evidence that supports it.. Return to this week and explain what you changed.</w:t>
+      </w:r>
+    </w:p>
+    <w:p>
+      <w:pPr>
+        <w:pStyle w:val="Heading3"/>
+      </w:pPr>
+      <w:r>
+        <w:t>Keep your completed work</w:t>
+      </w:r>
+    </w:p>
+    <w:p>
+      <w:r>
+        <w:t>Use Download completed work in the hosted lesson to export your answers, reflections, practice feedback and code-run evidence. Open the HTML copy to read or print it. Drafts stay in this browser when storage is available; clear drafts on a shared device.</w:t>
+      </w:r>
+    </w:p>
     <w:sectPr>
       <w:pgSz w:w="12240" w:h="15840"/>
       <w:pgMar w:top="936" w:right="1008" w:bottom="936" w:left="1008" w:header="720" w:footer="720" w:gutter="0"/>

--- a/downloads/student/ai-5-week-36.docx
+++ b/downloads/student/ai-5-week-36.docx
@@ -42,6 +42,11 @@
       </w:r>
     </w:p>
     <w:p>
+      <w:r>
+        <w:t>Start with the target: Defend a network experiment using traceable evidence. Try the recall before opening notes.</w:t>
+      </w:r>
+    </w:p>
+    <w:p>
       <w:pPr>
         <w:pStyle w:val="Heading3"/>
       </w:pPr>
@@ -50,17 +55,47 @@
       </w:r>
     </w:p>
     <w:p>
-      <w:r>
-        <w:t>I can defend a network experiment using traceable evidence.</w:t>
-      </w:r>
-    </w:p>
-    <w:p>
-      <w:r>
+      <w:pPr>
+        <w:spacing w:line="336" w:lineRule="auto" w:after="180"/>
+      </w:pPr>
+      <w:r>
+        <w:rPr>
+          <w:b w:val="0"/>
+        </w:rPr>
+        <w:t xml:space="preserve">I can defend a network experiment using traceable </w:t>
+      </w:r>
+      <w:r>
+        <w:rPr>
+          <w:b/>
+        </w:rPr>
+        <w:t>evidence</w:t>
+      </w:r>
+      <w:r>
+        <w:rPr>
+          <w:b w:val="0"/>
+        </w:rPr>
+        <w:t>.</w:t>
+      </w:r>
+    </w:p>
+    <w:p>
+      <w:pPr>
+        <w:spacing w:line="336" w:lineRule="auto" w:after="180"/>
+      </w:pPr>
+      <w:r>
+        <w:rPr>
+          <w:b w:val="0"/>
+        </w:rPr>
         <w:t>I can separate selection, final evaluation and revision claims.</w:t>
       </w:r>
     </w:p>
     <w:p>
-      <w:r>
+      <w:pPr>
+        <w:spacing w:line="336" w:lineRule="auto" w:after="180"/>
+      </w:pPr>
+      <w:r>
+        <w:rPr>
+          <w:b w:val="0"/>
+        </w:rPr>
         <w:t>I can answer a challenge with a calculation and a bounded conclusion.</w:t>
       </w:r>
     </w:p>
@@ -73,47 +108,131 @@
       </w:r>
     </w:p>
     <w:p>
-      <w:r>
+      <w:pPr>
+        <w:spacing w:line="336" w:lineRule="auto" w:after="180"/>
+      </w:pPr>
+      <w:r>
+        <w:rPr>
+          <w:b w:val="0"/>
+        </w:rPr>
         <w:t>Close your notes first. A rough first answer helps us choose the right starting point; it is not a score for your ability.</w:t>
       </w:r>
     </w:p>
     <w:p>
-      <w:r>
-        <w:t>Without opening the old lesson, explain one key idea from Capstone limitations and revision. Give an example and a mistake that the idea helps you avoid.</w:t>
-      </w:r>
-    </w:p>
-    <w:p>
-      <w:r>
+      <w:pPr>
+        <w:spacing w:line="336" w:lineRule="auto" w:after="180"/>
+      </w:pPr>
+      <w:r>
+        <w:rPr>
+          <w:b w:val="0"/>
+        </w:rPr>
+        <w:t xml:space="preserve">Without opening the old lesson, explain one key idea from Capstone </w:t>
+      </w:r>
+      <w:r>
+        <w:rPr>
+          <w:b/>
+        </w:rPr>
+        <w:t>limitation</w:t>
+      </w:r>
+      <w:r>
+        <w:rPr>
+          <w:b w:val="0"/>
+        </w:rPr>
+        <w:t>s and revision. Give an example and a mistake that the idea helps you avoid.</w:t>
+      </w:r>
+    </w:p>
+    <w:p>
+      <w:pPr>
+        <w:spacing w:line="336" w:lineRule="auto" w:after="180"/>
+      </w:pPr>
+      <w:r>
+        <w:rPr>
+          <w:b w:val="0"/>
+        </w:rPr>
         <w:t>Without opening the old lesson, explain one key idea from Capstone hypothesis and baseline. Give an example and a mistake that the idea helps you avoid.</w:t>
       </w:r>
     </w:p>
     <w:p>
-      <w:r>
+      <w:pPr>
+        <w:spacing w:line="336" w:lineRule="auto" w:after="180"/>
+      </w:pPr>
+      <w:r>
+        <w:rPr>
+          <w:b w:val="0"/>
+        </w:rPr>
         <w:t>Without opening the old lesson, explain one key idea from Dataset shift in neural models. Give an example and a mistake that the idea helps you avoid.</w:t>
       </w:r>
     </w:p>
     <w:p>
-      <w:r>
-        <w:t>After trying, check the relevant lesson or ask your teacher. Change the part of your explanation that the evidence shows was wrong.</w:t>
-      </w:r>
-    </w:p>
-    <w:p>
-      <w:r>
+      <w:pPr>
+        <w:spacing w:line="336" w:lineRule="auto" w:after="180"/>
+      </w:pPr>
+      <w:r>
+        <w:rPr>
+          <w:b w:val="0"/>
+        </w:rPr>
+        <w:t xml:space="preserve">After trying, check the relevant lesson or ask your teacher. Change the part of your explanation that the </w:t>
+      </w:r>
+      <w:r>
+        <w:rPr>
+          <w:b/>
+        </w:rPr>
+        <w:t>evidence</w:t>
+      </w:r>
+      <w:r>
+        <w:rPr>
+          <w:b w:val="0"/>
+        </w:rPr>
+        <w:t xml:space="preserve"> shows was wrong.</w:t>
+      </w:r>
+    </w:p>
+    <w:p>
+      <w:pPr>
+        <w:spacing w:line="336" w:lineRule="auto" w:after="180"/>
+      </w:pPr>
+      <w:r>
+        <w:rPr>
+          <w:b w:val="0"/>
+        </w:rPr>
         <w:t>This week you will practise:</w:t>
       </w:r>
     </w:p>
     <w:p>
-      <w:r>
-        <w:t>Defend a network experiment using traceable evidence</w:t>
-      </w:r>
-    </w:p>
-    <w:p>
-      <w:r>
+      <w:pPr>
+        <w:spacing w:line="336" w:lineRule="auto" w:after="180"/>
+      </w:pPr>
+      <w:r>
+        <w:rPr>
+          <w:b w:val="0"/>
+        </w:rPr>
+        <w:t xml:space="preserve">Defend a network experiment using traceable </w:t>
+      </w:r>
+      <w:r>
+        <w:rPr>
+          <w:b/>
+        </w:rPr>
+        <w:t>evidence</w:t>
+      </w:r>
+    </w:p>
+    <w:p>
+      <w:pPr>
+        <w:spacing w:line="336" w:lineRule="auto" w:after="180"/>
+      </w:pPr>
+      <w:r>
+        <w:rPr>
+          <w:b w:val="0"/>
+        </w:rPr>
         <w:t>Separate selection, final evaluation and revision claims</w:t>
       </w:r>
     </w:p>
     <w:p>
-      <w:r>
+      <w:pPr>
+        <w:spacing w:line="336" w:lineRule="auto" w:after="180"/>
+      </w:pPr>
+      <w:r>
+        <w:rPr>
+          <w:b w:val="0"/>
+        </w:rPr>
         <w:t>Answer a challenge with a calculation and a bounded conclusion</w:t>
       </w:r>
     </w:p>
@@ -126,8 +245,27 @@
       </w:r>
     </w:p>
     <w:p>
-      <w:r>
-        <w:t>Can a revised model reuse inspected final rows as new independent evidence?</w:t>
+      <w:pPr>
+        <w:spacing w:line="336" w:lineRule="auto" w:after="180"/>
+        <w:shd w:fill="F5F1FB"/>
+      </w:pPr>
+      <w:r>
+        <w:rPr>
+          <w:b w:val="0"/>
+        </w:rPr>
+        <w:t xml:space="preserve">Can a revised model reuse inspected final rows as new independent </w:t>
+      </w:r>
+      <w:r>
+        <w:rPr>
+          <w:b/>
+        </w:rPr>
+        <w:t>evidence</w:t>
+      </w:r>
+      <w:r>
+        <w:rPr>
+          <w:b w:val="0"/>
+        </w:rPr>
+        <w:t>?</w:t>
       </w:r>
     </w:p>
     <w:p>
@@ -162,8 +300,26 @@
       </w:r>
     </w:p>
     <w:p>
-      <w:r>
-        <w:t>Explain neural network experiment defense with a traceable toy-network case and a bounded conclusion.</w:t>
+      <w:pPr>
+        <w:spacing w:line="336" w:lineRule="auto" w:after="180"/>
+      </w:pPr>
+      <w:r>
+        <w:rPr>
+          <w:b w:val="0"/>
+        </w:rPr>
+        <w:t xml:space="preserve">Explain neural network experiment </w:t>
+      </w:r>
+      <w:r>
+        <w:rPr>
+          <w:b/>
+        </w:rPr>
+        <w:t>defense</w:t>
+      </w:r>
+      <w:r>
+        <w:rPr>
+          <w:b w:val="0"/>
+        </w:rPr>
+        <w:t xml:space="preserve"> with a traceable toy-network case and a bounded conclusion.</w:t>
       </w:r>
     </w:p>
     <w:p>
@@ -176,12 +332,87 @@
     </w:p>
     <w:p>
       <w:r>
-        <w:t>A defense is not a sales pitch. Assemble the original question and criterion, data roles, baseline, model equation, settings, raw checkpoints, validation selection, frozen final predictions, limitations and revision history. Someone reading the record should be able to recompute a reported MSE and see which decisions each dataset informed.</w:t>
-      </w:r>
-    </w:p>
-    <w:p>
-      <w:r>
-        <w:t>For this capstone, two rates were compared under matched conditions. Rate 0.2 selected a = 2 with validation MSE 0 versus 0.78125 for rate 0.1. The frozen candidate then achieved final MSE 5 versus baseline 20.25 on four constructed cases. These are different comparisons and must not be collapsed into “the network was 100% accurate”.</w:t>
+        <w:t>Investigate the supplied Neural network experiment defense case. Separate observations, given facts and assumptions before choosing an explanation.</w:t>
+      </w:r>
+    </w:p>
+    <w:p>
+      <w:pPr>
+        <w:spacing w:line="336" w:lineRule="auto" w:after="180"/>
+      </w:pPr>
+      <w:r>
+        <w:rPr>
+          <w:b w:val="0"/>
+        </w:rPr>
+        <w:t xml:space="preserve">A </w:t>
+      </w:r>
+      <w:r>
+        <w:rPr>
+          <w:b/>
+        </w:rPr>
+        <w:t>defense</w:t>
+      </w:r>
+      <w:r>
+        <w:rPr>
+          <w:b w:val="0"/>
+        </w:rPr>
+        <w:t xml:space="preserve"> is not a sales pitch. Assemble the original question and criterion, data roles, baseline, model equation, settings, raw checkpoints, validation selection, frozen final </w:t>
+      </w:r>
+      <w:r>
+        <w:rPr>
+          <w:b/>
+        </w:rPr>
+        <w:t>prediction</w:t>
+      </w:r>
+      <w:r>
+        <w:rPr>
+          <w:b w:val="0"/>
+        </w:rPr>
+        <w:t xml:space="preserve">s, </w:t>
+      </w:r>
+      <w:r>
+        <w:rPr>
+          <w:b/>
+        </w:rPr>
+        <w:t>limitation</w:t>
+      </w:r>
+      <w:r>
+        <w:rPr>
+          <w:b w:val="0"/>
+        </w:rPr>
+        <w:t>s and revision history.</w:t>
+      </w:r>
+    </w:p>
+    <w:p>
+      <w:pPr>
+        <w:spacing w:line="336" w:lineRule="auto" w:after="180"/>
+      </w:pPr>
+      <w:r>
+        <w:rPr>
+          <w:b w:val="0"/>
+        </w:rPr>
+        <w:t>Someone reading the record should be able to recompute a reported MSE and see which decisions each dataset informed.</w:t>
+      </w:r>
+    </w:p>
+    <w:p>
+      <w:pPr>
+        <w:spacing w:line="336" w:lineRule="auto" w:after="180"/>
+      </w:pPr>
+      <w:r>
+        <w:rPr>
+          <w:b w:val="0"/>
+        </w:rPr>
+        <w:t>For this capstone, two rates were compared under matched conditions. Rate 0.2 selected a = 2 with validation MSE 0 versus 0.78125 for rate 0.1.</w:t>
+      </w:r>
+    </w:p>
+    <w:p>
+      <w:pPr>
+        <w:spacing w:line="336" w:lineRule="auto" w:after="180"/>
+      </w:pPr>
+      <w:r>
+        <w:rPr>
+          <w:b w:val="0"/>
+        </w:rPr>
+        <w:t>The frozen candidate then achieved final MSE 5 versus baseline 20.25 on four constructed cases. These are different comparisons and must not be collapsed into “the network was 100% accurate”.</w:t>
       </w:r>
     </w:p>
     <w:p>
@@ -213,6 +444,11 @@
       </w:pPr>
       <w:r>
         <w:t>03. See how it works</w:t>
+      </w:r>
+    </w:p>
+    <w:p>
+      <w:r>
+        <w:t>Follow the mechanism for Neural network experiment defense. Connect each labelled input, deciding step and result.</w:t>
       </w:r>
     </w:p>
     <w:tbl>
@@ -555,8 +791,26 @@
       </w:r>
     </w:p>
     <w:p>
-      <w:r>
-        <w:t>Point to the input, the deciding step and the result in this week’s visual. Explain the same step in ordinary words. A picture helps when you can say what each part represents.</w:t>
+      <w:pPr>
+        <w:spacing w:line="336" w:lineRule="auto" w:after="180"/>
+      </w:pPr>
+      <w:r>
+        <w:rPr>
+          <w:b w:val="0"/>
+        </w:rPr>
+        <w:t xml:space="preserve">Point to the </w:t>
+      </w:r>
+      <w:r>
+        <w:rPr>
+          <w:b/>
+        </w:rPr>
+        <w:t>input</w:t>
+      </w:r>
+      <w:r>
+        <w:rPr>
+          <w:b w:val="0"/>
+        </w:rPr>
+        <w:t>, the deciding step and the result in this week’s visual. Explain the same step in ordinary words. A picture helps when you can say what each part represents.</w:t>
       </w:r>
     </w:p>
     <w:p>
@@ -568,6 +822,11 @@
       </w:r>
     </w:p>
     <w:p>
+      <w:r>
+        <w:t>Compare the supplied cases for Neural network experiment defense. Identify the detail that changes the conclusion.</w:t>
+      </w:r>
+    </w:p>
+    <w:p>
       <w:pPr>
         <w:pStyle w:val="Heading3"/>
       </w:pPr>
@@ -576,7 +835,13 @@
       </w:r>
     </w:p>
     <w:p>
-      <w:r>
+      <w:pPr>
+        <w:spacing w:line="336" w:lineRule="auto" w:after="180"/>
+      </w:pPr>
+      <w:r>
+        <w:rPr>
+          <w:b w:val="0"/>
+        </w:rPr>
         <w:t>State the validation selection and frozen final comparison using their correct metrics and scopes.</w:t>
       </w:r>
     </w:p>
@@ -622,17 +887,80 @@
       </w:r>
     </w:p>
     <w:p>
-      <w:r>
-        <w:t>Change: Change the second input from 1 to 2.</w:t>
-      </w:r>
-    </w:p>
-    <w:p>
-      <w:r>
-        <w:t>Prediction: z becomes 1-2+0.2=-0.8 and ReLU returns 0.</w:t>
-      </w:r>
-    </w:p>
-    <w:p>
-      <w:r>
+      <w:pPr>
+        <w:pStyle w:val="Heading3"/>
+      </w:pPr>
+      <w:r>
+        <w:t>Change one thing</w:t>
+      </w:r>
+    </w:p>
+    <w:p>
+      <w:pPr>
+        <w:spacing w:line="336" w:lineRule="auto" w:after="180"/>
+        <w:shd w:fill="F5F1FB"/>
+      </w:pPr>
+      <w:r>
+        <w:rPr>
+          <w:b w:val="0"/>
+        </w:rPr>
+        <w:t xml:space="preserve">Change: Change the second </w:t>
+      </w:r>
+      <w:r>
+        <w:rPr>
+          <w:b/>
+        </w:rPr>
+        <w:t>input</w:t>
+      </w:r>
+      <w:r>
+        <w:rPr>
+          <w:b w:val="0"/>
+        </w:rPr>
+        <w:t xml:space="preserve"> from 1 to 2.</w:t>
+      </w:r>
+    </w:p>
+    <w:p>
+      <w:pPr>
+        <w:pStyle w:val="Heading3"/>
+      </w:pPr>
+      <w:r>
+        <w:t>Predicted result</w:t>
+      </w:r>
+    </w:p>
+    <w:p>
+      <w:pPr>
+        <w:spacing w:line="336" w:lineRule="auto" w:after="180"/>
+        <w:shd w:fill="F1F6FC"/>
+      </w:pPr>
+      <w:r>
+        <w:rPr>
+          <w:b/>
+        </w:rPr>
+        <w:t>Prediction</w:t>
+      </w:r>
+      <w:r>
+        <w:rPr>
+          <w:b w:val="0"/>
+        </w:rPr>
+        <w:t>: z becomes 1-2+0.2=-0.8 and ReLU returns 0.</w:t>
+      </w:r>
+    </w:p>
+    <w:p>
+      <w:pPr>
+        <w:pStyle w:val="Heading3"/>
+      </w:pPr>
+      <w:r>
+        <w:t>Why the result follows</w:t>
+      </w:r>
+    </w:p>
+    <w:p>
+      <w:pPr>
+        <w:spacing w:line="336" w:lineRule="auto" w:after="180"/>
+        <w:shd w:fill="F1F6FC"/>
+      </w:pPr>
+      <w:r>
+        <w:rPr>
+          <w:b w:val="0"/>
+        </w:rPr>
         <w:t>Reason: The negative weighted term grows; ReLU clips a negative pre-activation to zero.</w:t>
       </w:r>
     </w:p>
@@ -642,6 +970,11 @@
       </w:pPr>
       <w:r>
         <w:t>05. Words that unlock the idea</w:t>
+      </w:r>
+    </w:p>
+    <w:p>
+      <w:r>
+        <w:t>Use the vocabulary of Neural network experiment defense to explain a concrete decision, rather than only memorising definitions.</w:t>
       </w:r>
     </w:p>
     <w:tbl>
@@ -801,12 +1134,7 @@
     </w:p>
     <w:p>
       <w:r>
-        <w:t>Challenge: “Your validation error was zero, so why did the final test fail on negative targets?” Response: validation contained only positive inputs; the output max(0,a*x) cannot be negative. The final negative cases expose a coverage and architecture limitation. The overall criterion still passed, but that does not remove the failure.</w:t>
-      </w:r>
-    </w:p>
-    <w:p>
-      <w:r>
-        <w:t>Challenge: “Is a neural network better than linear regression?” Response: the supplied baseline was a fixed initial weight, not a fitted line. The evidence establishes improvement relative to that baseline only. A fitted signed line is a relevant additional comparison and needs a documented, fair evaluation. Challenge: “Was the candidate faster?” Response: no timing evidence was collected, so speed is unmeasured.</w:t>
+        <w:t>Follow the worked trace for Neural network experiment defense, predict a step, then compare with its explanation.</w:t>
       </w:r>
     </w:p>
     <w:p>
@@ -814,11 +1142,141 @@
         <w:pStyle w:val="Heading3"/>
       </w:pPr>
       <w:r>
+        <w:t>Worked explanation · Neural network experiment defense</w:t>
+      </w:r>
+    </w:p>
+    <w:p>
+      <w:pPr>
+        <w:spacing w:line="336" w:lineRule="auto" w:after="180"/>
+        <w:shd w:fill="F1F6FC"/>
+      </w:pPr>
+      <w:r>
+        <w:rPr>
+          <w:b w:val="0"/>
+        </w:rPr>
+        <w:t xml:space="preserve">Challenge: “Your validation error was zero, so why did the final test fail on negative targets?” Response: validation contained only positive </w:t>
+      </w:r>
+      <w:r>
+        <w:rPr>
+          <w:b/>
+        </w:rPr>
+        <w:t>input</w:t>
+      </w:r>
+      <w:r>
+        <w:rPr>
+          <w:b w:val="0"/>
+        </w:rPr>
+        <w:t xml:space="preserve">s; the </w:t>
+      </w:r>
+      <w:r>
+        <w:rPr>
+          <w:b/>
+        </w:rPr>
+        <w:t>output</w:t>
+      </w:r>
+      <w:r>
+        <w:rPr>
+          <w:b w:val="0"/>
+        </w:rPr>
+        <w:t xml:space="preserve"> max(0,a*x) cannot be negative.</w:t>
+      </w:r>
+    </w:p>
+    <w:p>
+      <w:pPr>
+        <w:spacing w:line="336" w:lineRule="auto" w:after="180"/>
+        <w:shd w:fill="F1F6FC"/>
+      </w:pPr>
+      <w:r>
+        <w:rPr>
+          <w:b w:val="0"/>
+        </w:rPr>
+        <w:t xml:space="preserve">The final negative cases expose a coverage and architecture </w:t>
+      </w:r>
+      <w:r>
+        <w:rPr>
+          <w:b/>
+        </w:rPr>
+        <w:t>limitation</w:t>
+      </w:r>
+      <w:r>
+        <w:rPr>
+          <w:b w:val="0"/>
+        </w:rPr>
+        <w:t>. The overall criterion still passed, but that does not remove the failure.</w:t>
+      </w:r>
+    </w:p>
+    <w:p>
+      <w:pPr>
+        <w:pStyle w:val="Heading3"/>
+      </w:pPr>
+      <w:r>
+        <w:t>Worked explanation · Neural network experiment defense</w:t>
+      </w:r>
+    </w:p>
+    <w:p>
+      <w:pPr>
+        <w:spacing w:line="336" w:lineRule="auto" w:after="180"/>
+        <w:shd w:fill="F1F6FC"/>
+      </w:pPr>
+      <w:r>
+        <w:rPr>
+          <w:b w:val="0"/>
+        </w:rPr>
+        <w:t xml:space="preserve">Challenge: “Is a neural network better than linear regression?” Response: the supplied baseline was a fixed initial weight, not a fitted line. The </w:t>
+      </w:r>
+      <w:r>
+        <w:rPr>
+          <w:b/>
+        </w:rPr>
+        <w:t>evidence</w:t>
+      </w:r>
+      <w:r>
+        <w:rPr>
+          <w:b w:val="0"/>
+        </w:rPr>
+        <w:t xml:space="preserve"> establishes improvement relative to that baseline only.</w:t>
+      </w:r>
+    </w:p>
+    <w:p>
+      <w:pPr>
+        <w:spacing w:line="336" w:lineRule="auto" w:after="180"/>
+        <w:shd w:fill="F1F6FC"/>
+      </w:pPr>
+      <w:r>
+        <w:rPr>
+          <w:b w:val="0"/>
+        </w:rPr>
+        <w:t xml:space="preserve">A fitted signed line is a relevant additional comparison and needs a documented, fair evaluation. Challenge: “Was the candidate faster?” Response: no timing </w:t>
+      </w:r>
+      <w:r>
+        <w:rPr>
+          <w:b/>
+        </w:rPr>
+        <w:t>evidence</w:t>
+      </w:r>
+      <w:r>
+        <w:rPr>
+          <w:b w:val="0"/>
+        </w:rPr>
+        <w:t xml:space="preserve"> was collected, so speed is unmeasured.</w:t>
+      </w:r>
+    </w:p>
+    <w:p>
+      <w:pPr>
+        <w:pStyle w:val="Heading3"/>
+      </w:pPr>
+      <w:r>
         <w:t>Learn from the worked case</w:t>
       </w:r>
     </w:p>
     <w:p>
-      <w:r>
+      <w:pPr>
+        <w:spacing w:line="336" w:lineRule="auto" w:after="180"/>
+      </w:pPr>
+      <w:r>
+        <w:rPr>
+          <w:b w:val="0"/>
+        </w:rPr>
         <w:t>Cover the result before checking it. Say what is given, choose the procedure, and follow one step at a time. Then uncover the result and explain your first mismatch. Ask why a step is allowed, not only what number it produces.</w:t>
       </w:r>
     </w:p>
@@ -831,7 +1289,13 @@
       </w:r>
     </w:p>
     <w:p>
-      <w:r>
+      <w:pPr>
+        <w:spacing w:line="336" w:lineRule="auto" w:after="180"/>
+      </w:pPr>
+      <w:r>
+        <w:rPr>
+          <w:b w:val="0"/>
+        </w:rPr>
         <w:t>Defend an individual network calculation. At the defence, a team shows a single toy neuron before describing the whole image-pattern experiment.</w:t>
       </w:r>
     </w:p>
@@ -844,8 +1308,29 @@
       </w:r>
     </w:p>
     <w:p>
-      <w:r>
-        <w:t>Inputs are [2,1]; weights [0.5,-1]; bias 0.2; activation is ReLU, max(0,z). This is a demonstration, not a probability model.</w:t>
+      <w:pPr>
+        <w:pStyle w:val="Heading3"/>
+      </w:pPr>
+      <w:r>
+        <w:t>Supplied facts</w:t>
+      </w:r>
+    </w:p>
+    <w:p>
+      <w:pPr>
+        <w:spacing w:line="336" w:lineRule="auto" w:after="180"/>
+        <w:shd w:fill="F1F6FC"/>
+      </w:pPr>
+      <w:r>
+        <w:rPr>
+          <w:b/>
+        </w:rPr>
+        <w:t>Input</w:t>
+      </w:r>
+      <w:r>
+        <w:rPr>
+          <w:b w:val="0"/>
+        </w:rPr>
+        <w:t>s are [2,1]; weights [0.5,-1]; bias 0.2; activation is ReLU, max(0,z). This is a demonstration, not a probability model.</w:t>
       </w:r>
     </w:p>
     <w:p>
@@ -1044,7 +1529,22 @@
       </w:r>
     </w:p>
     <w:p>
-      <w:r>
+      <w:pPr>
+        <w:pStyle w:val="Heading3"/>
+      </w:pPr>
+      <w:r>
+        <w:t>Why the result follows</w:t>
+      </w:r>
+    </w:p>
+    <w:p>
+      <w:pPr>
+        <w:spacing w:line="336" w:lineRule="auto" w:after="180"/>
+        <w:shd w:fill="F1F6FC"/>
+      </w:pPr>
+      <w:r>
+        <w:rPr>
+          <w:b w:val="0"/>
+        </w:rPr>
         <w:t>A defence should distinguish a traceable network calculation from a claim about classification quality. The neuron transforms supplied numbers; held-out labelled cases are needed to assess the complete system.</w:t>
       </w:r>
     </w:p>
@@ -1057,18 +1557,99 @@
       </w:r>
     </w:p>
     <w:p>
-      <w:r>
+      <w:pPr>
+        <w:pStyle w:val="Heading3"/>
+      </w:pPr>
+      <w:r>
+        <w:t>Keep the stated limit</w:t>
+      </w:r>
+    </w:p>
+    <w:p>
+      <w:pPr>
+        <w:spacing w:line="336" w:lineRule="auto" w:after="180"/>
+        <w:shd w:fill="FFF5E6"/>
+      </w:pPr>
+      <w:r>
+        <w:rPr>
+          <w:b w:val="0"/>
+        </w:rPr>
         <w:t>This one-neuron arithmetic does not establish how a trained image classifier generalises or why its full network makes a decision.</w:t>
       </w:r>
     </w:p>
     <w:p>
-      <w:r>
-        <w:t>Read the labelled picture: Calculate both weighted terms, z and ReLU output. Predict the changed second input and explain why 0.2 cannot be called 20% accuracy.</w:t>
-      </w:r>
-    </w:p>
-    <w:p>
-      <w:r>
-        <w:t>Change one thing: Change the second input from 1 to 2. Predict the result before checking the explanation. What remains the same?</w:t>
+      <w:pPr>
+        <w:pStyle w:val="Heading3"/>
+      </w:pPr>
+      <w:r>
+        <w:t>Keep the stated limit</w:t>
+      </w:r>
+    </w:p>
+    <w:p>
+      <w:pPr>
+        <w:spacing w:line="336" w:lineRule="auto" w:after="180"/>
+        <w:shd w:fill="FFF5E6"/>
+      </w:pPr>
+      <w:r>
+        <w:rPr>
+          <w:b w:val="0"/>
+        </w:rPr>
+        <w:t xml:space="preserve">Read the labelled picture: Calculate both weighted terms, z and ReLU </w:t>
+      </w:r>
+      <w:r>
+        <w:rPr>
+          <w:b/>
+        </w:rPr>
+        <w:t>output</w:t>
+      </w:r>
+      <w:r>
+        <w:rPr>
+          <w:b w:val="0"/>
+        </w:rPr>
+        <w:t xml:space="preserve">. Predict the changed second </w:t>
+      </w:r>
+      <w:r>
+        <w:rPr>
+          <w:b/>
+        </w:rPr>
+        <w:t>input</w:t>
+      </w:r>
+      <w:r>
+        <w:rPr>
+          <w:b w:val="0"/>
+        </w:rPr>
+        <w:t xml:space="preserve"> and explain why 0.2 cannot be called 20% accuracy.</w:t>
+      </w:r>
+    </w:p>
+    <w:p>
+      <w:pPr>
+        <w:pStyle w:val="Heading3"/>
+      </w:pPr>
+      <w:r>
+        <w:t>Keep the stated limit</w:t>
+      </w:r>
+    </w:p>
+    <w:p>
+      <w:pPr>
+        <w:spacing w:line="336" w:lineRule="auto" w:after="180"/>
+        <w:shd w:fill="FFF5E6"/>
+      </w:pPr>
+      <w:r>
+        <w:rPr>
+          <w:b w:val="0"/>
+        </w:rPr>
+        <w:t xml:space="preserve">Change one thing: Change the second </w:t>
+      </w:r>
+      <w:r>
+        <w:rPr>
+          <w:b/>
+        </w:rPr>
+        <w:t>input</w:t>
+      </w:r>
+      <w:r>
+        <w:rPr>
+          <w:b w:val="0"/>
+        </w:rPr>
+        <w:t xml:space="preserve"> from 1 to 2. Predict the result before checking the explanation. What remains the same?</w:t>
       </w:r>
     </w:p>
     <w:p>
@@ -1081,7 +1662,7 @@
     </w:p>
     <w:p>
       <w:r>
-        <w:t>Supported case: another experiment reports baseline MSE 8 and candidate MSE 2 on four untouched final rows after freezing the candidate. The reduction is 6 MSE units, or 75% of the baseline MSE. That percentage is a relative reduction in MSE, not 75% classification accuracy. It cannot establish deployment performance.</w:t>
+        <w:t>Find the unsupported step in the Neural network experiment defense claim and explain a repair using the supplied evidence.</w:t>
       </w:r>
     </w:p>
     <w:p>
@@ -1089,6 +1670,38 @@
         <w:pStyle w:val="Heading3"/>
       </w:pPr>
       <w:r>
+        <w:t>Check the claim against the facts</w:t>
+      </w:r>
+    </w:p>
+    <w:p>
+      <w:pPr>
+        <w:spacing w:line="336" w:lineRule="auto" w:after="180"/>
+        <w:shd w:fill="FFF5E6"/>
+      </w:pPr>
+      <w:r>
+        <w:rPr>
+          <w:b w:val="0"/>
+        </w:rPr>
+        <w:t>Supported case: another experiment reports baseline MSE 8 and candidate MSE 2 on four untouched final rows after freezing the candidate. The reduction is 6 MSE units, or 75% of the baseline MSE.</w:t>
+      </w:r>
+    </w:p>
+    <w:p>
+      <w:pPr>
+        <w:spacing w:line="336" w:lineRule="auto" w:after="180"/>
+        <w:shd w:fill="FFF5E6"/>
+      </w:pPr>
+      <w:r>
+        <w:rPr>
+          <w:b w:val="0"/>
+        </w:rPr>
+        <w:t>That percentage is a relative reduction in MSE, not 75% classification accuracy. It cannot establish deployment performance.</w:t>
+      </w:r>
+    </w:p>
+    <w:p>
+      <w:pPr>
+        <w:pStyle w:val="Heading3"/>
+      </w:pPr>
+      <w:r>
         <w:t>Guided: calculate the absolute and relative MSE reduction, then write a sentence preserving the metric and four-row scope.</w:t>
       </w:r>
     </w:p>
@@ -1126,8 +1739,27 @@
       </w:r>
     </w:p>
     <w:p>
-      <w:r>
-        <w:t>A presenter claims the experiment proves neural networks beat fitted lines and use less energy. What evidence is missing?</w:t>
+      <w:pPr>
+        <w:spacing w:line="336" w:lineRule="auto" w:after="180"/>
+        <w:shd w:fill="F5F1FB"/>
+      </w:pPr>
+      <w:r>
+        <w:rPr>
+          <w:b w:val="0"/>
+        </w:rPr>
+        <w:t xml:space="preserve">A presenter claims the experiment proves neural networks beat fitted lines and use less energy. What </w:t>
+      </w:r>
+      <w:r>
+        <w:rPr>
+          <w:b/>
+        </w:rPr>
+        <w:t>evidence</w:t>
+      </w:r>
+      <w:r>
+        <w:rPr>
+          <w:b w:val="0"/>
+        </w:rPr>
+        <w:t xml:space="preserve"> is missing?</w:t>
       </w:r>
     </w:p>
     <w:p>
@@ -1178,6 +1810,17 @@
     </w:p>
     <w:p>
       <w:r>
+        <w:t>Practise Neural network experiment defense with support, then explain the deciding step in your own words.</w:t>
+      </w:r>
+    </w:p>
+    <w:p>
+      <w:pPr>
+        <w:spacing w:line="336" w:lineRule="auto" w:after="180"/>
+      </w:pPr>
+      <w:r>
+        <w:rPr>
+          <w:b w:val="0"/>
+        </w:rPr>
         <w:t>Name eight items needed to check the capstone from question through final result.</w:t>
       </w:r>
     </w:p>
@@ -1251,8 +1894,38 @@
       </w:r>
     </w:p>
     <w:p>
-      <w:r>
-        <w:t>Use workbook W2 for the connected example “Neural network experiment defense”. First fill the input and rule boxes. Try the middle steps before asking for a hint. After a hint, try the next step yourself.</w:t>
+      <w:pPr>
+        <w:spacing w:line="336" w:lineRule="auto" w:after="180"/>
+      </w:pPr>
+      <w:r>
+        <w:rPr>
+          <w:b w:val="0"/>
+        </w:rPr>
+        <w:t xml:space="preserve">Use workbook W2 for the connected example “Neural network experiment </w:t>
+      </w:r>
+      <w:r>
+        <w:rPr>
+          <w:b/>
+        </w:rPr>
+        <w:t>defense</w:t>
+      </w:r>
+      <w:r>
+        <w:rPr>
+          <w:b w:val="0"/>
+        </w:rPr>
+        <w:t xml:space="preserve">”. First fill the </w:t>
+      </w:r>
+      <w:r>
+        <w:rPr>
+          <w:b/>
+        </w:rPr>
+        <w:t>input</w:t>
+      </w:r>
+      <w:r>
+        <w:rPr>
+          <w:b w:val="0"/>
+        </w:rPr>
+        <w:t xml:space="preserve"> and rule boxes. Try the middle steps before asking for a hint. After a hint, try the next step yourself.</w:t>
       </w:r>
     </w:p>
     <w:tbl>
@@ -1335,7 +2008,13 @@
       </w:tr>
     </w:tbl>
     <w:p>
-      <w:r>
+      <w:pPr>
+        <w:spacing w:line="336" w:lineRule="auto" w:after="180"/>
+      </w:pPr>
+      <w:r>
+        <w:rPr>
+          <w:b w:val="0"/>
+        </w:rPr>
         <w:t>Explain your trace to a partner. Your partner points to one step to check. Swap roles on the next case. Each person writes their own explanation.</w:t>
       </w:r>
     </w:p>
@@ -1348,12 +2027,47 @@
       </w:r>
     </w:p>
     <w:p>
-      <w:r>
-        <w:t>Use the worked case for Neural network experiment defense. Proposed explanation: “A polished demonstration is an evaluation”. Decide whether this explanation is supported. Point to the step or supplied fact that decides; explain your repair if needed.</w:t>
-      </w:r>
-    </w:p>
-    <w:p>
-      <w:r>
+      <w:pPr>
+        <w:spacing w:line="336" w:lineRule="auto" w:after="180"/>
+      </w:pPr>
+      <w:r>
+        <w:rPr>
+          <w:b w:val="0"/>
+        </w:rPr>
+        <w:t xml:space="preserve">Use the worked case for Neural network experiment </w:t>
+      </w:r>
+      <w:r>
+        <w:rPr>
+          <w:b/>
+        </w:rPr>
+        <w:t>defense</w:t>
+      </w:r>
+      <w:r>
+        <w:rPr>
+          <w:b w:val="0"/>
+        </w:rPr>
+        <w:t>. Proposed explanation: “A polished demonstration is an evaluation”. Decide whether this explanation is supported.</w:t>
+      </w:r>
+    </w:p>
+    <w:p>
+      <w:pPr>
+        <w:spacing w:line="336" w:lineRule="auto" w:after="180"/>
+      </w:pPr>
+      <w:r>
+        <w:rPr>
+          <w:b w:val="0"/>
+        </w:rPr>
+        <w:t>Point to the step or supplied fact that decides; explain your repair if needed.</w:t>
+      </w:r>
+    </w:p>
+    <w:p>
+      <w:pPr>
+        <w:spacing w:line="336" w:lineRule="auto" w:after="180"/>
+      </w:pPr>
+      <w:r>
+        <w:rPr>
+          <w:b w:val="0"/>
+        </w:rPr>
         <w:t>Answer on your own before discussion. If you are unsure, say which step you need help with.</w:t>
       </w:r>
     </w:p>
@@ -1366,8 +2080,38 @@
       </w:r>
     </w:p>
     <w:p>
-      <w:r>
-        <w:t>Calculate both weighted terms, z and ReLU output. Predict the changed second input and explain why 0.2 cannot be called 20% accuracy.</w:t>
+      <w:pPr>
+        <w:spacing w:line="336" w:lineRule="auto" w:after="180"/>
+      </w:pPr>
+      <w:r>
+        <w:rPr>
+          <w:b w:val="0"/>
+        </w:rPr>
+        <w:t xml:space="preserve">Calculate both weighted terms, z and ReLU </w:t>
+      </w:r>
+      <w:r>
+        <w:rPr>
+          <w:b/>
+        </w:rPr>
+        <w:t>output</w:t>
+      </w:r>
+      <w:r>
+        <w:rPr>
+          <w:b w:val="0"/>
+        </w:rPr>
+        <w:t xml:space="preserve">. Predict the changed second </w:t>
+      </w:r>
+      <w:r>
+        <w:rPr>
+          <w:b/>
+        </w:rPr>
+        <w:t>input</w:t>
+      </w:r>
+      <w:r>
+        <w:rPr>
+          <w:b w:val="0"/>
+        </w:rPr>
+        <w:t xml:space="preserve"> and explain why 0.2 cannot be called 20% accuracy.</w:t>
       </w:r>
     </w:p>
     <w:p>
@@ -1399,7 +2143,13 @@
       </w:r>
     </w:p>
     <w:p>
-      <w:r>
+      <w:pPr>
+        <w:spacing w:line="336" w:lineRule="auto" w:after="180"/>
+      </w:pPr>
+      <w:r>
+        <w:rPr>
+          <w:b w:val="0"/>
+        </w:rPr>
         <w:t>This is supported practice. Keep the separately named independent case for an attempt before feedback.</w:t>
       </w:r>
     </w:p>
@@ -1412,6 +2162,11 @@
       </w:r>
     </w:p>
     <w:p>
+      <w:r>
+        <w:t>Investigate Neural network experiment defense. Record the prediction, actual observation or labelled paper trace, explanation and next test separately.</w:t>
+      </w:r>
+    </w:p>
+    <w:p>
       <w:pPr>
         <w:pStyle w:val="Heading3"/>
       </w:pPr>
@@ -1420,7 +2175,13 @@
       </w:r>
     </w:p>
     <w:p>
-      <w:r>
+      <w:pPr>
+        <w:spacing w:line="336" w:lineRule="auto" w:after="180"/>
+      </w:pPr>
+      <w:r>
+        <w:rPr>
+          <w:b w:val="0"/>
+        </w:rPr>
         <w:t>State the validation selection and frozen final comparison using their correct metrics and scopes.</w:t>
       </w:r>
     </w:p>
@@ -1561,7 +2322,13 @@
       </w:tr>
     </w:tbl>
     <w:p>
-      <w:r>
+      <w:pPr>
+        <w:spacing w:line="336" w:lineRule="auto" w:after="180"/>
+      </w:pPr>
+      <w:r>
+        <w:rPr>
+          <w:b w:val="0"/>
+        </w:rPr>
         <w:t>On paper, trace the supplied procedure. If code is provided, predict before running it in a local practice file. Never write an expected answer as though it were an observed run.</w:t>
       </w:r>
     </w:p>
@@ -1574,7 +2341,13 @@
       </w:r>
     </w:p>
     <w:p>
-      <w:r>
+      <w:pPr>
+        <w:spacing w:line="336" w:lineRule="auto" w:after="180"/>
+      </w:pPr>
+      <w:r>
+        <w:rPr>
+          <w:b w:val="0"/>
+        </w:rPr>
         <w:t>Before trying: what do I expect, and why? While trying: which step could first go wrong? Afterwards: what did I actually observe, and what should change? Keep “not run” if you only traced the procedure.</w:t>
       </w:r>
     </w:p>
@@ -1587,6 +2360,11 @@
       </w:r>
     </w:p>
     <w:p>
+      <w:r>
+        <w:t>Move from recall to tracing, diagnosis and transfer in Neural network experiment defense. Explain why each step is justified.</w:t>
+      </w:r>
+    </w:p>
+    <w:p>
       <w:pPr>
         <w:pStyle w:val="Heading3"/>
       </w:pPr>
@@ -1595,18 +2373,61 @@
       </w:r>
     </w:p>
     <w:p>
-      <w:r>
+      <w:pPr>
+        <w:spacing w:line="336" w:lineRule="auto" w:after="180"/>
+      </w:pPr>
+      <w:r>
+        <w:rPr>
+          <w:b w:val="0"/>
+        </w:rPr>
         <w:t>Name eight items needed to check the capstone from question through final result.</w:t>
       </w:r>
     </w:p>
     <w:p>
-      <w:r>
-        <w:t>A presenter claims the experiment proves neural networks beat fitted lines and use less energy. What evidence is missing?</w:t>
-      </w:r>
-    </w:p>
-    <w:p>
-      <w:r>
-        <w:t>Propose a fair next comparison with a fitted signed line. State how to preserve previous evidence and reserve new evaluation.</w:t>
+      <w:pPr>
+        <w:spacing w:line="336" w:lineRule="auto" w:after="180"/>
+        <w:shd w:fill="F5F1FB"/>
+      </w:pPr>
+      <w:r>
+        <w:rPr>
+          <w:b w:val="0"/>
+        </w:rPr>
+        <w:t xml:space="preserve">A presenter claims the experiment proves neural networks beat fitted lines and use less energy. What </w:t>
+      </w:r>
+      <w:r>
+        <w:rPr>
+          <w:b/>
+        </w:rPr>
+        <w:t>evidence</w:t>
+      </w:r>
+      <w:r>
+        <w:rPr>
+          <w:b w:val="0"/>
+        </w:rPr>
+        <w:t xml:space="preserve"> is missing?</w:t>
+      </w:r>
+    </w:p>
+    <w:p>
+      <w:pPr>
+        <w:spacing w:line="336" w:lineRule="auto" w:after="180"/>
+      </w:pPr>
+      <w:r>
+        <w:rPr>
+          <w:b w:val="0"/>
+        </w:rPr>
+        <w:t xml:space="preserve">Propose a fair next comparison with a fitted signed line. State how to preserve previous </w:t>
+      </w:r>
+      <w:r>
+        <w:rPr>
+          <w:b/>
+        </w:rPr>
+        <w:t>evidence</w:t>
+      </w:r>
+      <w:r>
+        <w:rPr>
+          <w:b w:val="0"/>
+        </w:rPr>
+        <w:t xml:space="preserve"> and reserve new evaluation.</w:t>
       </w:r>
     </w:p>
     <w:p>
@@ -1652,7 +2473,87 @@
     </w:p>
     <w:p>
       <w:r>
-        <w:t>For Image-pattern Network Investigation, use this week’s independent task as a rehearsal for the final evidence pack: A separate experiment compares candidates C1 and C2 on two validation rows: MSE 1.5 and 1.0. The written rule selects lower MSE. After freezing C2, four fresh final rows give baseline squared errors 4,9,1,2 and C2 squared errors 1,1,2,0. Compute final MSE and relative reduction. Two condition-B rows are the last two rows; compare baseline and candidate MSE there. State what this record supports and what is unmeasured. Keep actual observations separate from expected results, preserve failures, compare a baseline and explain the limits.</w:t>
+        <w:t>Apply this week’s idea to Image-pattern Network Investigation. Keep an annotated decision and the evidence supporting it.</w:t>
+      </w:r>
+    </w:p>
+    <w:p>
+      <w:pPr>
+        <w:spacing w:line="336" w:lineRule="auto" w:after="180"/>
+      </w:pPr>
+      <w:r>
+        <w:rPr>
+          <w:b w:val="0"/>
+        </w:rPr>
+        <w:t xml:space="preserve">For Image-pattern Network Investigation, use this week’s independent task as a rehearsal for the final </w:t>
+      </w:r>
+      <w:r>
+        <w:rPr>
+          <w:b/>
+        </w:rPr>
+        <w:t>evidence</w:t>
+      </w:r>
+      <w:r>
+        <w:rPr>
+          <w:b w:val="0"/>
+        </w:rPr>
+        <w:t xml:space="preserve"> pack: A separate experiment compares candidates C1 and C2 on two validation rows: MSE 1.5 and 1.0.</w:t>
+      </w:r>
+    </w:p>
+    <w:p>
+      <w:pPr>
+        <w:spacing w:line="336" w:lineRule="auto" w:after="180"/>
+      </w:pPr>
+      <w:r>
+        <w:rPr>
+          <w:b w:val="0"/>
+        </w:rPr>
+        <w:t xml:space="preserve">The </w:t>
+      </w:r>
+      <w:r>
+        <w:rPr>
+          <w:b/>
+        </w:rPr>
+        <w:t>written rule</w:t>
+      </w:r>
+      <w:r>
+        <w:rPr>
+          <w:b w:val="0"/>
+        </w:rPr>
+        <w:t xml:space="preserve"> selects lower MSE. After freezing C2, four fresh final rows give baseline squared errors 4,9,1,2 and C2 squared errors 1,1,2,0. Compute final MSE and relative reduction.</w:t>
+      </w:r>
+    </w:p>
+    <w:p>
+      <w:pPr>
+        <w:spacing w:line="336" w:lineRule="auto" w:after="180"/>
+      </w:pPr>
+      <w:r>
+        <w:rPr>
+          <w:b w:val="0"/>
+        </w:rPr>
+        <w:t>Two condition-B rows are the last two rows; compare baseline and candidate MSE there. State what this record supports and what is unmeasured.</w:t>
+      </w:r>
+    </w:p>
+    <w:p>
+      <w:pPr>
+        <w:spacing w:line="336" w:lineRule="auto" w:after="180"/>
+      </w:pPr>
+      <w:r>
+        <w:rPr>
+          <w:b w:val="0"/>
+        </w:rPr>
+        <w:t xml:space="preserve">Keep actual </w:t>
+      </w:r>
+      <w:r>
+        <w:rPr>
+          <w:b/>
+        </w:rPr>
+        <w:t>observation</w:t>
+      </w:r>
+      <w:r>
+        <w:rPr>
+          <w:b w:val="0"/>
+        </w:rPr>
+        <w:t>s separate from expected results, preserve failures, compare a baseline and explain the limits.</w:t>
       </w:r>
     </w:p>
     <w:tbl>
@@ -1780,7 +2681,13 @@
       </w:r>
     </w:p>
     <w:p>
-      <w:r>
+      <w:pPr>
+        <w:spacing w:line="336" w:lineRule="auto" w:after="180"/>
+      </w:pPr>
+      <w:r>
+        <w:rPr>
+          <w:b w:val="0"/>
+        </w:rPr>
         <w:t>For the Image-pattern Network Investigation, save the labelled trace and the changed-case explanation beside the experiment record. State exactly what this example supports before linking it to the wider capstone claim.</w:t>
       </w:r>
     </w:p>
@@ -1794,7 +2701,64 @@
     </w:p>
     <w:p>
       <w:r>
-        <w:t>Use a short presentation: question; method and controls; selection; final result; failures; revision; next question. State the small constructed sample, absent real-world coverage, limited baseline and unmeasured resource use. A useful next question is whether a signed-output procedure improves on a fitted-line baseline under newly reserved evaluation conditions. Passing this capstone means explaining the evidence correctly, including an unsuccessful or limited result.</w:t>
+        <w:t>Use a genuinely new case for independent evidence. Previously discussed examples remain practice; use the separately named independent case before feedback.</w:t>
+      </w:r>
+    </w:p>
+    <w:p>
+      <w:pPr>
+        <w:spacing w:line="336" w:lineRule="auto" w:after="180"/>
+      </w:pPr>
+      <w:r>
+        <w:rPr>
+          <w:b w:val="0"/>
+        </w:rPr>
+        <w:t>Use a short presentation: question; method and controls; selection; final result; failures; revision; next question. State the small constructed sample, absent real-world coverage, limited baseline and unmeasured resource use.</w:t>
+      </w:r>
+    </w:p>
+    <w:p>
+      <w:pPr>
+        <w:spacing w:line="336" w:lineRule="auto" w:after="180"/>
+      </w:pPr>
+      <w:r>
+        <w:rPr>
+          <w:b w:val="0"/>
+        </w:rPr>
+        <w:t>A useful next question is whether a signed-</w:t>
+      </w:r>
+      <w:r>
+        <w:rPr>
+          <w:b/>
+        </w:rPr>
+        <w:t>output</w:t>
+      </w:r>
+      <w:r>
+        <w:rPr>
+          <w:b w:val="0"/>
+        </w:rPr>
+        <w:t xml:space="preserve"> procedure improves on a fitted-line baseline under newly reserved evaluation conditions.</w:t>
+      </w:r>
+    </w:p>
+    <w:p>
+      <w:pPr>
+        <w:spacing w:line="336" w:lineRule="auto" w:after="180"/>
+      </w:pPr>
+      <w:r>
+        <w:rPr>
+          <w:b w:val="0"/>
+        </w:rPr>
+        <w:t xml:space="preserve">Passing this capstone means explaining the </w:t>
+      </w:r>
+      <w:r>
+        <w:rPr>
+          <w:b/>
+        </w:rPr>
+        <w:t>evidence</w:t>
+      </w:r>
+      <w:r>
+        <w:rPr>
+          <w:b w:val="0"/>
+        </w:rPr>
+        <w:t xml:space="preserve"> correctly, including an unsuccessful or limited result.</w:t>
       </w:r>
     </w:p>
     <w:p>
@@ -1831,8 +2795,26 @@
       </w:r>
     </w:p>
     <w:p>
-      <w:r>
-        <w:t>Propose a fair next comparison with a fitted signed line. State how to preserve previous evidence and reserve new evaluation.</w:t>
+      <w:pPr>
+        <w:spacing w:line="336" w:lineRule="auto" w:after="180"/>
+      </w:pPr>
+      <w:r>
+        <w:rPr>
+          <w:b w:val="0"/>
+        </w:rPr>
+        <w:t xml:space="preserve">Propose a fair next comparison with a fitted signed line. State how to preserve previous </w:t>
+      </w:r>
+      <w:r>
+        <w:rPr>
+          <w:b/>
+        </w:rPr>
+        <w:t>evidence</w:t>
+      </w:r>
+      <w:r>
+        <w:rPr>
+          <w:b w:val="0"/>
+        </w:rPr>
+        <w:t xml:space="preserve"> and reserve new evaluation.</w:t>
       </w:r>
     </w:p>
     <w:p>
@@ -1869,6 +2851,11 @@
       </w:pPr>
       <w:r>
         <w:t>13. Study a complete case</w:t>
+      </w:r>
+    </w:p>
+    <w:p>
+      <w:r>
+        <w:t>Revisit the complete Neural network experiment defense case for supported practice. Repeated examples do not become fresh assessments.</w:t>
       </w:r>
     </w:p>
     <w:p>
@@ -2036,8 +3023,26 @@
       </w:r>
     </w:p>
     <w:p>
-      <w:r>
-        <w:t>Follow the input through the stated procedure to its result. Cover the result first, predict it, then explain every intermediate step. The text/table accompanies the figure so the example can be read without colour.</w:t>
+      <w:pPr>
+        <w:spacing w:line="336" w:lineRule="auto" w:after="180"/>
+      </w:pPr>
+      <w:r>
+        <w:rPr>
+          <w:b w:val="0"/>
+        </w:rPr>
+        <w:t xml:space="preserve">Follow the </w:t>
+      </w:r>
+      <w:r>
+        <w:rPr>
+          <w:b/>
+        </w:rPr>
+        <w:t>input</w:t>
+      </w:r>
+      <w:r>
+        <w:rPr>
+          <w:b w:val="0"/>
+        </w:rPr>
+        <w:t xml:space="preserve"> through the stated procedure to its result. Cover the result first, predict it, then explain every intermediate step. The text/table accompanies the figure so the example can be read without colour.</w:t>
       </w:r>
     </w:p>
     <w:p>
@@ -2087,6 +3092,11 @@
       </w:r>
     </w:p>
     <w:p>
+      <w:r>
+        <w:t>Attempt the reserved new case before feedback. Record support; the earlier examples below remain additional practice.</w:t>
+      </w:r>
+    </w:p>
+    <w:p>
       <w:pPr>
         <w:pStyle w:val="Heading3"/>
       </w:pPr>
@@ -2095,8 +3105,48 @@
       </w:r>
     </w:p>
     <w:p>
-      <w:r>
-        <w:t>A separate experiment compares candidates C1 and C2 on two validation rows: MSE 1.5 and 1.0. The written rule selects lower MSE. After freezing C2, four fresh final rows give baseline squared errors 4,9,1,2 and C2 squared errors 1,1,2,0. Compute final MSE and relative reduction. Two condition-B rows are the last two rows; compare baseline and candidate MSE there. State what this record supports and what is unmeasured.</w:t>
+      <w:pPr>
+        <w:spacing w:line="336" w:lineRule="auto" w:after="180"/>
+      </w:pPr>
+      <w:r>
+        <w:rPr>
+          <w:b w:val="0"/>
+        </w:rPr>
+        <w:t xml:space="preserve">A separate experiment compares candidates C1 and C2 on two validation rows: MSE 1.5 and 1.0. The </w:t>
+      </w:r>
+      <w:r>
+        <w:rPr>
+          <w:b/>
+        </w:rPr>
+        <w:t>written rule</w:t>
+      </w:r>
+      <w:r>
+        <w:rPr>
+          <w:b w:val="0"/>
+        </w:rPr>
+        <w:t xml:space="preserve"> selects lower MSE.</w:t>
+      </w:r>
+    </w:p>
+    <w:p>
+      <w:pPr>
+        <w:spacing w:line="336" w:lineRule="auto" w:after="180"/>
+      </w:pPr>
+      <w:r>
+        <w:rPr>
+          <w:b w:val="0"/>
+        </w:rPr>
+        <w:t>After freezing C2, four fresh final rows give baseline squared errors 4,9,1,2 and C2 squared errors 1,1,2,0. Compute final MSE and relative reduction.</w:t>
+      </w:r>
+    </w:p>
+    <w:p>
+      <w:pPr>
+        <w:spacing w:line="336" w:lineRule="auto" w:after="180"/>
+      </w:pPr>
+      <w:r>
+        <w:rPr>
+          <w:b w:val="0"/>
+        </w:rPr>
+        <w:t>Two condition-B rows are the last two rows; compare baseline and candidate MSE there. State what this record supports and what is unmeasured.</w:t>
       </w:r>
     </w:p>
     <w:p>
@@ -2143,7 +3193,13 @@
       </w:r>
     </w:p>
     <w:p>
-      <w:r>
+      <w:pPr>
+        <w:spacing w:line="336" w:lineRule="auto" w:after="180"/>
+      </w:pPr>
+      <w:r>
+        <w:rPr>
+          <w:b w:val="0"/>
+        </w:rPr>
         <w:t>Attempt this case before feedback. Record any help. Earlier examples below are further practice; a case already practised with feedback cannot establish fresh transfer.</w:t>
       </w:r>
     </w:p>
@@ -2156,8 +3212,48 @@
       </w:r>
     </w:p>
     <w:p>
-      <w:r>
-        <w:t>A separate experiment compares candidates C1 and C2 on two validation rows: MSE 1.5 and 1.0. The written rule selects lower MSE. After freezing C2, four fresh final rows give baseline squared errors 4,9,1,2 and C2 squared errors 1,1,2,0. Compute final MSE and relative reduction. Two condition-B rows are the last two rows; compare baseline and candidate MSE there. State what this record supports and what is unmeasured.</w:t>
+      <w:pPr>
+        <w:spacing w:line="336" w:lineRule="auto" w:after="180"/>
+      </w:pPr>
+      <w:r>
+        <w:rPr>
+          <w:b w:val="0"/>
+        </w:rPr>
+        <w:t xml:space="preserve">A separate experiment compares candidates C1 and C2 on two validation rows: MSE 1.5 and 1.0. The </w:t>
+      </w:r>
+      <w:r>
+        <w:rPr>
+          <w:b/>
+        </w:rPr>
+        <w:t>written rule</w:t>
+      </w:r>
+      <w:r>
+        <w:rPr>
+          <w:b w:val="0"/>
+        </w:rPr>
+        <w:t xml:space="preserve"> selects lower MSE.</w:t>
+      </w:r>
+    </w:p>
+    <w:p>
+      <w:pPr>
+        <w:spacing w:line="336" w:lineRule="auto" w:after="180"/>
+      </w:pPr>
+      <w:r>
+        <w:rPr>
+          <w:b w:val="0"/>
+        </w:rPr>
+        <w:t>After freezing C2, four fresh final rows give baseline squared errors 4,9,1,2 and C2 squared errors 1,1,2,0. Compute final MSE and relative reduction.</w:t>
+      </w:r>
+    </w:p>
+    <w:p>
+      <w:pPr>
+        <w:spacing w:line="336" w:lineRule="auto" w:after="180"/>
+      </w:pPr>
+      <w:r>
+        <w:rPr>
+          <w:b w:val="0"/>
+        </w:rPr>
+        <w:t>Two condition-B rows are the last two rows; compare baseline and candidate MSE there. State what this record supports and what is unmeasured.</w:t>
       </w:r>
     </w:p>
     <w:p>
@@ -2209,7 +3305,13 @@
       </w:r>
     </w:p>
     <w:p>
-      <w:r>
+      <w:pPr>
+        <w:spacing w:line="336" w:lineRule="auto" w:after="180"/>
+      </w:pPr>
+      <w:r>
+        <w:rPr>
+          <w:b w:val="0"/>
+        </w:rPr>
         <w:t>Record support used: none, hint or teacher explanation. After feedback, a different case is needed to demonstrate independence.</w:t>
       </w:r>
     </w:p>
@@ -2222,8 +3324,25 @@
       </w:r>
     </w:p>
     <w:p>
-      <w:r>
-        <w:t>Attempt the independent case before hints. Record whether you worked alone, used a hint or followed a model. After feedback, fix the first unsupported step and explain why it changed. A later check uses a changed case, not a copied answer.</w:t>
+      <w:pPr>
+        <w:spacing w:line="336" w:lineRule="auto" w:after="180"/>
+      </w:pPr>
+      <w:r>
+        <w:rPr>
+          <w:b w:val="0"/>
+        </w:rPr>
+        <w:t>Attempt the independent case before hints. Record whether you worked alone, used a hint or followed a model. After feedback, fix the first unsupported step and explain why it changed.</w:t>
+      </w:r>
+    </w:p>
+    <w:p>
+      <w:pPr>
+        <w:spacing w:line="336" w:lineRule="auto" w:after="180"/>
+      </w:pPr>
+      <w:r>
+        <w:rPr>
+          <w:b w:val="0"/>
+        </w:rPr>
+        <w:t>A later check uses a changed case, not a copied answer.</w:t>
       </w:r>
     </w:p>
     <w:p>
@@ -2236,6 +3355,17 @@
     </w:p>
     <w:p>
       <w:r>
+        <w:t>Use this map to navigate Neural network experiment defense, connect the goals to tasks and keep one evidence record for each attempt.</w:t>
+      </w:r>
+    </w:p>
+    <w:p>
+      <w:pPr>
+        <w:spacing w:line="336" w:lineRule="auto" w:after="180"/>
+      </w:pPr>
+      <w:r>
+        <w:rPr>
+          <w:b w:val="0"/>
+        </w:rPr>
         <w:t>Start with this question: Defend an individual network calculation. At the defence, a team shows a single toy neuron before describing the whole image-pattern experiment.</w:t>
       </w:r>
     </w:p>
@@ -2342,13 +3472,61 @@
       </w:tr>
     </w:tbl>
     <w:p>
-      <w:r>
-        <w:t>Remember → watch and explain → try with help → investigate → try independently → keep project evidence. Your teacher may spread this lesson across several classes.</w:t>
-      </w:r>
-    </w:p>
-    <w:p>
-      <w:r>
-        <w:t>Keep your first prediction. Compare it with what the evidence shows and explain any change.</w:t>
+      <w:pPr>
+        <w:spacing w:line="336" w:lineRule="auto" w:after="180"/>
+      </w:pPr>
+      <w:r>
+        <w:rPr>
+          <w:b w:val="0"/>
+        </w:rPr>
+        <w:t xml:space="preserve">Remember → watch and explain → try with help → investigate → try independently → keep project </w:t>
+      </w:r>
+      <w:r>
+        <w:rPr>
+          <w:b/>
+        </w:rPr>
+        <w:t>evidence</w:t>
+      </w:r>
+      <w:r>
+        <w:rPr>
+          <w:b w:val="0"/>
+        </w:rPr>
+        <w:t>. Your teacher may spread this lesson across several classes.</w:t>
+      </w:r>
+    </w:p>
+    <w:p>
+      <w:pPr>
+        <w:spacing w:line="336" w:lineRule="auto" w:after="180"/>
+      </w:pPr>
+      <w:r>
+        <w:rPr>
+          <w:b w:val="0"/>
+        </w:rPr>
+        <w:t xml:space="preserve">Keep your first </w:t>
+      </w:r>
+      <w:r>
+        <w:rPr>
+          <w:b/>
+        </w:rPr>
+        <w:t>prediction</w:t>
+      </w:r>
+      <w:r>
+        <w:rPr>
+          <w:b w:val="0"/>
+        </w:rPr>
+        <w:t xml:space="preserve">. Compare it with what the </w:t>
+      </w:r>
+      <w:r>
+        <w:rPr>
+          <w:b/>
+        </w:rPr>
+        <w:t>evidence</w:t>
+      </w:r>
+      <w:r>
+        <w:rPr>
+          <w:b w:val="0"/>
+        </w:rPr>
+        <w:t xml:space="preserve"> shows and explain any change.</w:t>
       </w:r>
     </w:p>
     <w:p>
@@ -2361,7 +3539,24 @@
     </w:p>
     <w:p>
       <w:r>
-        <w:t>Close your notes. Explain this goal in your own words: Defend a network experiment using traceable evidence</w:t>
+        <w:t>Explain Neural network experiment defense without notes, identify a remaining question and plan a later check with a changed case.</w:t>
+      </w:r>
+    </w:p>
+    <w:p>
+      <w:pPr>
+        <w:spacing w:line="336" w:lineRule="auto" w:after="180"/>
+      </w:pPr>
+      <w:r>
+        <w:rPr>
+          <w:b w:val="0"/>
+        </w:rPr>
+        <w:t xml:space="preserve">Close your notes. Explain this goal in your own words: Defend a network experiment using traceable </w:t>
+      </w:r>
+      <w:r>
+        <w:rPr>
+          <w:b/>
+        </w:rPr>
+        <w:t>evidence</w:t>
       </w:r>
     </w:p>
     <w:p>
@@ -2398,13 +3593,61 @@
       </w:r>
     </w:p>
     <w:p>
-      <w:r>
-        <w:t>If you are unsure, return to the worked picture and explain one arrow. If you are ready, change an input or assumption and justify your prediction.</w:t>
-      </w:r>
-    </w:p>
-    <w:p>
-      <w:r>
-        <w:t>Save your workbook evidence. At the next review, try a different case before opening your old answer.</w:t>
+      <w:pPr>
+        <w:spacing w:line="336" w:lineRule="auto" w:after="180"/>
+      </w:pPr>
+      <w:r>
+        <w:rPr>
+          <w:b w:val="0"/>
+        </w:rPr>
+        <w:t xml:space="preserve">If you are unsure, return to the worked picture and explain one arrow. If you are ready, change an </w:t>
+      </w:r>
+      <w:r>
+        <w:rPr>
+          <w:b/>
+        </w:rPr>
+        <w:t>input</w:t>
+      </w:r>
+      <w:r>
+        <w:rPr>
+          <w:b w:val="0"/>
+        </w:rPr>
+        <w:t xml:space="preserve"> or assumption and justify your </w:t>
+      </w:r>
+      <w:r>
+        <w:rPr>
+          <w:b/>
+        </w:rPr>
+        <w:t>prediction</w:t>
+      </w:r>
+      <w:r>
+        <w:rPr>
+          <w:b w:val="0"/>
+        </w:rPr>
+        <w:t>.</w:t>
+      </w:r>
+    </w:p>
+    <w:p>
+      <w:pPr>
+        <w:spacing w:line="336" w:lineRule="auto" w:after="180"/>
+      </w:pPr>
+      <w:r>
+        <w:rPr>
+          <w:b w:val="0"/>
+        </w:rPr>
+        <w:t xml:space="preserve">Save your workbook </w:t>
+      </w:r>
+      <w:r>
+        <w:rPr>
+          <w:b/>
+        </w:rPr>
+        <w:t>evidence</w:t>
+      </w:r>
+      <w:r>
+        <w:rPr>
+          <w:b w:val="0"/>
+        </w:rPr>
+        <w:t>. At the next review, try a different case before opening your old answer.</w:t>
       </w:r>
     </w:p>
     <w:p>
@@ -2417,11 +3660,28 @@
     </w:p>
     <w:p>
       <w:r>
+        <w:t>Attempt supported questions before using hints or feedback. Review a missing building block, then keep the completed work.</w:t>
+      </w:r>
+    </w:p>
+    <w:p>
+      <w:pPr>
+        <w:spacing w:line="336" w:lineRule="auto" w:after="180"/>
+      </w:pPr>
+      <w:r>
+        <w:rPr>
+          <w:b w:val="0"/>
+        </w:rPr>
         <w:t>Use this supported practice once, in the browser or on paper. Keep the reserved independent assessment for a separate first attempt before teacher feedback.</w:t>
       </w:r>
     </w:p>
     <w:p>
-      <w:r>
+      <w:pPr>
+        <w:spacing w:line="336" w:lineRule="auto" w:after="180"/>
+      </w:pPr>
+      <w:r>
+        <w:rPr>
+          <w:b w:val="0"/>
+        </w:rPr>
         <w:t>Defend an individual network calculation. At the defence, a team shows a single toy neuron before describing the whole image-pattern experiment.</w:t>
       </w:r>
     </w:p>
@@ -2434,23 +3694,62 @@
       </w:r>
     </w:p>
     <w:p>
-      <w:r>
+      <w:pPr>
+        <w:spacing w:line="336" w:lineRule="auto" w:after="180"/>
+      </w:pPr>
+      <w:r>
+        <w:rPr>
+          <w:b w:val="0"/>
+        </w:rPr>
         <w:t>Which labelled step matches this detail? max(0,0.2)=0.2; this activation is not a confidence percentage.</w:t>
       </w:r>
     </w:p>
     <w:p>
-      <w:r>
+      <w:pPr>
+        <w:spacing w:line="336" w:lineRule="auto" w:after="180"/>
+        <w:shd w:fill="F4F9FC"/>
+      </w:pPr>
+      <w:r>
+        <w:rPr>
+          <w:b w:val="0"/>
+        </w:rPr>
         <w:t>1. Add weighted terms</w:t>
       </w:r>
     </w:p>
     <w:p>
-      <w:r>
+      <w:pPr>
+        <w:spacing w:line="336" w:lineRule="auto" w:after="180"/>
+        <w:shd w:fill="F4F9FC"/>
+      </w:pPr>
+      <w:r>
+        <w:rPr>
+          <w:b w:val="0"/>
+        </w:rPr>
         <w:t>2. Apply ReLU</w:t>
       </w:r>
     </w:p>
     <w:p>
-      <w:r>
-        <w:t>3. Multiply inputs</w:t>
+      <w:pPr>
+        <w:spacing w:line="336" w:lineRule="auto" w:after="180"/>
+        <w:shd w:fill="F4F9FC"/>
+      </w:pPr>
+      <w:r>
+        <w:rPr>
+          <w:b w:val="0"/>
+        </w:rPr>
+        <w:t xml:space="preserve">3. Multiply </w:t>
+      </w:r>
+      <w:r>
+        <w:rPr>
+          <w:b/>
+        </w:rPr>
+        <w:t>input</w:t>
+      </w:r>
+      <w:r>
+        <w:rPr>
+          <w:b w:val="0"/>
+        </w:rPr>
+        <w:t>s</w:t>
       </w:r>
     </w:p>
     <w:p>
@@ -2487,40 +3786,154 @@
       </w:r>
     </w:p>
     <w:p>
-      <w:r>
+      <w:pPr>
+        <w:pStyle w:val="Heading3"/>
+      </w:pPr>
+      <w:r>
+        <w:t>Hint · try first</w:t>
+      </w:r>
+    </w:p>
+    <w:p>
+      <w:pPr>
+        <w:spacing w:line="336" w:lineRule="auto" w:after="180"/>
+        <w:shd w:fill="F1F6F8"/>
+      </w:pPr>
+      <w:r>
+        <w:rPr>
+          <w:b w:val="0"/>
+        </w:rPr>
         <w:t>Hint if needed: Read the steps in the pictorial case. Match the supplied detail to the stage that performs or records it.</w:t>
       </w:r>
     </w:p>
     <w:p>
-      <w:r>
-        <w:t>After your attempt, compare with the supported explanation: Apply ReLU max(0,0.2)=0.2; this activation is not a confidence percentage. A defence should distinguish a traceable network calculation from a claim about classification quality. The neuron transforms supplied numbers; held-out labelled cases are needed to assess the complete system.</w:t>
-      </w:r>
-    </w:p>
-    <w:p>
       <w:pPr>
         <w:pStyle w:val="Heading3"/>
       </w:pPr>
       <w:r>
+        <w:t>Feedback · compare after trying</w:t>
+      </w:r>
+    </w:p>
+    <w:p>
+      <w:pPr>
+        <w:spacing w:line="336" w:lineRule="auto" w:after="180"/>
+        <w:shd w:fill="F1F6FC"/>
+      </w:pPr>
+      <w:r>
+        <w:rPr>
+          <w:b w:val="0"/>
+        </w:rPr>
+        <w:t>After your attempt, compare with the supported explanation: Apply ReLU max(0,0.2)=0.2; this activation is not a confidence percentage.</w:t>
+      </w:r>
+    </w:p>
+    <w:p>
+      <w:pPr>
+        <w:spacing w:line="336" w:lineRule="auto" w:after="180"/>
+        <w:shd w:fill="F1F6FC"/>
+      </w:pPr>
+      <w:r>
+        <w:rPr>
+          <w:b w:val="0"/>
+        </w:rPr>
+        <w:t>A defence should distinguish a traceable network calculation from a claim about classification quality. The neuron transforms supplied numbers; held-out labelled cases are needed to assess the complete system.</w:t>
+      </w:r>
+    </w:p>
+    <w:p>
+      <w:pPr>
+        <w:pStyle w:val="Heading3"/>
+      </w:pPr>
+      <w:r>
         <w:t>Practice 2: explain the deciding evidence</w:t>
       </w:r>
     </w:p>
     <w:p>
-      <w:r>
-        <w:t>Changed-case practice: Change the second input from 1 to 2. Which conclusion is supported by the supplied facts?</w:t>
-      </w:r>
-    </w:p>
-    <w:p>
-      <w:r>
-        <w:t>1. We can decide the result without examining the changed input or the procedure.</w:t>
-      </w:r>
-    </w:p>
-    <w:p>
-      <w:r>
-        <w:t>2. This one example guarantees correct results for every future input.</w:t>
-      </w:r>
-    </w:p>
-    <w:p>
-      <w:r>
+      <w:pPr>
+        <w:pStyle w:val="Heading3"/>
+      </w:pPr>
+      <w:r>
+        <w:t>Changed case · predict first</w:t>
+      </w:r>
+    </w:p>
+    <w:p>
+      <w:pPr>
+        <w:spacing w:line="336" w:lineRule="auto" w:after="180"/>
+        <w:shd w:fill="F5F1FB"/>
+      </w:pPr>
+      <w:r>
+        <w:rPr>
+          <w:b w:val="0"/>
+        </w:rPr>
+        <w:t xml:space="preserve">Changed-case practice: Change the second </w:t>
+      </w:r>
+      <w:r>
+        <w:rPr>
+          <w:b/>
+        </w:rPr>
+        <w:t>input</w:t>
+      </w:r>
+      <w:r>
+        <w:rPr>
+          <w:b w:val="0"/>
+        </w:rPr>
+        <w:t xml:space="preserve"> from 1 to 2. Which conclusion is supported by the supplied facts?</w:t>
+      </w:r>
+    </w:p>
+    <w:p>
+      <w:pPr>
+        <w:spacing w:line="336" w:lineRule="auto" w:after="180"/>
+        <w:shd w:fill="F4F9FC"/>
+      </w:pPr>
+      <w:r>
+        <w:rPr>
+          <w:b w:val="0"/>
+        </w:rPr>
+        <w:t xml:space="preserve">1. We can decide the result without examining the changed </w:t>
+      </w:r>
+      <w:r>
+        <w:rPr>
+          <w:b/>
+        </w:rPr>
+        <w:t>input</w:t>
+      </w:r>
+      <w:r>
+        <w:rPr>
+          <w:b w:val="0"/>
+        </w:rPr>
+        <w:t xml:space="preserve"> or the procedure.</w:t>
+      </w:r>
+    </w:p>
+    <w:p>
+      <w:pPr>
+        <w:spacing w:line="336" w:lineRule="auto" w:after="180"/>
+        <w:shd w:fill="F4F9FC"/>
+      </w:pPr>
+      <w:r>
+        <w:rPr>
+          <w:b w:val="0"/>
+        </w:rPr>
+        <w:t xml:space="preserve">2. This one example guarantees correct results for every future </w:t>
+      </w:r>
+      <w:r>
+        <w:rPr>
+          <w:b/>
+        </w:rPr>
+        <w:t>input</w:t>
+      </w:r>
+      <w:r>
+        <w:rPr>
+          <w:b w:val="0"/>
+        </w:rPr>
+        <w:t>.</w:t>
+      </w:r>
+    </w:p>
+    <w:p>
+      <w:pPr>
+        <w:spacing w:line="336" w:lineRule="auto" w:after="180"/>
+        <w:shd w:fill="F4F9FC"/>
+      </w:pPr>
+      <w:r>
+        <w:rPr>
+          <w:b w:val="0"/>
+        </w:rPr>
         <w:t>3. z becomes 1-2+0.2=-0.8 and ReLU returns 0.</w:t>
       </w:r>
     </w:p>
@@ -2558,12 +3971,42 @@
       </w:r>
     </w:p>
     <w:p>
-      <w:r>
+      <w:pPr>
+        <w:pStyle w:val="Heading3"/>
+      </w:pPr>
+      <w:r>
+        <w:t>Hint · try first</w:t>
+      </w:r>
+    </w:p>
+    <w:p>
+      <w:pPr>
+        <w:spacing w:line="336" w:lineRule="auto" w:after="180"/>
+        <w:shd w:fill="F1F6F8"/>
+      </w:pPr>
+      <w:r>
+        <w:rPr>
+          <w:b w:val="0"/>
+        </w:rPr>
         <w:t>Hint if needed: Use the changed condition and the deciding step in the pictorial trace. The answer must say what follows from those facts.</w:t>
       </w:r>
     </w:p>
     <w:p>
-      <w:r>
+      <w:pPr>
+        <w:pStyle w:val="Heading3"/>
+      </w:pPr>
+      <w:r>
+        <w:t>Feedback · compare after trying</w:t>
+      </w:r>
+    </w:p>
+    <w:p>
+      <w:pPr>
+        <w:spacing w:line="336" w:lineRule="auto" w:after="180"/>
+        <w:shd w:fill="F1F6FC"/>
+      </w:pPr>
+      <w:r>
+        <w:rPr>
+          <w:b w:val="0"/>
+        </w:rPr>
         <w:t>After your attempt, compare with the supported explanation: z becomes 1-2+0.2=-0.8 and ReLU returns 0. The negative weighted term grows; ReLU clips a negative pre-activation to zero.</w:t>
       </w:r>
     </w:p>
@@ -2576,18 +4019,129 @@
       </w:r>
     </w:p>
     <w:p>
-      <w:r>
-        <w:t>Review Capstone limitations and revision (ai-5/35). Goal: Evaluate a frozen candidate and baseline on final rows. Short practice: Calculate the slice rates and explain the claim revision. If the team trains on the shifted evaluation patterns, what kind of evidence does their rerun provide?. Return to this week and explain what you changed.</w:t>
-      </w:r>
-    </w:p>
-    <w:p>
-      <w:r>
-        <w:t>Review Capstone hypothesis and baseline (ai-5/33). Goal: Write a testable capstone hypothesis and a credible baseline. Short practice: Name the intended change, the baseline and the measured outcome. Why must both versions avoid training on the eight reserved labels?. Return to this week and explain what you changed.</w:t>
-      </w:r>
-    </w:p>
-    <w:p>
-      <w:r>
-        <w:t>Review Dataset shift in neural models (ai-5/30). Goal: Explain how a changed input mix can change overall accuracy. Short practice: Did the supplied model’s dim-light accuracy deteriorate? Point to the relevant step in the picture, then write the changed result and the rule or evidence that supports it.. Return to this week and explain what you changed.</w:t>
+      <w:pPr>
+        <w:spacing w:line="336" w:lineRule="auto" w:after="180"/>
+      </w:pPr>
+      <w:r>
+        <w:rPr>
+          <w:b w:val="0"/>
+        </w:rPr>
+        <w:t xml:space="preserve">Review Capstone </w:t>
+      </w:r>
+      <w:r>
+        <w:rPr>
+          <w:b/>
+        </w:rPr>
+        <w:t>limitation</w:t>
+      </w:r>
+      <w:r>
+        <w:rPr>
+          <w:b w:val="0"/>
+        </w:rPr>
+        <w:t>s and revision (ai-5/35). Goal: Evaluate a frozen candidate and baseline on final rows. Short practice: Calculate the slice rates and explain the claim revision.</w:t>
+      </w:r>
+    </w:p>
+    <w:p>
+      <w:pPr>
+        <w:spacing w:line="336" w:lineRule="auto" w:after="180"/>
+      </w:pPr>
+      <w:r>
+        <w:rPr>
+          <w:b w:val="0"/>
+        </w:rPr>
+        <w:t xml:space="preserve">If the team trains on the shifted evaluation patterns, what kind of </w:t>
+      </w:r>
+      <w:r>
+        <w:rPr>
+          <w:b/>
+        </w:rPr>
+        <w:t>evidence</w:t>
+      </w:r>
+      <w:r>
+        <w:rPr>
+          <w:b w:val="0"/>
+        </w:rPr>
+        <w:t xml:space="preserve"> does their rerun provide?. Return to this week and explain what you changed.</w:t>
+      </w:r>
+    </w:p>
+    <w:p>
+      <w:pPr>
+        <w:spacing w:line="336" w:lineRule="auto" w:after="180"/>
+      </w:pPr>
+      <w:r>
+        <w:rPr>
+          <w:b w:val="0"/>
+        </w:rPr>
+        <w:t>Review Capstone hypothesis and baseline (ai-5/33). Goal: Write a testable capstone hypothesis and a credible baseline. Short practice: Name the intended change, the baseline and the measured outcome.</w:t>
+      </w:r>
+    </w:p>
+    <w:p>
+      <w:pPr>
+        <w:spacing w:line="336" w:lineRule="auto" w:after="180"/>
+      </w:pPr>
+      <w:r>
+        <w:rPr>
+          <w:b w:val="0"/>
+        </w:rPr>
+        <w:t xml:space="preserve">Why must both versions avoid </w:t>
+      </w:r>
+      <w:r>
+        <w:rPr>
+          <w:b/>
+        </w:rPr>
+        <w:t>training</w:t>
+      </w:r>
+      <w:r>
+        <w:rPr>
+          <w:b w:val="0"/>
+        </w:rPr>
+        <w:t xml:space="preserve"> on the eight reserved labels?. Return to this week and explain what you changed.</w:t>
+      </w:r>
+    </w:p>
+    <w:p>
+      <w:pPr>
+        <w:spacing w:line="336" w:lineRule="auto" w:after="180"/>
+      </w:pPr>
+      <w:r>
+        <w:rPr>
+          <w:b w:val="0"/>
+        </w:rPr>
+        <w:t xml:space="preserve">Review Dataset shift in neural models (ai-5/30). Goal: Explain how a changed </w:t>
+      </w:r>
+      <w:r>
+        <w:rPr>
+          <w:b/>
+        </w:rPr>
+        <w:t>input</w:t>
+      </w:r>
+      <w:r>
+        <w:rPr>
+          <w:b w:val="0"/>
+        </w:rPr>
+        <w:t xml:space="preserve"> mix can change overall accuracy. Short practice: Did the supplied model’s dim-light accuracy deteriorate?</w:t>
+      </w:r>
+    </w:p>
+    <w:p>
+      <w:pPr>
+        <w:spacing w:line="336" w:lineRule="auto" w:after="180"/>
+      </w:pPr>
+      <w:r>
+        <w:rPr>
+          <w:b w:val="0"/>
+        </w:rPr>
+        <w:t xml:space="preserve">Point to the relevant step in the picture, then write the changed result and the rule or </w:t>
+      </w:r>
+      <w:r>
+        <w:rPr>
+          <w:b/>
+        </w:rPr>
+        <w:t>evidence</w:t>
+      </w:r>
+      <w:r>
+        <w:rPr>
+          <w:b w:val="0"/>
+        </w:rPr>
+        <w:t xml:space="preserve"> that supports it.. Return to this week and explain what you changed.</w:t>
       </w:r>
     </w:p>
     <w:p>
@@ -2599,8 +4153,616 @@
       </w:r>
     </w:p>
     <w:p>
-      <w:r>
-        <w:t>Use Download completed work in the hosted lesson to export your answers, reflections, practice feedback and code-run evidence. Open the HTML copy to read or print it. Drafts stay in this browser when storage is available; clear drafts on a shared device.</w:t>
+      <w:pPr>
+        <w:spacing w:line="336" w:lineRule="auto" w:after="180"/>
+      </w:pPr>
+      <w:r>
+        <w:rPr>
+          <w:b w:val="0"/>
+        </w:rPr>
+        <w:t xml:space="preserve">Use Download completed work in the hosted lesson to export your answers, reflections, practice feedback and code-run </w:t>
+      </w:r>
+      <w:r>
+        <w:rPr>
+          <w:b/>
+        </w:rPr>
+        <w:t>evidence</w:t>
+      </w:r>
+      <w:r>
+        <w:rPr>
+          <w:b w:val="0"/>
+        </w:rPr>
+        <w:t>. Open the HTML copy to read or print it.</w:t>
+      </w:r>
+    </w:p>
+    <w:p>
+      <w:pPr>
+        <w:spacing w:line="336" w:lineRule="auto" w:after="180"/>
+      </w:pPr>
+      <w:r>
+        <w:rPr>
+          <w:b w:val="0"/>
+        </w:rPr>
+        <w:t>Drafts stay in this browser when storage is available; clear drafts on a shared device.</w:t>
+      </w:r>
+    </w:p>
+    <w:p>
+      <w:pPr>
+        <w:pStyle w:val="Heading1"/>
+      </w:pPr>
+      <w:r>
+        <w:t>18. Visual concept journey</w:t>
+      </w:r>
+    </w:p>
+    <w:p>
+      <w:r>
+        <w:t>Explain each Neural network experiment defense graphic using its labels, deciding evidence and relevant limitation.</w:t>
+      </w:r>
+    </w:p>
+    <w:p>
+      <w:pPr>
+        <w:pStyle w:val="Heading3"/>
+      </w:pPr>
+      <w:r>
+        <w:t>01. Neural network experiment defense: the case</w:t>
+      </w:r>
+    </w:p>
+    <w:p>
+      <w:r>
+        <w:drawing>
+          <wp:inline xmlns:a="http://schemas.openxmlformats.org/drawingml/2006/main" xmlns:pic="http://schemas.openxmlformats.org/drawingml/2006/picture">
+            <wp:extent cx="5486400" cy="2834640"/>
+            <wp:docPr id="3" name="Picture 3" descr="Defend an individual network calculation. At the defence, a team shows a single toy neuron before describing the whole image-pattern experiment. Supplied facts: Inputs are [2,1]; weights [0.5,-1]; bias 0.2; activation is ReLU, max(0,z). This is a demonstration, not a probability model."/>
+            <wp:cNvGraphicFramePr>
+              <a:graphicFrameLocks noChangeAspect="1"/>
+            </wp:cNvGraphicFramePr>
+            <a:graphic>
+              <a:graphicData uri="http://schemas.openxmlformats.org/drawingml/2006/picture">
+                <pic:pic>
+                  <pic:nvPicPr>
+                    <pic:cNvPr id="0" name="academy-story-ai-5-36-01.png"/>
+                    <pic:cNvPicPr/>
+                  </pic:nvPicPr>
+                  <pic:blipFill>
+                    <a:blip r:embed="rId11"/>
+                    <a:stretch>
+                      <a:fillRect/>
+                    </a:stretch>
+                  </pic:blipFill>
+                  <pic:spPr>
+                    <a:xfrm>
+                      <a:off x="0" y="0"/>
+                      <a:ext cx="5486400" cy="2834640"/>
+                    </a:xfrm>
+                    <a:prstGeom prst="rect"/>
+                  </pic:spPr>
+                </pic:pic>
+              </a:graphicData>
+            </a:graphic>
+          </wp:inline>
+        </w:drawing>
+      </w:r>
+    </w:p>
+    <w:p>
+      <w:pPr>
+        <w:spacing w:line="336" w:lineRule="auto" w:after="180"/>
+      </w:pPr>
+      <w:r>
+        <w:rPr>
+          <w:b w:val="0"/>
+        </w:rPr>
+        <w:t>Defend an individual network calculation. At the defence, a team shows a single toy neuron before describing the whole image-pattern experiment.</w:t>
+      </w:r>
+    </w:p>
+    <w:p>
+      <w:pPr>
+        <w:spacing w:line="336" w:lineRule="auto" w:after="180"/>
+      </w:pPr>
+      <w:r>
+        <w:rPr>
+          <w:b w:val="0"/>
+        </w:rPr>
+        <w:t xml:space="preserve">Supplied facts: </w:t>
+      </w:r>
+      <w:r>
+        <w:rPr>
+          <w:b/>
+        </w:rPr>
+        <w:t>Input</w:t>
+      </w:r>
+      <w:r>
+        <w:rPr>
+          <w:b w:val="0"/>
+        </w:rPr>
+        <w:t>s are [2,1]; weights [0.5,-1]; bias 0.2; activation is ReLU, max(0,z). This is a demonstration, not a probability model.</w:t>
+      </w:r>
+    </w:p>
+    <w:p>
+      <w:pPr>
+        <w:spacing w:line="336" w:lineRule="auto" w:after="180"/>
+        <w:shd w:fill="F5F1FB"/>
+      </w:pPr>
+      <w:r>
+        <w:rPr>
+          <w:b w:val="0"/>
+        </w:rPr>
+        <w:t>Point to the given fact that matters most. Explain why it matters.</w:t>
+      </w:r>
+    </w:p>
+    <w:p>
+      <w:pPr>
+        <w:pStyle w:val="Heading3"/>
+      </w:pPr>
+      <w:r>
+        <w:t>02. Follow the deciding steps</w:t>
+      </w:r>
+    </w:p>
+    <w:p>
+      <w:r>
+        <w:drawing>
+          <wp:inline xmlns:a="http://schemas.openxmlformats.org/drawingml/2006/main" xmlns:pic="http://schemas.openxmlformats.org/drawingml/2006/picture">
+            <wp:extent cx="5486400" cy="3182112"/>
+            <wp:docPr id="4" name="Picture 4" descr="Multiply inputs: 2×0.5=1 and 1×(-1)=-1. → Add weighted terms: Pre-activation z is 1-1+0.2=0.2. → Apply ReLU: max(0,0.2)=0.2; this activation is not a confidence percentage."/>
+            <wp:cNvGraphicFramePr>
+              <a:graphicFrameLocks noChangeAspect="1"/>
+            </wp:cNvGraphicFramePr>
+            <a:graphic>
+              <a:graphicData uri="http://schemas.openxmlformats.org/drawingml/2006/picture">
+                <pic:pic>
+                  <pic:nvPicPr>
+                    <pic:cNvPr id="0" name="academy-story-ai-5-36-02.png"/>
+                    <pic:cNvPicPr/>
+                  </pic:nvPicPr>
+                  <pic:blipFill>
+                    <a:blip r:embed="rId12"/>
+                    <a:stretch>
+                      <a:fillRect/>
+                    </a:stretch>
+                  </pic:blipFill>
+                  <pic:spPr>
+                    <a:xfrm>
+                      <a:off x="0" y="0"/>
+                      <a:ext cx="5486400" cy="3182112"/>
+                    </a:xfrm>
+                    <a:prstGeom prst="rect"/>
+                  </pic:spPr>
+                </pic:pic>
+              </a:graphicData>
+            </a:graphic>
+          </wp:inline>
+        </w:drawing>
+      </w:r>
+    </w:p>
+    <w:p>
+      <w:pPr>
+        <w:spacing w:line="336" w:lineRule="auto" w:after="180"/>
+      </w:pPr>
+      <w:r>
+        <w:rPr>
+          <w:b w:val="0"/>
+        </w:rPr>
+        <w:t xml:space="preserve">Multiply </w:t>
+      </w:r>
+      <w:r>
+        <w:rPr>
+          <w:b/>
+        </w:rPr>
+        <w:t>input</w:t>
+      </w:r>
+      <w:r>
+        <w:rPr>
+          <w:b w:val="0"/>
+        </w:rPr>
+        <w:t>s: 2×0.5=1 and 1×(-1)=-1. → Add weighted terms: Pre-activation z is 1-1+0.2=0.2. → Apply ReLU: max(0,0.2)=0.2; this activation is not a confidence percentage.</w:t>
+      </w:r>
+    </w:p>
+    <w:p>
+      <w:pPr>
+        <w:spacing w:line="336" w:lineRule="auto" w:after="180"/>
+        <w:shd w:fill="F5F1FB"/>
+      </w:pPr>
+      <w:r>
+        <w:rPr>
+          <w:b w:val="0"/>
+        </w:rPr>
+        <w:t xml:space="preserve">Point to each numbered stage and explain which recorded </w:t>
+      </w:r>
+      <w:r>
+        <w:rPr>
+          <w:b/>
+        </w:rPr>
+        <w:t>input</w:t>
+      </w:r>
+      <w:r>
+        <w:rPr>
+          <w:b w:val="0"/>
+        </w:rPr>
+        <w:t xml:space="preserve"> it uses.</w:t>
+      </w:r>
+    </w:p>
+    <w:p>
+      <w:pPr>
+        <w:pStyle w:val="Heading3"/>
+      </w:pPr>
+      <w:r>
+        <w:t>03. One toy ReLU neuron: not a probability</w:t>
+      </w:r>
+    </w:p>
+    <w:p>
+      <w:r>
+        <w:drawing>
+          <wp:inline xmlns:a="http://schemas.openxmlformats.org/drawingml/2006/main" xmlns:pic="http://schemas.openxmlformats.org/drawingml/2006/picture">
+            <wp:extent cx="5486400" cy="3224784"/>
+            <wp:docPr id="5" name="Picture 5" descr="One toy ReLU neuron: not a probability. Inputs: [2, 1]; weights: [0.5, -1]; bias: 0.2; activation: relu; output: 0.2."/>
+            <wp:cNvGraphicFramePr>
+              <a:graphicFrameLocks noChangeAspect="1"/>
+            </wp:cNvGraphicFramePr>
+            <a:graphic>
+              <a:graphicData uri="http://schemas.openxmlformats.org/drawingml/2006/picture">
+                <pic:pic>
+                  <pic:nvPicPr>
+                    <pic:cNvPr id="0" name="academy-story-ai-5-36-03.png"/>
+                    <pic:cNvPicPr/>
+                  </pic:nvPicPr>
+                  <pic:blipFill>
+                    <a:blip r:embed="rId13"/>
+                    <a:stretch>
+                      <a:fillRect/>
+                    </a:stretch>
+                  </pic:blipFill>
+                  <pic:spPr>
+                    <a:xfrm>
+                      <a:off x="0" y="0"/>
+                      <a:ext cx="5486400" cy="3224784"/>
+                    </a:xfrm>
+                    <a:prstGeom prst="rect"/>
+                  </pic:spPr>
+                </pic:pic>
+              </a:graphicData>
+            </a:graphic>
+          </wp:inline>
+        </w:drawing>
+      </w:r>
+    </w:p>
+    <w:p>
+      <w:pPr>
+        <w:spacing w:line="336" w:lineRule="auto" w:after="180"/>
+      </w:pPr>
+      <w:r>
+        <w:rPr>
+          <w:b w:val="0"/>
+        </w:rPr>
+        <w:t xml:space="preserve">One toy ReLU neuron: not a probability. </w:t>
+      </w:r>
+      <w:r>
+        <w:rPr>
+          <w:b/>
+        </w:rPr>
+        <w:t>Input</w:t>
+      </w:r>
+      <w:r>
+        <w:rPr>
+          <w:b w:val="0"/>
+        </w:rPr>
+        <w:t xml:space="preserve">s: [2, 1]; weights: [0.5, -1]; bias: 0.2; activation: relu; </w:t>
+      </w:r>
+      <w:r>
+        <w:rPr>
+          <w:b/>
+        </w:rPr>
+        <w:t>output</w:t>
+      </w:r>
+      <w:r>
+        <w:rPr>
+          <w:b w:val="0"/>
+        </w:rPr>
+        <w:t>: 0.2.</w:t>
+      </w:r>
+    </w:p>
+    <w:p>
+      <w:pPr>
+        <w:spacing w:line="336" w:lineRule="auto" w:after="180"/>
+        <w:shd w:fill="F5F1FB"/>
+      </w:pPr>
+      <w:r>
+        <w:rPr>
+          <w:b w:val="0"/>
+        </w:rPr>
+        <w:t>Read the labels and values. Explain the relationship the model shows.</w:t>
+      </w:r>
+    </w:p>
+    <w:p>
+      <w:pPr>
+        <w:pStyle w:val="Heading3"/>
+      </w:pPr>
+      <w:r>
+        <w:t>04. Change one thing. Trace what follows.</w:t>
+      </w:r>
+    </w:p>
+    <w:p>
+      <w:r>
+        <w:drawing>
+          <wp:inline xmlns:a="http://schemas.openxmlformats.org/drawingml/2006/main" xmlns:pic="http://schemas.openxmlformats.org/drawingml/2006/picture">
+            <wp:extent cx="5486400" cy="3026664"/>
+            <wp:docPr id="6" name="Picture 6" descr="Original case: max(0,0.2)=0.2; this activation is not a confidence percentage. Changed condition: Change the second input from 1 to 2. Expected result: z becomes 1-2+0.2=-0.8 and ReLU returns 0. Reason: The negative weighted term grows; ReLU clips a negative pre-activation to zero."/>
+            <wp:cNvGraphicFramePr>
+              <a:graphicFrameLocks noChangeAspect="1"/>
+            </wp:cNvGraphicFramePr>
+            <a:graphic>
+              <a:graphicData uri="http://schemas.openxmlformats.org/drawingml/2006/picture">
+                <pic:pic>
+                  <pic:nvPicPr>
+                    <pic:cNvPr id="0" name="academy-story-ai-5-36-04.png"/>
+                    <pic:cNvPicPr/>
+                  </pic:nvPicPr>
+                  <pic:blipFill>
+                    <a:blip r:embed="rId14"/>
+                    <a:stretch>
+                      <a:fillRect/>
+                    </a:stretch>
+                  </pic:blipFill>
+                  <pic:spPr>
+                    <a:xfrm>
+                      <a:off x="0" y="0"/>
+                      <a:ext cx="5486400" cy="3026664"/>
+                    </a:xfrm>
+                    <a:prstGeom prst="rect"/>
+                  </pic:spPr>
+                </pic:pic>
+              </a:graphicData>
+            </a:graphic>
+          </wp:inline>
+        </w:drawing>
+      </w:r>
+    </w:p>
+    <w:p>
+      <w:pPr>
+        <w:spacing w:line="336" w:lineRule="auto" w:after="180"/>
+      </w:pPr>
+      <w:r>
+        <w:rPr>
+          <w:b w:val="0"/>
+        </w:rPr>
+        <w:t xml:space="preserve">Original case: max(0,0.2)=0.2; this activation is not a confidence percentage. Changed condition: Change the second </w:t>
+      </w:r>
+      <w:r>
+        <w:rPr>
+          <w:b/>
+        </w:rPr>
+        <w:t>input</w:t>
+      </w:r>
+      <w:r>
+        <w:rPr>
+          <w:b w:val="0"/>
+        </w:rPr>
+        <w:t xml:space="preserve"> from 1 to 2. Expected result: z becomes 1-2+0.2=-0.8 and ReLU returns 0.</w:t>
+      </w:r>
+    </w:p>
+    <w:p>
+      <w:pPr>
+        <w:spacing w:line="336" w:lineRule="auto" w:after="180"/>
+      </w:pPr>
+      <w:r>
+        <w:rPr>
+          <w:b w:val="0"/>
+        </w:rPr>
+        <w:t>Reason: The negative weighted term grows; ReLU clips a negative pre-activation to zero.</w:t>
+      </w:r>
+    </w:p>
+    <w:p>
+      <w:pPr>
+        <w:spacing w:line="336" w:lineRule="auto" w:after="180"/>
+        <w:shd w:fill="F5F1FB"/>
+      </w:pPr>
+      <w:r>
+        <w:rPr>
+          <w:b w:val="0"/>
+        </w:rPr>
+        <w:t>Predict before checking the worked changed-case result. Name what changed and what the supplied facts allow you to conclude.</w:t>
+      </w:r>
+    </w:p>
+    <w:p>
+      <w:pPr>
+        <w:pStyle w:val="Heading3"/>
+      </w:pPr>
+      <w:r>
+        <w:t>05. Connect the explanation to its limit</w:t>
+      </w:r>
+    </w:p>
+    <w:p>
+      <w:r>
+        <w:drawing>
+          <wp:inline xmlns:a="http://schemas.openxmlformats.org/drawingml/2006/main" xmlns:pic="http://schemas.openxmlformats.org/drawingml/2006/picture">
+            <wp:extent cx="5486400" cy="2834640"/>
+            <wp:docPr id="7" name="Picture 7" descr="A defence should distinguish a traceable network calculation from a claim about classification quality. The neuron transforms supplied numbers; held-out labelled cases are needed to assess the complete system. Limit: This one-neuron arithmetic does not establish how a trained image classifier generalises or why its full network makes a decision."/>
+            <wp:cNvGraphicFramePr>
+              <a:graphicFrameLocks noChangeAspect="1"/>
+            </wp:cNvGraphicFramePr>
+            <a:graphic>
+              <a:graphicData uri="http://schemas.openxmlformats.org/drawingml/2006/picture">
+                <pic:pic>
+                  <pic:nvPicPr>
+                    <pic:cNvPr id="0" name="academy-story-ai-5-36-05.png"/>
+                    <pic:cNvPicPr/>
+                  </pic:nvPicPr>
+                  <pic:blipFill>
+                    <a:blip r:embed="rId15"/>
+                    <a:stretch>
+                      <a:fillRect/>
+                    </a:stretch>
+                  </pic:blipFill>
+                  <pic:spPr>
+                    <a:xfrm>
+                      <a:off x="0" y="0"/>
+                      <a:ext cx="5486400" cy="2834640"/>
+                    </a:xfrm>
+                    <a:prstGeom prst="rect"/>
+                  </pic:spPr>
+                </pic:pic>
+              </a:graphicData>
+            </a:graphic>
+          </wp:inline>
+        </w:drawing>
+      </w:r>
+    </w:p>
+    <w:p>
+      <w:pPr>
+        <w:spacing w:line="336" w:lineRule="auto" w:after="180"/>
+      </w:pPr>
+      <w:r>
+        <w:rPr>
+          <w:b w:val="0"/>
+        </w:rPr>
+        <w:t>A defence should distinguish a traceable network calculation from a claim about classification quality. The neuron transforms supplied numbers; held-out labelled cases are needed to assess the complete system.</w:t>
+      </w:r>
+    </w:p>
+    <w:p>
+      <w:pPr>
+        <w:spacing w:line="336" w:lineRule="auto" w:after="180"/>
+      </w:pPr>
+      <w:r>
+        <w:rPr>
+          <w:b w:val="0"/>
+        </w:rPr>
+        <w:t>Limit: This one-neuron arithmetic does not establish how a trained image classifier generalises or why its full network makes a decision.</w:t>
+      </w:r>
+    </w:p>
+    <w:p>
+      <w:pPr>
+        <w:spacing w:line="336" w:lineRule="auto" w:after="180"/>
+        <w:shd w:fill="F5F1FB"/>
+      </w:pPr>
+      <w:r>
+        <w:rPr>
+          <w:b w:val="0"/>
+        </w:rPr>
+        <w:t>Explain the case, then point to a limit on the claim.</w:t>
+      </w:r>
+    </w:p>
+    <w:p>
+      <w:pPr>
+        <w:pStyle w:val="Heading3"/>
+      </w:pPr>
+      <w:r>
+        <w:t>06. Make the idea visible in your project</w:t>
+      </w:r>
+    </w:p>
+    <w:p>
+      <w:r>
+        <w:drawing>
+          <wp:inline xmlns:a="http://schemas.openxmlformats.org/drawingml/2006/main" xmlns:pic="http://schemas.openxmlformats.org/drawingml/2006/picture">
+            <wp:extent cx="5486400" cy="3681984"/>
+            <wp:docPr id="8" name="Picture 8" descr="For the Image-pattern Network Investigation, save the labelled trace and the changed-case explanation beside the experiment record. State exactly what this example supports before linking it to the wider capstone claim. Draw your input, deciding step, result and limit. Supported question: Calculate both weighted terms, z and ReLU output. Predict the changed second input and explain why 0.2 cannot be called 20% accuracy."/>
+            <wp:cNvGraphicFramePr>
+              <a:graphicFrameLocks noChangeAspect="1"/>
+            </wp:cNvGraphicFramePr>
+            <a:graphic>
+              <a:graphicData uri="http://schemas.openxmlformats.org/drawingml/2006/picture">
+                <pic:pic>
+                  <pic:nvPicPr>
+                    <pic:cNvPr id="0" name="academy-story-ai-5-36-06.png"/>
+                    <pic:cNvPicPr/>
+                  </pic:nvPicPr>
+                  <pic:blipFill>
+                    <a:blip r:embed="rId16"/>
+                    <a:stretch>
+                      <a:fillRect/>
+                    </a:stretch>
+                  </pic:blipFill>
+                  <pic:spPr>
+                    <a:xfrm>
+                      <a:off x="0" y="0"/>
+                      <a:ext cx="5486400" cy="3681984"/>
+                    </a:xfrm>
+                    <a:prstGeom prst="rect"/>
+                  </pic:spPr>
+                </pic:pic>
+              </a:graphicData>
+            </a:graphic>
+          </wp:inline>
+        </w:drawing>
+      </w:r>
+    </w:p>
+    <w:p>
+      <w:pPr>
+        <w:spacing w:line="336" w:lineRule="auto" w:after="180"/>
+      </w:pPr>
+      <w:r>
+        <w:rPr>
+          <w:b w:val="0"/>
+        </w:rPr>
+        <w:t>For the Image-pattern Network Investigation, save the labelled trace and the changed-case explanation beside the experiment record. State exactly what this example supports before linking it to the wider capstone claim.</w:t>
+      </w:r>
+    </w:p>
+    <w:p>
+      <w:pPr>
+        <w:spacing w:line="336" w:lineRule="auto" w:after="180"/>
+      </w:pPr>
+      <w:r>
+        <w:rPr>
+          <w:b w:val="0"/>
+        </w:rPr>
+        <w:t xml:space="preserve">Draw your </w:t>
+      </w:r>
+      <w:r>
+        <w:rPr>
+          <w:b/>
+        </w:rPr>
+        <w:t>input</w:t>
+      </w:r>
+      <w:r>
+        <w:rPr>
+          <w:b w:val="0"/>
+        </w:rPr>
+        <w:t xml:space="preserve">, deciding step, result and limit. Supported question: Calculate both weighted terms, z and ReLU </w:t>
+      </w:r>
+      <w:r>
+        <w:rPr>
+          <w:b/>
+        </w:rPr>
+        <w:t>output</w:t>
+      </w:r>
+      <w:r>
+        <w:rPr>
+          <w:b w:val="0"/>
+        </w:rPr>
+        <w:t xml:space="preserve">. Predict the changed second </w:t>
+      </w:r>
+      <w:r>
+        <w:rPr>
+          <w:b/>
+        </w:rPr>
+        <w:t>input</w:t>
+      </w:r>
+      <w:r>
+        <w:rPr>
+          <w:b w:val="0"/>
+        </w:rPr>
+        <w:t xml:space="preserve"> and explain why 0.2 cannot be called 20% accuracy.</w:t>
+      </w:r>
+    </w:p>
+    <w:p>
+      <w:pPr>
+        <w:spacing w:line="336" w:lineRule="auto" w:after="180"/>
+        <w:shd w:fill="F5F1FB"/>
+      </w:pPr>
+      <w:r>
+        <w:rPr>
+          <w:b w:val="0"/>
+        </w:rPr>
+        <w:t xml:space="preserve">Draw your project trace and justify the deciding step using </w:t>
+      </w:r>
+      <w:r>
+        <w:rPr>
+          <w:b/>
+        </w:rPr>
+        <w:t>evidence</w:t>
+      </w:r>
+      <w:r>
+        <w:rPr>
+          <w:b w:val="0"/>
+        </w:rPr>
+        <w:t>.</w:t>
       </w:r>
     </w:p>
     <w:sectPr>

--- a/downloads/student/ai-5-week-36.docx
+++ b/downloads/student/ai-5-week-36.docx
@@ -25,12 +25,17 @@
         <w:pStyle w:val="Heading1"/>
       </w:pPr>
       <w:r>
-        <w:t>Before you start</w:t>
-      </w:r>
-    </w:p>
-    <w:p>
-      <w:r>
-        <w:t>Can a revised model reuse inspected final rows as new independent evidence?</w:t>
+        <w:t>Show the calculation. Name the comparison. Preserve the limit.</w:t>
+      </w:r>
+    </w:p>
+    <w:p>
+      <w:r>
+        <w:t>Defend a neural experiment using its full evidence chain and explain what remains unmeasured.</w:t>
+      </w:r>
+    </w:p>
+    <w:p>
+      <w:r>
+        <w:t>Inventory → stage claims → complete final rows → challenge responses → separate neuron → executable chain → independent defense.</w:t>
       </w:r>
     </w:p>
     <w:p>
@@ -38,20 +43,20 @@
         <w:pStyle w:val="Heading1"/>
       </w:pPr>
       <w:r>
-        <w:t>01. Your mission</w:t>
-      </w:r>
-    </w:p>
-    <w:p>
-      <w:r>
-        <w:t>Start with the target: Defend a network experiment using traceable evidence. Try the recall before opening notes.</w:t>
-      </w:r>
-    </w:p>
-    <w:p>
-      <w:pPr>
-        <w:pStyle w:val="Heading3"/>
-      </w:pPr>
-      <w:r>
-        <w:t>Your learning target</w:t>
+        <w:t>01. Defend the evidence chain, including its limits</w:t>
+      </w:r>
+    </w:p>
+    <w:p>
+      <w:r>
+        <w:t>A strong explanation makes the calculations and decisions checkable.</w:t>
+      </w:r>
+    </w:p>
+    <w:p>
+      <w:pPr>
+        <w:pStyle w:val="Heading2"/>
+      </w:pPr>
+      <w:r>
+        <w:t>Learning goals</w:t>
       </w:r>
     </w:p>
     <w:p>
@@ -101,10 +106,10 @@
     </w:p>
     <w:p>
       <w:pPr>
-        <w:pStyle w:val="Heading3"/>
-      </w:pPr>
-      <w:r>
-        <w:t>Remember before reading</w:t>
+        <w:pStyle w:val="Heading2"/>
+      </w:pPr>
+      <w:r>
+        <w:t>Retrieve capstone evidence</w:t>
       </w:r>
     </w:p>
     <w:p>
@@ -188,6 +193,100 @@
     </w:p>
     <w:p>
       <w:pPr>
+        <w:pStyle w:val="Heading2"/>
+      </w:pPr>
+      <w:r>
+        <w:t>Prerequisite and starting response</w:t>
+      </w:r>
+    </w:p>
+    <w:p>
+      <w:pPr>
+        <w:pStyle w:val="ListBullet"/>
+      </w:pPr>
+      <w:r>
+        <w:t>Can a revised model reuse inspected final rows as new independent evidence?</w:t>
+      </w:r>
+    </w:p>
+    <w:p>
+      <w:pPr>
+        <w:pStyle w:val="Heading3"/>
+      </w:pPr>
+      <w:r>
+        <w:t>My starting explanation</w:t>
+      </w:r>
+    </w:p>
+    <w:p>
+      <w:r>
+        <w:t>________________________________________________________________</w:t>
+      </w:r>
+    </w:p>
+    <w:p>
+      <w:r>
+        <w:t>________________________________________________________________</w:t>
+      </w:r>
+    </w:p>
+    <w:p>
+      <w:r>
+        <w:t>________________________________________________________________</w:t>
+      </w:r>
+    </w:p>
+    <w:p>
+      <w:pPr>
+        <w:pStyle w:val="Heading2"/>
+      </w:pPr>
+      <w:r>
+        <w:t>End goal</w:t>
+      </w:r>
+    </w:p>
+    <w:p>
+      <w:pPr>
+        <w:spacing w:line="336" w:lineRule="auto" w:after="180"/>
+      </w:pPr>
+      <w:r>
+        <w:rPr>
+          <w:b w:val="0"/>
+        </w:rPr>
+        <w:t xml:space="preserve">Explain neural network experiment </w:t>
+      </w:r>
+      <w:r>
+        <w:rPr>
+          <w:b/>
+        </w:rPr>
+        <w:t>defense</w:t>
+      </w:r>
+      <w:r>
+        <w:rPr>
+          <w:b w:val="0"/>
+        </w:rPr>
+        <w:t xml:space="preserve"> with a traceable toy-network case and a bounded conclusion.</w:t>
+      </w:r>
+    </w:p>
+    <w:p>
+      <w:pPr>
+        <w:pStyle w:val="Heading2"/>
+      </w:pPr>
+      <w:r>
+        <w:t>Earlier wording, alternatives and picture transcripts · reference / check after trying</w:t>
+      </w:r>
+    </w:p>
+    <w:p>
+      <w:pPr>
+        <w:pStyle w:val="Heading3"/>
+      </w:pPr>
+      <w:r>
+        <w:t>Your learning target</w:t>
+      </w:r>
+    </w:p>
+    <w:p>
+      <w:pPr>
+        <w:pStyle w:val="Heading3"/>
+      </w:pPr>
+      <w:r>
+        <w:t>Remember before reading</w:t>
+      </w:r>
+    </w:p>
+    <w:p>
+      <w:pPr>
         <w:spacing w:line="336" w:lineRule="auto" w:after="180"/>
       </w:pPr>
       <w:r>
@@ -246,68 +345,42 @@
     </w:p>
     <w:p>
       <w:pPr>
+        <w:pStyle w:val="Heading3"/>
+      </w:pPr>
+      <w:r>
+        <w:t>This week’s end goal</w:t>
+      </w:r>
+    </w:p>
+    <w:p>
+      <w:pPr>
+        <w:pStyle w:val="Heading1"/>
+      </w:pPr>
+      <w:r>
+        <w:t>02. Assemble the complete question-to-result record</w:t>
+      </w:r>
+    </w:p>
+    <w:p>
+      <w:r>
+        <w:t>Keep validation selection separate from the frozen final comparison.</w:t>
+      </w:r>
+    </w:p>
+    <w:p>
+      <w:pPr>
+        <w:pStyle w:val="Heading2"/>
+      </w:pPr>
+      <w:r>
+        <w:t>Evidence inventory and original capstone result</w:t>
+      </w:r>
+    </w:p>
+    <w:p>
+      <w:pPr>
         <w:spacing w:line="336" w:lineRule="auto" w:after="180"/>
-        <w:shd w:fill="F5F1FB"/>
       </w:pPr>
       <w:r>
         <w:rPr>
           <w:b w:val="0"/>
         </w:rPr>
-        <w:t xml:space="preserve">Can a revised model reuse inspected final rows as new independent </w:t>
-      </w:r>
-      <w:r>
-        <w:rPr>
-          <w:b/>
-        </w:rPr>
-        <w:t>evidence</w:t>
-      </w:r>
-      <w:r>
-        <w:rPr>
-          <w:b w:val="0"/>
-        </w:rPr>
-        <w:t>?</w:t>
-      </w:r>
-    </w:p>
-    <w:p>
-      <w:pPr>
-        <w:pStyle w:val="Heading3"/>
-      </w:pPr>
-      <w:r>
-        <w:t>My starting explanation</w:t>
-      </w:r>
-    </w:p>
-    <w:p>
-      <w:r>
-        <w:t>________________________________________________________________</w:t>
-      </w:r>
-    </w:p>
-    <w:p>
-      <w:r>
-        <w:t>________________________________________________________________</w:t>
-      </w:r>
-    </w:p>
-    <w:p>
-      <w:r>
-        <w:t>________________________________________________________________</w:t>
-      </w:r>
-    </w:p>
-    <w:p>
-      <w:pPr>
-        <w:pStyle w:val="Heading3"/>
-      </w:pPr>
-      <w:r>
-        <w:t>This week’s end goal</w:t>
-      </w:r>
-    </w:p>
-    <w:p>
-      <w:pPr>
-        <w:spacing w:line="336" w:lineRule="auto" w:after="180"/>
-      </w:pPr>
-      <w:r>
-        <w:rPr>
-          <w:b w:val="0"/>
-        </w:rPr>
-        <w:t xml:space="preserve">Explain neural network experiment </w:t>
+        <w:t xml:space="preserve">A </w:t>
       </w:r>
       <w:r>
         <w:rPr>
@@ -319,42 +392,6 @@
         <w:rPr>
           <w:b w:val="0"/>
         </w:rPr>
-        <w:t xml:space="preserve"> with a traceable toy-network case and a bounded conclusion.</w:t>
-      </w:r>
-    </w:p>
-    <w:p>
-      <w:pPr>
-        <w:pStyle w:val="Heading1"/>
-      </w:pPr>
-      <w:r>
-        <w:t>02. Notice the evidence</w:t>
-      </w:r>
-    </w:p>
-    <w:p>
-      <w:r>
-        <w:t>Investigate the supplied Neural network experiment defense case. Separate observations, given facts and assumptions before choosing an explanation.</w:t>
-      </w:r>
-    </w:p>
-    <w:p>
-      <w:pPr>
-        <w:spacing w:line="336" w:lineRule="auto" w:after="180"/>
-      </w:pPr>
-      <w:r>
-        <w:rPr>
-          <w:b w:val="0"/>
-        </w:rPr>
-        <w:t xml:space="preserve">A </w:t>
-      </w:r>
-      <w:r>
-        <w:rPr>
-          <w:b/>
-        </w:rPr>
-        <w:t>defense</w:t>
-      </w:r>
-      <w:r>
-        <w:rPr>
-          <w:b w:val="0"/>
-        </w:rPr>
         <w:t xml:space="preserve"> is not a sales pitch. Assemble the original question and criterion, data roles, baseline, model equation, settings, raw checkpoints, validation selection, frozen final </w:t>
       </w:r>
       <w:r>
@@ -417,6 +454,14 @@
     </w:p>
     <w:p>
       <w:pPr>
+        <w:pStyle w:val="Heading2"/>
+      </w:pPr>
+      <w:r>
+        <w:t>Name supplied and missing evidence</w:t>
+      </w:r>
+    </w:p>
+    <w:p>
+      <w:pPr>
         <w:pStyle w:val="Heading3"/>
       </w:pPr>
       <w:r>
@@ -443,12 +488,20 @@
         <w:pStyle w:val="Heading1"/>
       </w:pPr>
       <w:r>
-        <w:t>03. See how it works</w:t>
-      </w:r>
-    </w:p>
-    <w:p>
-      <w:r>
-        <w:t>Follow the mechanism for Neural network experiment defense. Connect each labelled input, deciding step and result.</w:t>
+        <w:t>03. Attach a source and a limit to each claim</w:t>
+      </w:r>
+    </w:p>
+    <w:p>
+      <w:r>
+        <w:t>A reader should be able to recompute the MSE rather than trust a slide.</w:t>
+      </w:r>
+    </w:p>
+    <w:p>
+      <w:pPr>
+        <w:pStyle w:val="Heading2"/>
+      </w:pPr>
+      <w:r>
+        <w:t>Stage-by-stage evidence and permitted conclusions</w:t>
       </w:r>
     </w:p>
     <w:tbl>
@@ -628,6 +681,473 @@
     </w:tbl>
     <w:p>
       <w:pPr>
+        <w:pStyle w:val="Heading2"/>
+      </w:pPr>
+      <w:r>
+        <w:t>Complete original frozen final rows</w:t>
+      </w:r>
+    </w:p>
+    <w:tbl>
+      <w:tblPr>
+        <w:tblStyle w:val="LightShading-Accent1"/>
+        <w:tblW w:type="auto" w:w="0"/>
+        <w:tblLook w:firstColumn="1" w:firstRow="1" w:lastColumn="0" w:lastRow="0" w:noHBand="0" w:noVBand="1" w:val="04A0"/>
+      </w:tblPr>
+      <w:tblGrid>
+        <w:gridCol w:w="1461"/>
+        <w:gridCol w:w="1461"/>
+        <w:gridCol w:w="1461"/>
+        <w:gridCol w:w="1461"/>
+        <w:gridCol w:w="1461"/>
+        <w:gridCol w:w="1461"/>
+        <w:gridCol w:w="1461"/>
+      </w:tblGrid>
+      <w:tr>
+        <w:trPr>
+          <w:tblHeader/>
+        </w:trPr>
+        <w:tc>
+          <w:tcPr>
+            <w:tcW w:type="dxa" w:w="1461"/>
+          </w:tcPr>
+          <w:p>
+            <w:r>
+              <w:t>Final ID</w:t>
+            </w:r>
+          </w:p>
+        </w:tc>
+        <w:tc>
+          <w:tcPr>
+            <w:tcW w:type="dxa" w:w="1461"/>
+          </w:tcPr>
+          <w:p>
+            <w:r>
+              <w:t>x</w:t>
+            </w:r>
+          </w:p>
+        </w:tc>
+        <w:tc>
+          <w:tcPr>
+            <w:tcW w:type="dxa" w:w="1461"/>
+          </w:tcPr>
+          <w:p>
+            <w:r>
+              <w:t>Target</w:t>
+            </w:r>
+          </w:p>
+        </w:tc>
+        <w:tc>
+          <w:tcPr>
+            <w:tcW w:type="dxa" w:w="1461"/>
+          </w:tcPr>
+          <w:p>
+            <w:r>
+              <w:t>Baseline prediction</w:t>
+            </w:r>
+          </w:p>
+        </w:tc>
+        <w:tc>
+          <w:tcPr>
+            <w:tcW w:type="dxa" w:w="1461"/>
+          </w:tcPr>
+          <w:p>
+            <w:r>
+              <w:t>Candidate prediction</w:t>
+            </w:r>
+          </w:p>
+        </w:tc>
+        <w:tc>
+          <w:tcPr>
+            <w:tcW w:type="dxa" w:w="1461"/>
+          </w:tcPr>
+          <w:p>
+            <w:r>
+              <w:t>Baseline squared error</w:t>
+            </w:r>
+          </w:p>
+        </w:tc>
+        <w:tc>
+          <w:tcPr>
+            <w:tcW w:type="dxa" w:w="1461"/>
+          </w:tcPr>
+          <w:p>
+            <w:r>
+              <w:t>Candidate squared error</w:t>
+            </w:r>
+          </w:p>
+        </w:tc>
+      </w:tr>
+      <w:tr>
+        <w:tc>
+          <w:tcPr>
+            <w:tcW w:type="dxa" w:w="1461"/>
+          </w:tcPr>
+          <w:p>
+            <w:r>
+              <w:t>F1</w:t>
+            </w:r>
+          </w:p>
+        </w:tc>
+        <w:tc>
+          <w:tcPr>
+            <w:tcW w:type="dxa" w:w="1461"/>
+          </w:tcPr>
+          <w:p>
+            <w:r>
+              <w:t>5</w:t>
+            </w:r>
+          </w:p>
+        </w:tc>
+        <w:tc>
+          <w:tcPr>
+            <w:tcW w:type="dxa" w:w="1461"/>
+          </w:tcPr>
+          <w:p>
+            <w:r>
+              <w:t>10</w:t>
+            </w:r>
+          </w:p>
+        </w:tc>
+        <w:tc>
+          <w:tcPr>
+            <w:tcW w:type="dxa" w:w="1461"/>
+          </w:tcPr>
+          <w:p>
+            <w:r>
+              <w:t>5</w:t>
+            </w:r>
+          </w:p>
+        </w:tc>
+        <w:tc>
+          <w:tcPr>
+            <w:tcW w:type="dxa" w:w="1461"/>
+          </w:tcPr>
+          <w:p>
+            <w:r>
+              <w:t>10</w:t>
+            </w:r>
+          </w:p>
+        </w:tc>
+        <w:tc>
+          <w:tcPr>
+            <w:tcW w:type="dxa" w:w="1461"/>
+          </w:tcPr>
+          <w:p>
+            <w:r>
+              <w:t>25</w:t>
+            </w:r>
+          </w:p>
+        </w:tc>
+        <w:tc>
+          <w:tcPr>
+            <w:tcW w:type="dxa" w:w="1461"/>
+          </w:tcPr>
+          <w:p>
+            <w:r>
+              <w:t>0</w:t>
+            </w:r>
+          </w:p>
+        </w:tc>
+      </w:tr>
+      <w:tr>
+        <w:tc>
+          <w:tcPr>
+            <w:tcW w:type="dxa" w:w="1461"/>
+          </w:tcPr>
+          <w:p>
+            <w:r>
+              <w:t>F2</w:t>
+            </w:r>
+          </w:p>
+        </w:tc>
+        <w:tc>
+          <w:tcPr>
+            <w:tcW w:type="dxa" w:w="1461"/>
+          </w:tcPr>
+          <w:p>
+            <w:r>
+              <w:t>6</w:t>
+            </w:r>
+          </w:p>
+        </w:tc>
+        <w:tc>
+          <w:tcPr>
+            <w:tcW w:type="dxa" w:w="1461"/>
+          </w:tcPr>
+          <w:p>
+            <w:r>
+              <w:t>12</w:t>
+            </w:r>
+          </w:p>
+        </w:tc>
+        <w:tc>
+          <w:tcPr>
+            <w:tcW w:type="dxa" w:w="1461"/>
+          </w:tcPr>
+          <w:p>
+            <w:r>
+              <w:t>6</w:t>
+            </w:r>
+          </w:p>
+        </w:tc>
+        <w:tc>
+          <w:tcPr>
+            <w:tcW w:type="dxa" w:w="1461"/>
+          </w:tcPr>
+          <w:p>
+            <w:r>
+              <w:t>12</w:t>
+            </w:r>
+          </w:p>
+        </w:tc>
+        <w:tc>
+          <w:tcPr>
+            <w:tcW w:type="dxa" w:w="1461"/>
+          </w:tcPr>
+          <w:p>
+            <w:r>
+              <w:t>36</w:t>
+            </w:r>
+          </w:p>
+        </w:tc>
+        <w:tc>
+          <w:tcPr>
+            <w:tcW w:type="dxa" w:w="1461"/>
+          </w:tcPr>
+          <w:p>
+            <w:r>
+              <w:t>0</w:t>
+            </w:r>
+          </w:p>
+        </w:tc>
+      </w:tr>
+      <w:tr>
+        <w:tc>
+          <w:tcPr>
+            <w:tcW w:type="dxa" w:w="1461"/>
+          </w:tcPr>
+          <w:p>
+            <w:r>
+              <w:t>F3</w:t>
+            </w:r>
+          </w:p>
+        </w:tc>
+        <w:tc>
+          <w:tcPr>
+            <w:tcW w:type="dxa" w:w="1461"/>
+          </w:tcPr>
+          <w:p>
+            <w:r>
+              <w:t>-1</w:t>
+            </w:r>
+          </w:p>
+        </w:tc>
+        <w:tc>
+          <w:tcPr>
+            <w:tcW w:type="dxa" w:w="1461"/>
+          </w:tcPr>
+          <w:p>
+            <w:r>
+              <w:t>-2</w:t>
+            </w:r>
+          </w:p>
+        </w:tc>
+        <w:tc>
+          <w:tcPr>
+            <w:tcW w:type="dxa" w:w="1461"/>
+          </w:tcPr>
+          <w:p>
+            <w:r>
+              <w:t>0</w:t>
+            </w:r>
+          </w:p>
+        </w:tc>
+        <w:tc>
+          <w:tcPr>
+            <w:tcW w:type="dxa" w:w="1461"/>
+          </w:tcPr>
+          <w:p>
+            <w:r>
+              <w:t>0</w:t>
+            </w:r>
+          </w:p>
+        </w:tc>
+        <w:tc>
+          <w:tcPr>
+            <w:tcW w:type="dxa" w:w="1461"/>
+          </w:tcPr>
+          <w:p>
+            <w:r>
+              <w:t>4</w:t>
+            </w:r>
+          </w:p>
+        </w:tc>
+        <w:tc>
+          <w:tcPr>
+            <w:tcW w:type="dxa" w:w="1461"/>
+          </w:tcPr>
+          <w:p>
+            <w:r>
+              <w:t>4</w:t>
+            </w:r>
+          </w:p>
+        </w:tc>
+      </w:tr>
+      <w:tr>
+        <w:tc>
+          <w:tcPr>
+            <w:tcW w:type="dxa" w:w="1461"/>
+          </w:tcPr>
+          <w:p>
+            <w:r>
+              <w:t>F4</w:t>
+            </w:r>
+          </w:p>
+        </w:tc>
+        <w:tc>
+          <w:tcPr>
+            <w:tcW w:type="dxa" w:w="1461"/>
+          </w:tcPr>
+          <w:p>
+            <w:r>
+              <w:t>-2</w:t>
+            </w:r>
+          </w:p>
+        </w:tc>
+        <w:tc>
+          <w:tcPr>
+            <w:tcW w:type="dxa" w:w="1461"/>
+          </w:tcPr>
+          <w:p>
+            <w:r>
+              <w:t>-4</w:t>
+            </w:r>
+          </w:p>
+        </w:tc>
+        <w:tc>
+          <w:tcPr>
+            <w:tcW w:type="dxa" w:w="1461"/>
+          </w:tcPr>
+          <w:p>
+            <w:r>
+              <w:t>0</w:t>
+            </w:r>
+          </w:p>
+        </w:tc>
+        <w:tc>
+          <w:tcPr>
+            <w:tcW w:type="dxa" w:w="1461"/>
+          </w:tcPr>
+          <w:p>
+            <w:r>
+              <w:t>0</w:t>
+            </w:r>
+          </w:p>
+        </w:tc>
+        <w:tc>
+          <w:tcPr>
+            <w:tcW w:type="dxa" w:w="1461"/>
+          </w:tcPr>
+          <w:p>
+            <w:r>
+              <w:t>16</w:t>
+            </w:r>
+          </w:p>
+        </w:tc>
+        <w:tc>
+          <w:tcPr>
+            <w:tcW w:type="dxa" w:w="1461"/>
+          </w:tcPr>
+          <w:p>
+            <w:r>
+              <w:t>16</w:t>
+            </w:r>
+          </w:p>
+        </w:tc>
+      </w:tr>
+      <w:tr>
+        <w:tc>
+          <w:tcPr>
+            <w:tcW w:type="dxa" w:w="1461"/>
+          </w:tcPr>
+          <w:p>
+            <w:r>
+              <w:t>Four-row MSE</w:t>
+            </w:r>
+          </w:p>
+        </w:tc>
+        <w:tc>
+          <w:tcPr>
+            <w:tcW w:type="dxa" w:w="1461"/>
+          </w:tcPr>
+          <w:p>
+            <w:r>
+              <w:t>Not classification accuracy</w:t>
+            </w:r>
+          </w:p>
+        </w:tc>
+        <w:tc>
+          <w:tcPr>
+            <w:tcW w:type="dxa" w:w="1461"/>
+          </w:tcPr>
+          <w:p>
+            <w:r>
+              <w:t>Same cases</w:t>
+            </w:r>
+          </w:p>
+        </w:tc>
+        <w:tc>
+          <w:tcPr>
+            <w:tcW w:type="dxa" w:w="1461"/>
+          </w:tcPr>
+          <w:p>
+            <w:r>
+              <w:t>20.25</w:t>
+            </w:r>
+          </w:p>
+        </w:tc>
+        <w:tc>
+          <w:tcPr>
+            <w:tcW w:type="dxa" w:w="1461"/>
+          </w:tcPr>
+          <w:p>
+            <w:r>
+              <w:t>5</w:t>
+            </w:r>
+          </w:p>
+        </w:tc>
+        <w:tc>
+          <w:tcPr>
+            <w:tcW w:type="dxa" w:w="1461"/>
+          </w:tcPr>
+          <w:p>
+            <w:r>
+              <w:t>Negative candidate subset</w:t>
+            </w:r>
+          </w:p>
+        </w:tc>
+        <w:tc>
+          <w:tcPr>
+            <w:tcW w:type="dxa" w:w="1461"/>
+          </w:tcPr>
+          <w:p>
+            <w:r>
+              <w:t>10 on two rows</w:t>
+            </w:r>
+          </w:p>
+        </w:tc>
+      </w:tr>
+    </w:tbl>
+    <w:p>
+      <w:pPr>
+        <w:pStyle w:val="Heading2"/>
+      </w:pPr>
+      <w:r>
+        <w:t>Follow the evidence-role lanes</w:t>
+      </w:r>
+    </w:p>
+    <w:p>
+      <w:pPr>
         <w:pStyle w:val="Heading3"/>
       </w:pPr>
       <w:r>
@@ -784,10 +1304,10 @@
     </w:p>
     <w:p>
       <w:pPr>
-        <w:pStyle w:val="Heading3"/>
-      </w:pPr>
-      <w:r>
-        <w:t>Connect the picture and the explanation</w:t>
+        <w:pStyle w:val="Heading2"/>
+      </w:pPr>
+      <w:r>
+        <w:t>Explain the visual</w:t>
       </w:r>
     </w:p>
     <w:p>
@@ -815,15 +1335,47 @@
     </w:p>
     <w:p>
       <w:pPr>
+        <w:pStyle w:val="Heading2"/>
+      </w:pPr>
+      <w:r>
+        <w:t>Earlier wording, alternatives and picture transcripts · reference / check after trying</w:t>
+      </w:r>
+    </w:p>
+    <w:p>
+      <w:pPr>
+        <w:pStyle w:val="Heading3"/>
+      </w:pPr>
+      <w:r>
+        <w:t>Connect the picture and the explanation</w:t>
+      </w:r>
+    </w:p>
+    <w:p>
+      <w:pPr>
         <w:pStyle w:val="Heading1"/>
       </w:pPr>
       <w:r>
-        <w:t>04. Compare the cases</w:t>
-      </w:r>
-    </w:p>
-    <w:p>
-      <w:r>
-        <w:t>Compare the supplied cases for Neural network experiment defense. Identify the detail that changes the conclusion.</w:t>
+        <w:t>04. Answer a challenge with evidence and a bounded statement</w:t>
+      </w:r>
+    </w:p>
+    <w:p>
+      <w:r>
+        <w:t>Keep an absent comparison or measurement explicitly absent.</w:t>
+      </w:r>
+    </w:p>
+    <w:p>
+      <w:pPr>
+        <w:pStyle w:val="Heading2"/>
+      </w:pPr>
+      <w:r>
+        <w:t>Current task and response</w:t>
+      </w:r>
+    </w:p>
+    <w:p>
+      <w:pPr>
+        <w:pStyle w:val="ListBullet"/>
+      </w:pPr>
+      <w:r>
+        <w:t>State the validation selection and frozen final comparison using their correct metrics and scopes.</w:t>
       </w:r>
     </w:p>
     <w:p>
@@ -831,79 +1383,140 @@
         <w:pStyle w:val="Heading3"/>
       </w:pPr>
       <w:r>
-        <w:t>Compare a familiar case with a changed case</w:t>
+        <w:t>Keep the procedure fixed. Explain what changed in the inputs and result.</w:t>
+      </w:r>
+    </w:p>
+    <w:p>
+      <w:r>
+        <w:t>________________________________________________________________</w:t>
+      </w:r>
+    </w:p>
+    <w:p>
+      <w:r>
+        <w:t>________________________________________________________________</w:t>
+      </w:r>
+    </w:p>
+    <w:p>
+      <w:r>
+        <w:t>________________________________________________________________</w:t>
+      </w:r>
+    </w:p>
+    <w:p>
+      <w:r>
+        <w:t>________________________________________________________________</w:t>
+      </w:r>
+    </w:p>
+    <w:p>
+      <w:r>
+        <w:t>________________________________________________________________</w:t>
+      </w:r>
+    </w:p>
+    <w:p>
+      <w:pPr>
+        <w:pStyle w:val="Heading2"/>
+      </w:pPr>
+      <w:r>
+        <w:t>Predict the changed neuron</w:t>
+      </w:r>
+    </w:p>
+    <w:p>
+      <w:pPr>
+        <w:pStyle w:val="ListBullet"/>
+      </w:pPr>
+      <w:r>
+        <w:t>Change: Change the second input from 1 to 2.</w:t>
+      </w:r>
+    </w:p>
+    <w:p>
+      <w:pPr>
+        <w:pStyle w:val="Heading2"/>
+      </w:pPr>
+      <w:r>
+        <w:t>Check after predicting · reference / check after trying</w:t>
       </w:r>
     </w:p>
     <w:p>
       <w:pPr>
         <w:spacing w:line="336" w:lineRule="auto" w:after="180"/>
       </w:pPr>
+      <w:r>
+        <w:rPr>
+          <w:b/>
+        </w:rPr>
+        <w:t>Prediction</w:t>
+      </w:r>
       <w:r>
         <w:rPr>
           <w:b w:val="0"/>
         </w:rPr>
-        <w:t>State the validation selection and frozen final comparison using their correct metrics and scopes.</w:t>
-      </w:r>
-    </w:p>
-    <w:p>
-      <w:pPr>
-        <w:pStyle w:val="Heading3"/>
-      </w:pPr>
-      <w:r>
-        <w:t>Keep the procedure fixed. Explain what changed in the inputs and result.</w:t>
-      </w:r>
-    </w:p>
-    <w:p>
-      <w:r>
-        <w:t>________________________________________________________________</w:t>
-      </w:r>
-    </w:p>
-    <w:p>
-      <w:r>
-        <w:t>________________________________________________________________</w:t>
-      </w:r>
-    </w:p>
-    <w:p>
-      <w:r>
-        <w:t>________________________________________________________________</w:t>
-      </w:r>
-    </w:p>
-    <w:p>
-      <w:r>
-        <w:t>________________________________________________________________</w:t>
-      </w:r>
-    </w:p>
-    <w:p>
-      <w:r>
-        <w:t>________________________________________________________________</w:t>
-      </w:r>
-    </w:p>
-    <w:p>
-      <w:pPr>
-        <w:pStyle w:val="Heading3"/>
-      </w:pPr>
-      <w:r>
-        <w:t>Change one thing in the pictured case</w:t>
-      </w:r>
-    </w:p>
-    <w:p>
-      <w:pPr>
-        <w:pStyle w:val="Heading3"/>
-      </w:pPr>
-      <w:r>
-        <w:t>Change one thing</w:t>
+        <w:t>: z becomes 1-2+0.2=-0.8 and ReLU returns 0.</w:t>
       </w:r>
     </w:p>
     <w:p>
       <w:pPr>
         <w:spacing w:line="336" w:lineRule="auto" w:after="180"/>
-        <w:shd w:fill="F5F1FB"/>
       </w:pPr>
       <w:r>
         <w:rPr>
           <w:b w:val="0"/>
         </w:rPr>
-        <w:t xml:space="preserve">Change: Change the second </w:t>
+        <w:t>Reason: The negative weighted term grows; ReLU clips a negative pre-activation to zero.</w:t>
+      </w:r>
+    </w:p>
+    <w:p>
+      <w:pPr>
+        <w:pStyle w:val="Heading2"/>
+      </w:pPr>
+      <w:r>
+        <w:t>Earlier wording, alternatives and picture transcripts · reference / check after trying</w:t>
+      </w:r>
+    </w:p>
+    <w:p>
+      <w:pPr>
+        <w:pStyle w:val="Heading3"/>
+      </w:pPr>
+      <w:r>
+        <w:t>Compare a familiar case with a changed case</w:t>
+      </w:r>
+    </w:p>
+    <w:p>
+      <w:pPr>
+        <w:pStyle w:val="Heading3"/>
+      </w:pPr>
+      <w:r>
+        <w:t>Change one thing in the pictured case</w:t>
+      </w:r>
+    </w:p>
+    <w:p>
+      <w:pPr>
+        <w:pStyle w:val="Heading1"/>
+      </w:pPr>
+      <w:r>
+        <w:t>06. Separate a neuron demonstration from a system evaluation</w:t>
+      </w:r>
+    </w:p>
+    <w:p>
+      <w:r>
+        <w:t>A correct numerical trace does not supply a population-performance claim.</w:t>
+      </w:r>
+    </w:p>
+    <w:p>
+      <w:pPr>
+        <w:pStyle w:val="Heading2"/>
+      </w:pPr>
+      <w:r>
+        <w:t>Main negative-target challenge and answer</w:t>
+      </w:r>
+    </w:p>
+    <w:p>
+      <w:pPr>
+        <w:spacing w:line="336" w:lineRule="auto" w:after="180"/>
+      </w:pPr>
+      <w:r>
+        <w:rPr>
+          <w:b w:val="0"/>
+        </w:rPr>
+        <w:t xml:space="preserve">Challenge: “Your validation error was zero, so why did the final test fail on negative targets?” Response: validation contained only positive </w:t>
       </w:r>
       <w:r>
         <w:rPr>
@@ -915,257 +1528,6 @@
         <w:rPr>
           <w:b w:val="0"/>
         </w:rPr>
-        <w:t xml:space="preserve"> from 1 to 2.</w:t>
-      </w:r>
-    </w:p>
-    <w:p>
-      <w:pPr>
-        <w:pStyle w:val="Heading3"/>
-      </w:pPr>
-      <w:r>
-        <w:t>Predicted result</w:t>
-      </w:r>
-    </w:p>
-    <w:p>
-      <w:pPr>
-        <w:spacing w:line="336" w:lineRule="auto" w:after="180"/>
-        <w:shd w:fill="F1F6FC"/>
-      </w:pPr>
-      <w:r>
-        <w:rPr>
-          <w:b/>
-        </w:rPr>
-        <w:t>Prediction</w:t>
-      </w:r>
-      <w:r>
-        <w:rPr>
-          <w:b w:val="0"/>
-        </w:rPr>
-        <w:t>: z becomes 1-2+0.2=-0.8 and ReLU returns 0.</w:t>
-      </w:r>
-    </w:p>
-    <w:p>
-      <w:pPr>
-        <w:pStyle w:val="Heading3"/>
-      </w:pPr>
-      <w:r>
-        <w:t>Why the result follows</w:t>
-      </w:r>
-    </w:p>
-    <w:p>
-      <w:pPr>
-        <w:spacing w:line="336" w:lineRule="auto" w:after="180"/>
-        <w:shd w:fill="F1F6FC"/>
-      </w:pPr>
-      <w:r>
-        <w:rPr>
-          <w:b w:val="0"/>
-        </w:rPr>
-        <w:t>Reason: The negative weighted term grows; ReLU clips a negative pre-activation to zero.</w:t>
-      </w:r>
-    </w:p>
-    <w:p>
-      <w:pPr>
-        <w:pStyle w:val="Heading1"/>
-      </w:pPr>
-      <w:r>
-        <w:t>05. Words that unlock the idea</w:t>
-      </w:r>
-    </w:p>
-    <w:p>
-      <w:r>
-        <w:t>Use the vocabulary of Neural network experiment defense to explain a concrete decision, rather than only memorising definitions.</w:t>
-      </w:r>
-    </w:p>
-    <w:tbl>
-      <w:tblPr>
-        <w:tblStyle w:val="LightShading-Accent1"/>
-        <w:tblW w:type="auto" w:w="0"/>
-        <w:tblLook w:firstColumn="1" w:firstRow="1" w:lastColumn="0" w:lastRow="0" w:noHBand="0" w:noVBand="1" w:val="04A0"/>
-      </w:tblPr>
-      <w:tblGrid>
-        <w:gridCol w:w="5112"/>
-        <w:gridCol w:w="5112"/>
-      </w:tblGrid>
-      <w:tr>
-        <w:trPr>
-          <w:tblHeader/>
-        </w:trPr>
-        <w:tc>
-          <w:tcPr>
-            <w:tcW w:type="dxa" w:w="5112"/>
-          </w:tcPr>
-          <w:p>
-            <w:r>
-              <w:t>Word</w:t>
-            </w:r>
-          </w:p>
-        </w:tc>
-        <w:tc>
-          <w:tcPr>
-            <w:tcW w:type="dxa" w:w="5112"/>
-          </w:tcPr>
-          <w:p>
-            <w:r>
-              <w:t>Meaning</w:t>
-            </w:r>
-          </w:p>
-        </w:tc>
-      </w:tr>
-      <w:tr>
-        <w:tc>
-          <w:tcPr>
-            <w:tcW w:type="dxa" w:w="5112"/>
-          </w:tcPr>
-          <w:p>
-            <w:r>
-              <w:t>Defense</w:t>
-            </w:r>
-          </w:p>
-        </w:tc>
-        <w:tc>
-          <w:tcPr>
-            <w:tcW w:type="dxa" w:w="5112"/>
-          </w:tcPr>
-          <w:p>
-            <w:r>
-              <w:t>An explanation of methods and claims supported by inspectable evidence</w:t>
-            </w:r>
-          </w:p>
-        </w:tc>
-      </w:tr>
-      <w:tr>
-        <w:tc>
-          <w:tcPr>
-            <w:tcW w:type="dxa" w:w="5112"/>
-          </w:tcPr>
-          <w:p>
-            <w:r>
-              <w:t>Evidence chain</w:t>
-            </w:r>
-          </w:p>
-        </w:tc>
-        <w:tc>
-          <w:tcPr>
-            <w:tcW w:type="dxa" w:w="5112"/>
-          </w:tcPr>
-          <w:p>
-            <w:r>
-              <w:t>The connection from inputs and procedure through raw outputs to a reported claim</w:t>
-            </w:r>
-          </w:p>
-        </w:tc>
-      </w:tr>
-      <w:tr>
-        <w:tc>
-          <w:tcPr>
-            <w:tcW w:type="dxa" w:w="5112"/>
-          </w:tcPr>
-          <w:p>
-            <w:r>
-              <w:t>Limitation</w:t>
-            </w:r>
-          </w:p>
-        </w:tc>
-        <w:tc>
-          <w:tcPr>
-            <w:tcW w:type="dxa" w:w="5112"/>
-          </w:tcPr>
-          <w:p>
-            <w:r>
-              <w:t>A condition restricting what evidence can establish</w:t>
-            </w:r>
-          </w:p>
-        </w:tc>
-      </w:tr>
-      <w:tr>
-        <w:tc>
-          <w:tcPr>
-            <w:tcW w:type="dxa" w:w="5112"/>
-          </w:tcPr>
-          <w:p>
-            <w:r>
-              <w:t>Reproduction</w:t>
-            </w:r>
-          </w:p>
-        </w:tc>
-        <w:tc>
-          <w:tcPr>
-            <w:tcW w:type="dxa" w:w="5112"/>
-          </w:tcPr>
-          <w:p>
-            <w:r>
-              <w:t>Repeating the documented procedure to check reported outputs</w:t>
-            </w:r>
-          </w:p>
-        </w:tc>
-      </w:tr>
-    </w:tbl>
-    <w:p>
-      <w:pPr>
-        <w:pStyle w:val="Heading3"/>
-      </w:pPr>
-      <w:r>
-        <w:t>Use two terms to explain a step in this week’s example.</w:t>
-      </w:r>
-    </w:p>
-    <w:p>
-      <w:r>
-        <w:t>________________________________________________________________</w:t>
-      </w:r>
-    </w:p>
-    <w:p>
-      <w:r>
-        <w:t>________________________________________________________________</w:t>
-      </w:r>
-    </w:p>
-    <w:p>
-      <w:r>
-        <w:t>________________________________________________________________</w:t>
-      </w:r>
-    </w:p>
-    <w:p>
-      <w:pPr>
-        <w:pStyle w:val="Heading1"/>
-      </w:pPr>
-      <w:r>
-        <w:t>06. Follow a worked example</w:t>
-      </w:r>
-    </w:p>
-    <w:p>
-      <w:r>
-        <w:t>Follow the worked trace for Neural network experiment defense, predict a step, then compare with its explanation.</w:t>
-      </w:r>
-    </w:p>
-    <w:p>
-      <w:pPr>
-        <w:pStyle w:val="Heading3"/>
-      </w:pPr>
-      <w:r>
-        <w:t>Worked explanation · Neural network experiment defense</w:t>
-      </w:r>
-    </w:p>
-    <w:p>
-      <w:pPr>
-        <w:spacing w:line="336" w:lineRule="auto" w:after="180"/>
-        <w:shd w:fill="F1F6FC"/>
-      </w:pPr>
-      <w:r>
-        <w:rPr>
-          <w:b w:val="0"/>
-        </w:rPr>
-        <w:t xml:space="preserve">Challenge: “Your validation error was zero, so why did the final test fail on negative targets?” Response: validation contained only positive </w:t>
-      </w:r>
-      <w:r>
-        <w:rPr>
-          <w:b/>
-        </w:rPr>
-        <w:t>input</w:t>
-      </w:r>
-      <w:r>
-        <w:rPr>
-          <w:b w:val="0"/>
-        </w:rPr>
         <w:t xml:space="preserve">s; the </w:t>
       </w:r>
       <w:r>
@@ -1184,7 +1546,6 @@
     <w:p>
       <w:pPr>
         <w:spacing w:line="336" w:lineRule="auto" w:after="180"/>
-        <w:shd w:fill="F1F6FC"/>
       </w:pPr>
       <w:r>
         <w:rPr>
@@ -1207,16 +1568,15 @@
     </w:p>
     <w:p>
       <w:pPr>
-        <w:pStyle w:val="Heading3"/>
-      </w:pPr>
-      <w:r>
-        <w:t>Worked explanation · Neural network experiment defense</w:t>
+        <w:pStyle w:val="Heading2"/>
+      </w:pPr>
+      <w:r>
+        <w:t>Stronger-baseline and speed challenges</w:t>
       </w:r>
     </w:p>
     <w:p>
       <w:pPr>
         <w:spacing w:line="336" w:lineRule="auto" w:after="180"/>
-        <w:shd w:fill="F1F6FC"/>
       </w:pPr>
       <w:r>
         <w:rPr>
@@ -1240,7 +1600,6 @@
     <w:p>
       <w:pPr>
         <w:spacing w:line="336" w:lineRule="auto" w:after="180"/>
-        <w:shd w:fill="F1F6FC"/>
       </w:pPr>
       <w:r>
         <w:rPr>
@@ -1263,29 +1622,10 @@
     </w:p>
     <w:p>
       <w:pPr>
-        <w:pStyle w:val="Heading3"/>
-      </w:pPr>
-      <w:r>
-        <w:t>Learn from the worked case</w:t>
-      </w:r>
-    </w:p>
-    <w:p>
-      <w:pPr>
-        <w:spacing w:line="336" w:lineRule="auto" w:after="180"/>
-      </w:pPr>
-      <w:r>
-        <w:rPr>
-          <w:b w:val="0"/>
-        </w:rPr>
-        <w:t>Cover the result before checking it. Say what is given, choose the procedure, and follow one step at a time. Then uncover the result and explain your first mismatch. Ask why a step is allowed, not only what number it produces.</w:t>
-      </w:r>
-    </w:p>
-    <w:p>
-      <w:pPr>
-        <w:pStyle w:val="Heading3"/>
-      </w:pPr>
-      <w:r>
-        <w:t>A pictorial worked case: Neural network experiment defense</w:t>
+        <w:pStyle w:val="Heading2"/>
+      </w:pPr>
+      <w:r>
+        <w:t>Separate pictured neuron inputs and scope</w:t>
       </w:r>
     </w:p>
     <w:p>
@@ -1301,24 +1641,7 @@
     </w:p>
     <w:p>
       <w:pPr>
-        <w:pStyle w:val="Heading3"/>
-      </w:pPr>
-      <w:r>
-        <w:t>The facts we will use</w:t>
-      </w:r>
-    </w:p>
-    <w:p>
-      <w:pPr>
-        <w:pStyle w:val="Heading3"/>
-      </w:pPr>
-      <w:r>
-        <w:t>Supplied facts</w:t>
-      </w:r>
-    </w:p>
-    <w:p>
-      <w:pPr>
         <w:spacing w:line="336" w:lineRule="auto" w:after="180"/>
-        <w:shd w:fill="F1F6FC"/>
       </w:pPr>
       <w:r>
         <w:rPr>
@@ -1334,11 +1657,41 @@
       </w:r>
     </w:p>
     <w:p>
+      <w:pPr>
+        <w:spacing w:line="336" w:lineRule="auto" w:after="180"/>
+      </w:pPr>
+      <w:r>
+        <w:rPr>
+          <w:b w:val="0"/>
+        </w:rPr>
+        <w:t>The picture is a separate arithmetic demonstration, not the scalar capstone’s evaluation. Inputs [2, 1], weights [.5, −1], bias .2 give weighted terms 1 and −1, preactivation .2 and ReLU output .2. Changing only the second input to 2 gives z = −.8 and output 0. There is no supplied class-reference dataset, probability conversion or accuracy denominator for this neuron.</w:t>
+      </w:r>
+    </w:p>
+    <w:p>
+      <w:pPr>
+        <w:spacing w:line="336" w:lineRule="auto" w:after="180"/>
+      </w:pPr>
+      <w:r>
+        <w:rPr>
+          <w:b w:val="0"/>
+        </w:rPr>
+        <w:t>Its output .2 cannot be called 20% confidence or 20% accuracy.</w:t>
+      </w:r>
+    </w:p>
+    <w:p>
+      <w:pPr>
+        <w:pStyle w:val="Heading2"/>
+      </w:pPr>
+      <w:r>
+        <w:t>Trace multiplication, bias and activation</w:t>
+      </w:r>
+    </w:p>
+    <w:p>
       <w:r>
         <w:drawing>
           <wp:inline xmlns:a="http://schemas.openxmlformats.org/drawingml/2006/main" xmlns:pic="http://schemas.openxmlformats.org/drawingml/2006/picture">
-            <wp:extent cx="5486400" cy="3218543"/>
-            <wp:docPr id="1" name="Picture 1" descr="One toy ReLU neuron: not a probability"/>
+            <wp:extent cx="5486400" cy="3182112"/>
+            <wp:docPr id="1" name="Picture 1" descr="Multiply inputs: 2×0.5=1 and 1×(-1)=-1. → Add weighted terms: Pre-activation z is 1-1+0.2=0.2. → Apply ReLU: max(0,0.2)=0.2; this activation is not a confidence percentage."/>
             <wp:cNvGraphicFramePr>
               <a:graphicFrameLocks noChangeAspect="1"/>
             </wp:cNvGraphicFramePr>
@@ -1346,7 +1699,7 @@
               <a:graphicData uri="http://schemas.openxmlformats.org/drawingml/2006/picture">
                 <pic:pic>
                   <pic:nvPicPr>
-                    <pic:cNvPr id="0" name="academy-detail-ai-5-36.png"/>
+                    <pic:cNvPr id="0" name="academy-story-ai-5-36-02.png"/>
                     <pic:cNvPicPr/>
                   </pic:nvPicPr>
                   <pic:blipFill>
@@ -1358,43 +1711,7 @@
                   <pic:spPr>
                     <a:xfrm>
                       <a:off x="0" y="0"/>
-                      <a:ext cx="5486400" cy="3218543"/>
-                    </a:xfrm>
-                    <a:prstGeom prst="rect"/>
-                  </pic:spPr>
-                </pic:pic>
-              </a:graphicData>
-            </a:graphic>
-          </wp:inline>
-        </w:drawing>
-      </w:r>
-    </w:p>
-    <w:p>
-      <w:r>
-        <w:drawing>
-          <wp:inline xmlns:a="http://schemas.openxmlformats.org/drawingml/2006/main" xmlns:pic="http://schemas.openxmlformats.org/drawingml/2006/picture">
-            <wp:extent cx="5486400" cy="5185229"/>
-            <wp:docPr id="2" name="Picture 2" descr="Neural network experiment defense. Multiply inputs: 2×0.5=1 and 1×(-1)=-1.. Add weighted terms: Pre-activation z is 1-1+0.2=0.2.. Apply ReLU: max(0,0.2)=0.2; this activation is not a confidence percentage."/>
-            <wp:cNvGraphicFramePr>
-              <a:graphicFrameLocks noChangeAspect="1"/>
-            </wp:cNvGraphicFramePr>
-            <a:graphic>
-              <a:graphicData uri="http://schemas.openxmlformats.org/drawingml/2006/picture">
-                <pic:pic>
-                  <pic:nvPicPr>
-                    <pic:cNvPr id="0" name="academy-visual-ai-5-36.png"/>
-                    <pic:cNvPicPr/>
-                  </pic:nvPicPr>
-                  <pic:blipFill>
-                    <a:blip r:embed="rId10"/>
-                    <a:stretch>
-                      <a:fillRect/>
-                    </a:stretch>
-                  </pic:blipFill>
-                  <pic:spPr>
-                    <a:xfrm>
-                      <a:off x="0" y="0"/>
-                      <a:ext cx="5486400" cy="5185229"/>
+                      <a:ext cx="5486400" cy="3182112"/>
                     </a:xfrm>
                     <a:prstGeom prst="rect"/>
                   </pic:spPr>
@@ -1522,24 +1839,7 @@
     </w:p>
     <w:p>
       <w:pPr>
-        <w:pStyle w:val="Heading3"/>
-      </w:pPr>
-      <w:r>
-        <w:t>Why this result follows</w:t>
-      </w:r>
-    </w:p>
-    <w:p>
-      <w:pPr>
-        <w:pStyle w:val="Heading3"/>
-      </w:pPr>
-      <w:r>
-        <w:t>Why the result follows</w:t>
-      </w:r>
-    </w:p>
-    <w:p>
-      <w:pPr>
         <w:spacing w:line="336" w:lineRule="auto" w:after="180"/>
-        <w:shd w:fill="F1F6FC"/>
       </w:pPr>
       <w:r>
         <w:rPr>
@@ -1550,30 +1850,113 @@
     </w:p>
     <w:p>
       <w:pPr>
+        <w:pStyle w:val="Heading2"/>
+      </w:pPr>
+      <w:r>
+        <w:t>Predict the changed second input</w:t>
+      </w:r>
+    </w:p>
+    <w:p>
+      <w:pPr>
+        <w:pStyle w:val="ListBullet"/>
+      </w:pPr>
+      <w:r>
+        <w:t>Change one thing: Change the second input from 1 to 2. Predict the result before checking the explanation. What remains the same?</w:t>
+      </w:r>
+    </w:p>
+    <w:p>
+      <w:pPr>
+        <w:pStyle w:val="Heading2"/>
+      </w:pPr>
+      <w:r>
+        <w:t>Check after predicting · reference / check after trying</w:t>
+      </w:r>
+    </w:p>
+    <w:p>
+      <w:r>
+        <w:drawing>
+          <wp:inline xmlns:a="http://schemas.openxmlformats.org/drawingml/2006/main" xmlns:pic="http://schemas.openxmlformats.org/drawingml/2006/picture">
+            <wp:extent cx="5486400" cy="3026664"/>
+            <wp:docPr id="2" name="Picture 2" descr="Original case: max(0,0.2)=0.2; this activation is not a confidence percentage. Changed condition: Change the second input from 1 to 2. Expected result: z becomes 1-2+0.2=-0.8 and ReLU returns 0. Reason: The negative weighted term grows; ReLU clips a negative pre-activation to zero."/>
+            <wp:cNvGraphicFramePr>
+              <a:graphicFrameLocks noChangeAspect="1"/>
+            </wp:cNvGraphicFramePr>
+            <a:graphic>
+              <a:graphicData uri="http://schemas.openxmlformats.org/drawingml/2006/picture">
+                <pic:pic>
+                  <pic:nvPicPr>
+                    <pic:cNvPr id="0" name="academy-story-ai-5-36-04.png"/>
+                    <pic:cNvPicPr/>
+                  </pic:nvPicPr>
+                  <pic:blipFill>
+                    <a:blip r:embed="rId10"/>
+                    <a:stretch>
+                      <a:fillRect/>
+                    </a:stretch>
+                  </pic:blipFill>
+                  <pic:spPr>
+                    <a:xfrm>
+                      <a:off x="0" y="0"/>
+                      <a:ext cx="5486400" cy="3026664"/>
+                    </a:xfrm>
+                    <a:prstGeom prst="rect"/>
+                  </pic:spPr>
+                </pic:pic>
+              </a:graphicData>
+            </a:graphic>
+          </wp:inline>
+        </w:drawing>
+      </w:r>
+    </w:p>
+    <w:p>
+      <w:pPr>
+        <w:pStyle w:val="Heading2"/>
+      </w:pPr>
+      <w:r>
+        <w:t>Explain unsupported percentage and generalisation claims</w:t>
+      </w:r>
+    </w:p>
+    <w:p>
+      <w:pPr>
+        <w:pStyle w:val="ListBullet"/>
+      </w:pPr>
+      <w:r>
+        <w:t>This one-neuron arithmetic does not establish how a trained image classifier generalises or why its full network makes a decision.</w:t>
+      </w:r>
+    </w:p>
+    <w:p>
+      <w:pPr>
+        <w:pStyle w:val="ListBullet"/>
+      </w:pPr>
+      <w:r>
+        <w:t>Read the labelled picture: Calculate both weighted terms, z and ReLU output. Predict the changed second input and explain why 0.2 cannot be called 20% accuracy.</w:t>
+      </w:r>
+    </w:p>
+    <w:p>
+      <w:pPr>
+        <w:pStyle w:val="Heading2"/>
+      </w:pPr>
+      <w:r>
+        <w:t>Earlier wording, alternatives and picture transcripts · reference / check after trying</w:t>
+      </w:r>
+    </w:p>
+    <w:p>
+      <w:pPr>
         <w:pStyle w:val="Heading3"/>
       </w:pPr>
       <w:r>
-        <w:t>What this example does not establish</w:t>
-      </w:r>
-    </w:p>
-    <w:p>
-      <w:pPr>
-        <w:pStyle w:val="Heading3"/>
-      </w:pPr>
-      <w:r>
-        <w:t>Keep the stated limit</w:t>
+        <w:t>Learn from the worked case</w:t>
       </w:r>
     </w:p>
     <w:p>
       <w:pPr>
         <w:spacing w:line="336" w:lineRule="auto" w:after="180"/>
-        <w:shd w:fill="FFF5E6"/>
       </w:pPr>
       <w:r>
         <w:rPr>
           <w:b w:val="0"/>
         </w:rPr>
-        <w:t>This one-neuron arithmetic does not establish how a trained image classifier generalises or why its full network makes a decision.</w:t>
+        <w:t>Cover the result before checking it. Say what is given, choose the procedure, and follow one step at a time. Then uncover the result and explain your first mismatch. Ask why a step is allowed, not only what number it produces.</w:t>
       </w:r>
     </w:p>
     <w:p>
@@ -1581,43 +1964,7 @@
         <w:pStyle w:val="Heading3"/>
       </w:pPr>
       <w:r>
-        <w:t>Keep the stated limit</w:t>
-      </w:r>
-    </w:p>
-    <w:p>
-      <w:pPr>
-        <w:spacing w:line="336" w:lineRule="auto" w:after="180"/>
-        <w:shd w:fill="FFF5E6"/>
-      </w:pPr>
-      <w:r>
-        <w:rPr>
-          <w:b w:val="0"/>
-        </w:rPr>
-        <w:t xml:space="preserve">Read the labelled picture: Calculate both weighted terms, z and ReLU </w:t>
-      </w:r>
-      <w:r>
-        <w:rPr>
-          <w:b/>
-        </w:rPr>
-        <w:t>output</w:t>
-      </w:r>
-      <w:r>
-        <w:rPr>
-          <w:b w:val="0"/>
-        </w:rPr>
-        <w:t xml:space="preserve">. Predict the changed second </w:t>
-      </w:r>
-      <w:r>
-        <w:rPr>
-          <w:b/>
-        </w:rPr>
-        <w:t>input</w:t>
-      </w:r>
-      <w:r>
-        <w:rPr>
-          <w:b w:val="0"/>
-        </w:rPr>
-        <w:t xml:space="preserve"> and explain why 0.2 cannot be called 20% accuracy.</w:t>
+        <w:t>A pictorial worked case: Neural network experiment defense</w:t>
       </w:r>
     </w:p>
     <w:p>
@@ -1625,31 +1972,95 @@
         <w:pStyle w:val="Heading3"/>
       </w:pPr>
       <w:r>
-        <w:t>Keep the stated limit</w:t>
-      </w:r>
-    </w:p>
-    <w:p>
-      <w:pPr>
-        <w:spacing w:line="336" w:lineRule="auto" w:after="180"/>
-        <w:shd w:fill="FFF5E6"/>
-      </w:pPr>
-      <w:r>
-        <w:rPr>
-          <w:b w:val="0"/>
-        </w:rPr>
-        <w:t xml:space="preserve">Change one thing: Change the second </w:t>
-      </w:r>
-      <w:r>
-        <w:rPr>
-          <w:b/>
-        </w:rPr>
-        <w:t>input</w:t>
-      </w:r>
-      <w:r>
-        <w:rPr>
-          <w:b w:val="0"/>
-        </w:rPr>
-        <w:t xml:space="preserve"> from 1 to 2. Predict the result before checking the explanation. What remains the same?</w:t>
+        <w:t>The facts we will use</w:t>
+      </w:r>
+    </w:p>
+    <w:p>
+      <w:r>
+        <w:drawing>
+          <wp:inline xmlns:a="http://schemas.openxmlformats.org/drawingml/2006/main" xmlns:pic="http://schemas.openxmlformats.org/drawingml/2006/picture">
+            <wp:extent cx="5486400" cy="3218543"/>
+            <wp:docPr id="3" name="Picture 3" descr="One toy ReLU neuron: not a probability"/>
+            <wp:cNvGraphicFramePr>
+              <a:graphicFrameLocks noChangeAspect="1"/>
+            </wp:cNvGraphicFramePr>
+            <a:graphic>
+              <a:graphicData uri="http://schemas.openxmlformats.org/drawingml/2006/picture">
+                <pic:pic>
+                  <pic:nvPicPr>
+                    <pic:cNvPr id="0" name="academy-detail-ai-5-36.png"/>
+                    <pic:cNvPicPr/>
+                  </pic:nvPicPr>
+                  <pic:blipFill>
+                    <a:blip r:embed="rId11"/>
+                    <a:stretch>
+                      <a:fillRect/>
+                    </a:stretch>
+                  </pic:blipFill>
+                  <pic:spPr>
+                    <a:xfrm>
+                      <a:off x="0" y="0"/>
+                      <a:ext cx="5486400" cy="3218543"/>
+                    </a:xfrm>
+                    <a:prstGeom prst="rect"/>
+                  </pic:spPr>
+                </pic:pic>
+              </a:graphicData>
+            </a:graphic>
+          </wp:inline>
+        </w:drawing>
+      </w:r>
+    </w:p>
+    <w:p>
+      <w:r>
+        <w:drawing>
+          <wp:inline xmlns:a="http://schemas.openxmlformats.org/drawingml/2006/main" xmlns:pic="http://schemas.openxmlformats.org/drawingml/2006/picture">
+            <wp:extent cx="5486400" cy="5185229"/>
+            <wp:docPr id="4" name="Picture 4" descr="Neural network experiment defense. Multiply inputs: 2×0.5=1 and 1×(-1)=-1.. Add weighted terms: Pre-activation z is 1-1+0.2=0.2.. Apply ReLU: max(0,0.2)=0.2; this activation is not a confidence percentage."/>
+            <wp:cNvGraphicFramePr>
+              <a:graphicFrameLocks noChangeAspect="1"/>
+            </wp:cNvGraphicFramePr>
+            <a:graphic>
+              <a:graphicData uri="http://schemas.openxmlformats.org/drawingml/2006/picture">
+                <pic:pic>
+                  <pic:nvPicPr>
+                    <pic:cNvPr id="0" name="academy-visual-ai-5-36.png"/>
+                    <pic:cNvPicPr/>
+                  </pic:nvPicPr>
+                  <pic:blipFill>
+                    <a:blip r:embed="rId12"/>
+                    <a:stretch>
+                      <a:fillRect/>
+                    </a:stretch>
+                  </pic:blipFill>
+                  <pic:spPr>
+                    <a:xfrm>
+                      <a:off x="0" y="0"/>
+                      <a:ext cx="5486400" cy="5185229"/>
+                    </a:xfrm>
+                    <a:prstGeom prst="rect"/>
+                  </pic:spPr>
+                </pic:pic>
+              </a:graphicData>
+            </a:graphic>
+          </wp:inline>
+        </w:drawing>
+      </w:r>
+    </w:p>
+    <w:p>
+      <w:pPr>
+        <w:pStyle w:val="Heading3"/>
+      </w:pPr>
+      <w:r>
+        <w:t>Why this result follows</w:t>
+      </w:r>
+    </w:p>
+    <w:p>
+      <w:pPr>
+        <w:pStyle w:val="Heading3"/>
+      </w:pPr>
+      <w:r>
+        <w:t>What this example does not establish</w:t>
       </w:r>
     </w:p>
     <w:p>
@@ -1657,12 +2068,28 @@
         <w:pStyle w:val="Heading1"/>
       </w:pPr>
       <w:r>
-        <w:t>07. Find and repair a mistake</w:t>
-      </w:r>
-    </w:p>
-    <w:p>
-      <w:r>
-        <w:t>Find the unsupported step in the Neural network experiment defense claim and explain a repair using the supplied evidence.</w:t>
+        <w:t>07. Keep relative error reduction attached to its metric</w:t>
+      </w:r>
+    </w:p>
+    <w:p>
+      <w:r>
+        <w:t>A 75% MSE reduction is not a classification-accuracy score.</w:t>
+      </w:r>
+    </w:p>
+    <w:p>
+      <w:pPr>
+        <w:pStyle w:val="Heading2"/>
+      </w:pPr>
+      <w:r>
+        <w:t>Complete separate supported comparison and task</w:t>
+      </w:r>
+    </w:p>
+    <w:p>
+      <w:pPr>
+        <w:pStyle w:val="ListBullet"/>
+      </w:pPr>
+      <w:r>
+        <w:t>Supported case: another experiment reports baseline MSE 8 and candidate MSE 2 on four untouched final rows after freezing the candidate. The reduction is 6 MSE units, or 75% of the baseline MSE. That percentage is a relative reduction in MSE, not 75% classification accuracy. It cannot establish deployment performance.</w:t>
       </w:r>
     </w:p>
     <w:p>
@@ -1670,31 +2097,48 @@
         <w:pStyle w:val="Heading3"/>
       </w:pPr>
       <w:r>
-        <w:t>Check the claim against the facts</w:t>
-      </w:r>
-    </w:p>
-    <w:p>
-      <w:pPr>
-        <w:spacing w:line="336" w:lineRule="auto" w:after="180"/>
-        <w:shd w:fill="FFF5E6"/>
-      </w:pPr>
-      <w:r>
-        <w:rPr>
-          <w:b w:val="0"/>
-        </w:rPr>
-        <w:t>Supported case: another experiment reports baseline MSE 8 and candidate MSE 2 on four untouched final rows after freezing the candidate. The reduction is 6 MSE units, or 75% of the baseline MSE.</w:t>
-      </w:r>
-    </w:p>
-    <w:p>
-      <w:pPr>
-        <w:spacing w:line="336" w:lineRule="auto" w:after="180"/>
-        <w:shd w:fill="FFF5E6"/>
-      </w:pPr>
-      <w:r>
-        <w:rPr>
-          <w:b w:val="0"/>
-        </w:rPr>
-        <w:t>That percentage is a relative reduction in MSE, not 75% classification accuracy. It cannot establish deployment performance.</w:t>
+        <w:t>Guided: calculate the absolute and relative MSE reduction, then write a sentence preserving the metric and four-row scope.</w:t>
+      </w:r>
+    </w:p>
+    <w:p>
+      <w:r>
+        <w:t>________________________________________________________________</w:t>
+      </w:r>
+    </w:p>
+    <w:p>
+      <w:r>
+        <w:t>________________________________________________________________</w:t>
+      </w:r>
+    </w:p>
+    <w:p>
+      <w:r>
+        <w:t>________________________________________________________________</w:t>
+      </w:r>
+    </w:p>
+    <w:p>
+      <w:r>
+        <w:t>________________________________________________________________</w:t>
+      </w:r>
+    </w:p>
+    <w:p>
+      <w:r>
+        <w:t>________________________________________________________________</w:t>
+      </w:r>
+    </w:p>
+    <w:p>
+      <w:pPr>
+        <w:pStyle w:val="Heading2"/>
+      </w:pPr>
+      <w:r>
+        <w:t>Identify missing fitted-line and energy evidence</w:t>
+      </w:r>
+    </w:p>
+    <w:p>
+      <w:pPr>
+        <w:pStyle w:val="ListBullet"/>
+      </w:pPr>
+      <w:r>
+        <w:t>A presenter claims the experiment proves neural networks beat fitted lines and use less energy. What evidence is missing?</w:t>
       </w:r>
     </w:p>
     <w:p>
@@ -1702,6 +2146,89 @@
         <w:pStyle w:val="Heading3"/>
       </w:pPr>
       <w:r>
+        <w:t>State one repair and the checks you would rerun.</w:t>
+      </w:r>
+    </w:p>
+    <w:p>
+      <w:r>
+        <w:t>________________________________________________________________</w:t>
+      </w:r>
+    </w:p>
+    <w:p>
+      <w:r>
+        <w:t>________________________________________________________________</w:t>
+      </w:r>
+    </w:p>
+    <w:p>
+      <w:r>
+        <w:t>________________________________________________________________</w:t>
+      </w:r>
+    </w:p>
+    <w:p>
+      <w:r>
+        <w:t>________________________________________________________________</w:t>
+      </w:r>
+    </w:p>
+    <w:p>
+      <w:r>
+        <w:t>________________________________________________________________</w:t>
+      </w:r>
+    </w:p>
+    <w:p>
+      <w:r>
+        <w:t>________________________________________________________________</w:t>
+      </w:r>
+    </w:p>
+    <w:p>
+      <w:pPr>
+        <w:pStyle w:val="Heading2"/>
+      </w:pPr>
+      <w:r>
+        <w:t>Earlier wording, alternatives and picture transcripts · reference / check after trying</w:t>
+      </w:r>
+    </w:p>
+    <w:p>
+      <w:pPr>
+        <w:pStyle w:val="Heading3"/>
+      </w:pPr>
+      <w:r>
+        <w:t>Locate the earliest unsupported step</w:t>
+      </w:r>
+    </w:p>
+    <w:p>
+      <w:pPr>
+        <w:pStyle w:val="Heading1"/>
+      </w:pPr>
+      <w:r>
+        <w:t>08. Practise an evidence inventory and an honest defense</w:t>
+      </w:r>
+    </w:p>
+    <w:p>
+      <w:r>
+        <w:t>Every claim needs a metric, cases and a comparison.</w:t>
+      </w:r>
+    </w:p>
+    <w:p>
+      <w:pPr>
+        <w:pStyle w:val="Heading2"/>
+      </w:pPr>
+      <w:r>
+        <w:t>Current inventory task and supported reduction</w:t>
+      </w:r>
+    </w:p>
+    <w:p>
+      <w:pPr>
+        <w:pStyle w:val="ListBullet"/>
+      </w:pPr>
+      <w:r>
+        <w:t>Name eight items needed to check the capstone from question through final result.</w:t>
+      </w:r>
+    </w:p>
+    <w:p>
+      <w:pPr>
+        <w:pStyle w:val="Heading3"/>
+      </w:pPr>
+      <w:r>
         <w:t>Guided: calculate the absolute and relative MSE reduction, then write a sentence preserving the metric and four-row scope.</w:t>
       </w:r>
     </w:p>
@@ -1735,39 +2262,7 @@
         <w:pStyle w:val="Heading3"/>
       </w:pPr>
       <w:r>
-        <w:t>Locate the earliest unsupported step</w:t>
-      </w:r>
-    </w:p>
-    <w:p>
-      <w:pPr>
-        <w:spacing w:line="336" w:lineRule="auto" w:after="180"/>
-        <w:shd w:fill="F5F1FB"/>
-      </w:pPr>
-      <w:r>
-        <w:rPr>
-          <w:b w:val="0"/>
-        </w:rPr>
-        <w:t xml:space="preserve">A presenter claims the experiment proves neural networks beat fitted lines and use less energy. What </w:t>
-      </w:r>
-      <w:r>
-        <w:rPr>
-          <w:b/>
-        </w:rPr>
-        <w:t>evidence</w:t>
-      </w:r>
-      <w:r>
-        <w:rPr>
-          <w:b w:val="0"/>
-        </w:rPr>
-        <w:t xml:space="preserve"> is missing?</w:t>
-      </w:r>
-    </w:p>
-    <w:p>
-      <w:pPr>
-        <w:pStyle w:val="Heading3"/>
-      </w:pPr>
-      <w:r>
-        <w:t>State one repair and the checks you would rerun.</w:t>
+        <w:t>Explain your prediction to a partner before comparing results.</w:t>
       </w:r>
     </w:p>
     <w:p>
@@ -1791,106 +2286,11 @@
       </w:r>
     </w:p>
     <w:p>
-      <w:r>
-        <w:t>________________________________________________________________</w:t>
-      </w:r>
-    </w:p>
-    <w:p>
-      <w:r>
-        <w:t>________________________________________________________________</w:t>
-      </w:r>
-    </w:p>
-    <w:p>
-      <w:pPr>
-        <w:pStyle w:val="Heading1"/>
-      </w:pPr>
-      <w:r>
-        <w:t>08. Practise together</w:t>
-      </w:r>
-    </w:p>
-    <w:p>
-      <w:r>
-        <w:t>Practise Neural network experiment defense with support, then explain the deciding step in your own words.</w:t>
-      </w:r>
-    </w:p>
-    <w:p>
-      <w:pPr>
-        <w:spacing w:line="336" w:lineRule="auto" w:after="180"/>
-      </w:pPr>
-      <w:r>
-        <w:rPr>
-          <w:b w:val="0"/>
-        </w:rPr>
-        <w:t>Name eight items needed to check the capstone from question through final result.</w:t>
-      </w:r>
-    </w:p>
-    <w:p>
-      <w:pPr>
-        <w:pStyle w:val="Heading3"/>
-      </w:pPr>
-      <w:r>
-        <w:t>Guided: calculate the absolute and relative MSE reduction, then write a sentence preserving the metric and four-row scope.</w:t>
-      </w:r>
-    </w:p>
-    <w:p>
-      <w:r>
-        <w:t>________________________________________________________________</w:t>
-      </w:r>
-    </w:p>
-    <w:p>
-      <w:r>
-        <w:t>________________________________________________________________</w:t>
-      </w:r>
-    </w:p>
-    <w:p>
-      <w:r>
-        <w:t>________________________________________________________________</w:t>
-      </w:r>
-    </w:p>
-    <w:p>
-      <w:r>
-        <w:t>________________________________________________________________</w:t>
-      </w:r>
-    </w:p>
-    <w:p>
-      <w:r>
-        <w:t>________________________________________________________________</w:t>
-      </w:r>
-    </w:p>
-    <w:p>
-      <w:pPr>
-        <w:pStyle w:val="Heading3"/>
-      </w:pPr>
-      <w:r>
-        <w:t>Explain your prediction to a partner before comparing results.</w:t>
-      </w:r>
-    </w:p>
-    <w:p>
-      <w:r>
-        <w:t>________________________________________________________________</w:t>
-      </w:r>
-    </w:p>
-    <w:p>
-      <w:r>
-        <w:t>________________________________________________________________</w:t>
-      </w:r>
-    </w:p>
-    <w:p>
-      <w:r>
-        <w:t>________________________________________________________________</w:t>
-      </w:r>
-    </w:p>
-    <w:p>
-      <w:r>
-        <w:t>________________________________________________________________</w:t>
-      </w:r>
-    </w:p>
-    <w:p>
-      <w:pPr>
-        <w:pStyle w:val="Heading3"/>
-      </w:pPr>
-      <w:r>
-        <w:t>Practise with less help: Defend the result</w:t>
+      <w:pPr>
+        <w:pStyle w:val="Heading2"/>
+      </w:pPr>
+      <w:r>
+        <w:t>Supported W2 record</w:t>
       </w:r>
     </w:p>
     <w:p>
@@ -2020,105 +2420,49 @@
     </w:p>
     <w:p>
       <w:pPr>
+        <w:pStyle w:val="Heading2"/>
+      </w:pPr>
+      <w:r>
+        <w:t>Individual demonstration-versus-evaluation check</w:t>
+      </w:r>
+    </w:p>
+    <w:p>
+      <w:pPr>
+        <w:pStyle w:val="ListBullet"/>
+      </w:pPr>
+      <w:r>
+        <w:t>Use the worked case for Neural network experiment defense. Proposed explanation: “A polished demonstration is an evaluation”. Decide whether this explanation is supported. Point to the step or supplied fact that decides; explain your repair if needed.</w:t>
+      </w:r>
+    </w:p>
+    <w:p>
+      <w:pPr>
+        <w:pStyle w:val="ListBullet"/>
+      </w:pPr>
+      <w:r>
+        <w:t>Answer on your own before discussion. If you are unsure, say which step you need help with.</w:t>
+      </w:r>
+    </w:p>
+    <w:p>
+      <w:pPr>
+        <w:pStyle w:val="Heading2"/>
+      </w:pPr>
+      <w:r>
+        <w:t>Pictured neuron response</w:t>
+      </w:r>
+    </w:p>
+    <w:p>
+      <w:pPr>
+        <w:pStyle w:val="ListBullet"/>
+      </w:pPr>
+      <w:r>
+        <w:t>Calculate both weighted terms, z and ReLU output. Predict the changed second input and explain why 0.2 cannot be called 20% accuracy.</w:t>
+      </w:r>
+    </w:p>
+    <w:p>
+      <w:pPr>
         <w:pStyle w:val="Heading3"/>
       </w:pPr>
       <w:r>
-        <w:t>Check your reasoning</w:t>
-      </w:r>
-    </w:p>
-    <w:p>
-      <w:pPr>
-        <w:spacing w:line="336" w:lineRule="auto" w:after="180"/>
-      </w:pPr>
-      <w:r>
-        <w:rPr>
-          <w:b w:val="0"/>
-        </w:rPr>
-        <w:t xml:space="preserve">Use the worked case for Neural network experiment </w:t>
-      </w:r>
-      <w:r>
-        <w:rPr>
-          <w:b/>
-        </w:rPr>
-        <w:t>defense</w:t>
-      </w:r>
-      <w:r>
-        <w:rPr>
-          <w:b w:val="0"/>
-        </w:rPr>
-        <w:t>. Proposed explanation: “A polished demonstration is an evaluation”. Decide whether this explanation is supported.</w:t>
-      </w:r>
-    </w:p>
-    <w:p>
-      <w:pPr>
-        <w:spacing w:line="336" w:lineRule="auto" w:after="180"/>
-      </w:pPr>
-      <w:r>
-        <w:rPr>
-          <w:b w:val="0"/>
-        </w:rPr>
-        <w:t>Point to the step or supplied fact that decides; explain your repair if needed.</w:t>
-      </w:r>
-    </w:p>
-    <w:p>
-      <w:pPr>
-        <w:spacing w:line="336" w:lineRule="auto" w:after="180"/>
-      </w:pPr>
-      <w:r>
-        <w:rPr>
-          <w:b w:val="0"/>
-        </w:rPr>
-        <w:t>Answer on your own before discussion. If you are unsure, say which step you need help with.</w:t>
-      </w:r>
-    </w:p>
-    <w:p>
-      <w:pPr>
-        <w:pStyle w:val="Heading3"/>
-      </w:pPr>
-      <w:r>
-        <w:t>Explain the picture</w:t>
-      </w:r>
-    </w:p>
-    <w:p>
-      <w:pPr>
-        <w:spacing w:line="336" w:lineRule="auto" w:after="180"/>
-      </w:pPr>
-      <w:r>
-        <w:rPr>
-          <w:b w:val="0"/>
-        </w:rPr>
-        <w:t xml:space="preserve">Calculate both weighted terms, z and ReLU </w:t>
-      </w:r>
-      <w:r>
-        <w:rPr>
-          <w:b/>
-        </w:rPr>
-        <w:t>output</w:t>
-      </w:r>
-      <w:r>
-        <w:rPr>
-          <w:b w:val="0"/>
-        </w:rPr>
-        <w:t xml:space="preserve">. Predict the changed second </w:t>
-      </w:r>
-      <w:r>
-        <w:rPr>
-          <w:b/>
-        </w:rPr>
-        <w:t>input</w:t>
-      </w:r>
-      <w:r>
-        <w:rPr>
-          <w:b w:val="0"/>
-        </w:rPr>
-        <w:t xml:space="preserve"> and explain why 0.2 cannot be called 20% accuracy.</w:t>
-      </w:r>
-    </w:p>
-    <w:p>
-      <w:pPr>
-        <w:pStyle w:val="Heading3"/>
-      </w:pPr>
-      <w:r>
         <w:t>My explanation using a pictured step and the given facts</w:t>
       </w:r>
     </w:p>
@@ -2140,6 +2484,14 @@
     <w:p>
       <w:r>
         <w:t>________________________________________________________________</w:t>
+      </w:r>
+    </w:p>
+    <w:p>
+      <w:pPr>
+        <w:pStyle w:val="Heading2"/>
+      </w:pPr>
+      <w:r>
+        <w:t>Reserve independent C1/C2 record</w:t>
       </w:r>
     </w:p>
     <w:p>
@@ -2155,23 +2507,55 @@
     </w:p>
     <w:p>
       <w:pPr>
+        <w:pStyle w:val="Heading2"/>
+      </w:pPr>
+      <w:r>
+        <w:t>Earlier wording, alternatives and picture transcripts · reference / check after trying</w:t>
+      </w:r>
+    </w:p>
+    <w:p>
+      <w:pPr>
+        <w:pStyle w:val="Heading3"/>
+      </w:pPr>
+      <w:r>
+        <w:t>Practise with less help: Defend the result</w:t>
+      </w:r>
+    </w:p>
+    <w:p>
+      <w:pPr>
+        <w:pStyle w:val="Heading3"/>
+      </w:pPr>
+      <w:r>
+        <w:t>Check your reasoning</w:t>
+      </w:r>
+    </w:p>
+    <w:p>
+      <w:pPr>
+        <w:pStyle w:val="Heading3"/>
+      </w:pPr>
+      <w:r>
+        <w:t>Explain the picture</w:t>
+      </w:r>
+    </w:p>
+    <w:p>
+      <w:pPr>
         <w:pStyle w:val="Heading1"/>
       </w:pPr>
       <w:r>
-        <w:t>09. Run the investigation</w:t>
-      </w:r>
-    </w:p>
-    <w:p>
-      <w:r>
-        <w:t>Investigate Neural network experiment defense. Record the prediction, actual observation or labelled paper trace, explanation and next test separately.</w:t>
-      </w:r>
-    </w:p>
-    <w:p>
-      <w:pPr>
-        <w:pStyle w:val="Heading3"/>
-      </w:pPr>
-      <w:r>
-        <w:t>Predict, investigate and preserve the evidence</w:t>
+        <w:t>09. Replay the complete chain and audit each claim</w:t>
+      </w:r>
+    </w:p>
+    <w:p>
+      <w:r>
+        <w:t>Check numerical agreement and preserve the limits on what that agreement establishes.</w:t>
+      </w:r>
+    </w:p>
+    <w:p>
+      <w:pPr>
+        <w:pStyle w:val="Heading2"/>
+      </w:pPr>
+      <w:r>
+        <w:t>Current validation-versus-final task</w:t>
       </w:r>
     </w:p>
     <w:p>
@@ -2183,6 +2567,134 @@
           <w:b w:val="0"/>
         </w:rPr>
         <w:t>State the validation selection and frozen final comparison using their correct metrics and scopes.</w:t>
+      </w:r>
+    </w:p>
+    <w:p>
+      <w:pPr>
+        <w:pStyle w:val="Heading2"/>
+      </w:pPr>
+      <w:r>
+        <w:t>Complete executable evidence-chain replay</w:t>
+      </w:r>
+    </w:p>
+    <w:p>
+      <w:r>
+        <w:rPr>
+          <w:rFonts w:ascii="Courier New" w:hAnsi="Courier New"/>
+          <w:sz w:val="18"/>
+        </w:rPr>
+        <w:t>"""Replay the supplied capstone evidence chain; no population claim."""</w:t>
+        <w:br/>
+        <w:t>train=[(1,2),(2,4)]</w:t>
+        <w:br/>
+        <w:t>validation=[(3,6),(4,8)]</w:t>
+        <w:br/>
+        <w:t>final=[(5,10),(6,12),(-1,-2),(-2,-4)]</w:t>
+        <w:br/>
+        <w:t>def predict(weight,x):return max(0,weight*x)</w:t>
+        <w:br/>
+        <w:t>def mse(weight,rows):return sum((predict(weight,x)-y)**2 for x,y in rows)/len(rows)</w:t>
+        <w:br/>
+        <w:t>records=[]</w:t>
+        <w:br/>
+        <w:t>for rate in [.1,.2]:</w:t>
+        <w:br/>
+        <w:t xml:space="preserve">    weight=1.0</w:t>
+        <w:br/>
+        <w:t xml:space="preserve">    history=[]</w:t>
+        <w:br/>
+        <w:t xml:space="preserve">    for update in [1,2]:</w:t>
+        <w:br/>
+        <w:t xml:space="preserve">        assert all(weight*x&gt;0 for x,_ in train)</w:t>
+        <w:br/>
+        <w:t xml:space="preserve">        gradient=sum(2*(weight*x-y)*x for x,y in train)/len(train)</w:t>
+        <w:br/>
+        <w:t xml:space="preserve">        weight-=rate*gradient</w:t>
+        <w:br/>
+        <w:t xml:space="preserve">        history.append((update,gradient,weight))</w:t>
+        <w:br/>
+        <w:t xml:space="preserve">    records.append({'rate':rate,'history':history,'weight':weight,</w:t>
+        <w:br/>
+        <w:t xml:space="preserve">                    'validation_mse':mse(weight,validation)})</w:t>
+        <w:br/>
+        <w:t>selected=min(records,key=lambda r:(r['validation_mse'],r['rate']))</w:t>
+        <w:br/>
+        <w:t>frozen_weight=selected['weight']</w:t>
+        <w:br/>
+        <w:t>assert frozen_weight==2 and selected['rate']==.2</w:t>
+        <w:br/>
+        <w:t># No updates or choices below this point use the final targets.</w:t>
+        <w:br/>
+        <w:t>final_ledger=[(x,y,predict(1,x),predict(frozen_weight,x),</w:t>
+        <w:br/>
+        <w:t xml:space="preserve">               (predict(1,x)-y)**2,(predict(frozen_weight,x)-y)**2)</w:t>
+        <w:br/>
+        <w:t xml:space="preserve">              for x,y in final]</w:t>
+        <w:br/>
+        <w:t>baseline_mse=mse(1,final)</w:t>
+        <w:br/>
+        <w:t>candidate_mse=mse(frozen_weight,final)</w:t>
+        <w:br/>
+        <w:t>negative_mse=mse(frozen_weight,[(x,y) for x,y in final if x&lt;0])</w:t>
+        <w:br/>
+        <w:t>assert (baseline_mse,candidate_mse,negative_mse)==(20.25,5,10)</w:t>
+        <w:br/>
+        <w:t>print('Validation selection records:',records)</w:t>
+        <w:br/>
+        <w:t>print('Frozen final: x,target,baseline,candidate,baseline squared error,candidate squared error',final_ledger)</w:t>
+        <w:br/>
+        <w:t>print('Final MSE baseline/candidate:',baseline_mse,candidate_mse)</w:t>
+        <w:br/>
+        <w:t>print('Negative-input MSE, 2 rows:',negative_mse)</w:t>
+        <w:br/>
+        <w:t>print('Scope: two positive validation rows; four constructed final rows.')</w:t>
+        <w:br/>
+        <w:t>print('Unmeasured: timing, energy, fitted-line comparison, independent revised-model performance.')</w:t>
+        <w:br/>
+        <w:t># Separate supported comparison: not the main scores.</w:t>
+        <w:br/>
+        <w:t>absolute=8-2;relative=absolute/8</w:t>
+        <w:br/>
+        <w:t>assert (absolute,relative)==(6,.75)</w:t>
+        <w:br/>
+        <w:t>print('Separate supported reduction:',absolute,'MSE units;',100*relative,'% relative MSE reduction')</w:t>
+        <w:br/>
+        <w:t># Pictured neuron: an activation, not a probability or an accuracy percentage.</w:t>
+        <w:br/>
+        <w:t>def neuron(second):</w:t>
+        <w:br/>
+        <w:t xml:space="preserve">    z=2*.5+second*(-1)+.2</w:t>
+        <w:br/>
+        <w:t xml:space="preserve">    return z,max(0,z)</w:t>
+        <w:br/>
+        <w:t>assert abs(neuron(1)[0]-.2)&lt;1e-12 and neuron(2)[1]==0</w:t>
+        <w:br/>
+        <w:t>print('Picture original z/output:',neuron(1),'changed:',neuron(2))</w:t>
+        <w:br/>
+      </w:r>
+    </w:p>
+    <w:p>
+      <w:pPr>
+        <w:pStyle w:val="Heading2"/>
+      </w:pPr>
+      <w:r>
+        <w:t>Expected checks and exposure-aware conclusions</w:t>
+      </w:r>
+    </w:p>
+    <w:p>
+      <w:pPr>
+        <w:pStyle w:val="ListNumber"/>
+      </w:pPr>
+      <w:r>
+        <w:t>Predict the validation choice and all final squared errors before running or tracing. This supplied replay reconstructs both training histories, selects on validation, freezes the chosen weight and then computes final scores without using final targets to update or choose parameters. Preserve the original data exposure history: a public teaching replay does not establish that a learner’s own final cases were unseen. Keep the separate 8→2 MSE example and the separate neuron demonstration labelled. No timing, energy, fitted-line comparison or independent revised-model result is supplied. Save actual run status and question answers rather than treating a polished presentation as proof.</w:t>
+      </w:r>
+    </w:p>
+    <w:p>
+      <w:pPr>
+        <w:pStyle w:val="Heading2"/>
+      </w:pPr>
+      <w:r>
+        <w:t>Evidence ledger and reflection</w:t>
       </w:r>
     </w:p>
     <w:tbl>
@@ -2334,14 +2846,6 @@
     </w:p>
     <w:p>
       <w:pPr>
-        <w:pStyle w:val="Heading3"/>
-      </w:pPr>
-      <w:r>
-        <w:t>Plan → try → check</w:t>
-      </w:r>
-    </w:p>
-    <w:p>
-      <w:pPr>
         <w:spacing w:line="336" w:lineRule="auto" w:after="180"/>
       </w:pPr>
       <w:r>
@@ -2353,23 +2857,47 @@
     </w:p>
     <w:p>
       <w:pPr>
+        <w:pStyle w:val="Heading2"/>
+      </w:pPr>
+      <w:r>
+        <w:t>Earlier wording, alternatives and picture transcripts · reference / check after trying</w:t>
+      </w:r>
+    </w:p>
+    <w:p>
+      <w:pPr>
+        <w:pStyle w:val="Heading3"/>
+      </w:pPr>
+      <w:r>
+        <w:t>Predict, investigate and preserve the evidence</w:t>
+      </w:r>
+    </w:p>
+    <w:p>
+      <w:pPr>
+        <w:pStyle w:val="Heading3"/>
+      </w:pPr>
+      <w:r>
+        <w:t>Plan → try → check</w:t>
+      </w:r>
+    </w:p>
+    <w:p>
+      <w:pPr>
         <w:pStyle w:val="Heading1"/>
       </w:pPr>
       <w:r>
-        <w:t>10. Build your understanding</w:t>
-      </w:r>
-    </w:p>
-    <w:p>
-      <w:r>
-        <w:t>Move from recall to tracing, diagnosis and transfer in Neural network experiment defense. Explain why each step is justified.</w:t>
-      </w:r>
-    </w:p>
-    <w:p>
-      <w:pPr>
-        <w:pStyle w:val="Heading3"/>
-      </w:pPr>
-      <w:r>
-        <w:t>Explain → apply → challenge</w:t>
+        <w:t>14. Try alone: defend a fresh C1/C2 evidence record</w:t>
+      </w:r>
+    </w:p>
+    <w:p>
+      <w:r>
+        <w:t>Check overall and condition-specific scores, including any worsened row.</w:t>
+      </w:r>
+    </w:p>
+    <w:p>
+      <w:pPr>
+        <w:pStyle w:val="Heading2"/>
+      </w:pPr>
+      <w:r>
+        <w:t>Complete independent selection and error inputs</w:t>
       </w:r>
     </w:p>
     <w:p>
@@ -2380,31 +2908,180 @@
         <w:rPr>
           <w:b w:val="0"/>
         </w:rPr>
-        <w:t>Name eight items needed to check the capstone from question through final result.</w:t>
-      </w:r>
-    </w:p>
-    <w:p>
-      <w:pPr>
-        <w:spacing w:line="336" w:lineRule="auto" w:after="180"/>
-        <w:shd w:fill="F5F1FB"/>
-      </w:pPr>
+        <w:t xml:space="preserve">A separate experiment compares candidates C1 and C2 on two validation rows: MSE 1.5 and 1.0. The </w:t>
+      </w:r>
+      <w:r>
+        <w:rPr>
+          <w:b/>
+        </w:rPr>
+        <w:t>written rule</w:t>
+      </w:r>
       <w:r>
         <w:rPr>
           <w:b w:val="0"/>
         </w:rPr>
-        <w:t xml:space="preserve">A presenter claims the experiment proves neural networks beat fitted lines and use less energy. What </w:t>
+        <w:t xml:space="preserve"> selects lower MSE.</w:t>
+      </w:r>
+    </w:p>
+    <w:p>
+      <w:pPr>
+        <w:spacing w:line="336" w:lineRule="auto" w:after="180"/>
+      </w:pPr>
+      <w:r>
+        <w:rPr>
+          <w:b w:val="0"/>
+        </w:rPr>
+        <w:t>After freezing C2, four fresh final rows give baseline squared errors 4,9,1,2 and C2 squared errors 1,1,2,0. Compute final MSE and relative reduction.</w:t>
+      </w:r>
+    </w:p>
+    <w:p>
+      <w:pPr>
+        <w:spacing w:line="336" w:lineRule="auto" w:after="180"/>
+      </w:pPr>
+      <w:r>
+        <w:rPr>
+          <w:b w:val="0"/>
+        </w:rPr>
+        <w:t>Two condition-B rows are the last two rows; compare baseline and candidate MSE there. State what this record supports and what is unmeasured.</w:t>
+      </w:r>
+    </w:p>
+    <w:p>
+      <w:pPr>
+        <w:pStyle w:val="Heading2"/>
+      </w:pPr>
+      <w:r>
+        <w:t>First attempt and support record</w:t>
+      </w:r>
+    </w:p>
+    <w:p>
+      <w:pPr>
+        <w:pStyle w:val="Heading3"/>
+      </w:pPr>
+      <w:r>
+        <w:t>My independent explanation, trace and limits</w:t>
+      </w:r>
+    </w:p>
+    <w:p>
+      <w:r>
+        <w:t>________________________________________________________________</w:t>
+      </w:r>
+    </w:p>
+    <w:p>
+      <w:r>
+        <w:t>________________________________________________________________</w:t>
+      </w:r>
+    </w:p>
+    <w:p>
+      <w:r>
+        <w:t>________________________________________________________________</w:t>
+      </w:r>
+    </w:p>
+    <w:p>
+      <w:r>
+        <w:t>________________________________________________________________</w:t>
+      </w:r>
+    </w:p>
+    <w:p>
+      <w:r>
+        <w:t>________________________________________________________________</w:t>
+      </w:r>
+    </w:p>
+    <w:p>
+      <w:r>
+        <w:t>________________________________________________________________</w:t>
+      </w:r>
+    </w:p>
+    <w:p>
+      <w:r>
+        <w:t>________________________________________________________________</w:t>
+      </w:r>
+    </w:p>
+    <w:p>
+      <w:pPr>
+        <w:spacing w:line="336" w:lineRule="auto" w:after="180"/>
+      </w:pPr>
+      <w:r>
+        <w:rPr>
+          <w:b w:val="0"/>
+        </w:rPr>
+        <w:t>Attempt this case before feedback. Record any help. Earlier examples below are further practice; a case already practised with feedback cannot establish fresh transfer.</w:t>
+      </w:r>
+    </w:p>
+    <w:p>
+      <w:pPr>
+        <w:pStyle w:val="Heading2"/>
+      </w:pPr>
+      <w:r>
+        <w:t>Feedback after trying</w:t>
+      </w:r>
+    </w:p>
+    <w:p>
+      <w:pPr>
+        <w:spacing w:line="336" w:lineRule="auto" w:after="180"/>
+      </w:pPr>
+      <w:r>
+        <w:rPr>
+          <w:b w:val="0"/>
+        </w:rPr>
+        <w:t>Attempt the independent case before hints. Record whether you worked alone, used a hint or followed a model. After feedback, fix the first unsupported step and explain why it changed.</w:t>
+      </w:r>
+    </w:p>
+    <w:p>
+      <w:pPr>
+        <w:spacing w:line="336" w:lineRule="auto" w:after="180"/>
+      </w:pPr>
+      <w:r>
+        <w:rPr>
+          <w:b w:val="0"/>
+        </w:rPr>
+        <w:t>A later check uses a changed case, not a copied answer.</w:t>
+      </w:r>
+    </w:p>
+    <w:p>
+      <w:pPr>
+        <w:pStyle w:val="Heading2"/>
+      </w:pPr>
+      <w:r>
+        <w:t>Earlier wording, alternatives and picture transcripts · reference / check after trying</w:t>
+      </w:r>
+    </w:p>
+    <w:p>
+      <w:pPr>
+        <w:pStyle w:val="Heading3"/>
+      </w:pPr>
+      <w:r>
+        <w:t>Independent case: Defend a new record independently</w:t>
+      </w:r>
+    </w:p>
+    <w:p>
+      <w:pPr>
+        <w:pStyle w:val="Heading3"/>
+      </w:pPr>
+      <w:r>
+        <w:t>Attempt this without hints</w:t>
+      </w:r>
+    </w:p>
+    <w:p>
+      <w:pPr>
+        <w:spacing w:line="336" w:lineRule="auto" w:after="180"/>
+      </w:pPr>
+      <w:r>
+        <w:rPr>
+          <w:b w:val="0"/>
+        </w:rPr>
+        <w:t xml:space="preserve">A separate experiment compares candidates C1 and C2 on two validation rows: MSE 1.5 and 1.0. The </w:t>
       </w:r>
       <w:r>
         <w:rPr>
           <w:b/>
         </w:rPr>
-        <w:t>evidence</w:t>
+        <w:t>written rule</w:t>
       </w:r>
       <w:r>
         <w:rPr>
           <w:b w:val="0"/>
         </w:rPr>
-        <w:t xml:space="preserve"> is missing?</w:t>
+        <w:t xml:space="preserve"> selects lower MSE.</w:t>
       </w:r>
     </w:p>
     <w:p>
@@ -2415,19 +3092,18 @@
         <w:rPr>
           <w:b w:val="0"/>
         </w:rPr>
-        <w:t xml:space="preserve">Propose a fair next comparison with a fitted signed line. State how to preserve previous </w:t>
-      </w:r>
-      <w:r>
-        <w:rPr>
-          <w:b/>
-        </w:rPr>
-        <w:t>evidence</w:t>
-      </w:r>
+        <w:t>After freezing C2, four fresh final rows give baseline squared errors 4,9,1,2 and C2 squared errors 1,1,2,0. Compute final MSE and relative reduction.</w:t>
+      </w:r>
+    </w:p>
+    <w:p>
+      <w:pPr>
+        <w:spacing w:line="336" w:lineRule="auto" w:after="180"/>
+      </w:pPr>
       <w:r>
         <w:rPr>
           <w:b w:val="0"/>
         </w:rPr>
-        <w:t xml:space="preserve"> and reserve new evaluation.</w:t>
+        <w:t>Two condition-B rows are the last two rows; compare baseline and candidate MSE there. State what this record supports and what is unmeasured.</w:t>
       </w:r>
     </w:p>
     <w:p>
@@ -2435,7 +3111,7 @@
         <w:pStyle w:val="Heading3"/>
       </w:pPr>
       <w:r>
-        <w:t>Explain which evidence supports your conclusion and which claim remains unproved.</w:t>
+        <w:t>My independent procedure, result and limitation</w:t>
       </w:r>
     </w:p>
     <w:p>
@@ -2464,16 +3140,58 @@
       </w:r>
     </w:p>
     <w:p>
+      <w:r>
+        <w:t>________________________________________________________________</w:t>
+      </w:r>
+    </w:p>
+    <w:p>
+      <w:r>
+        <w:t>________________________________________________________________</w:t>
+      </w:r>
+    </w:p>
+    <w:p>
+      <w:r>
+        <w:t>________________________________________________________________</w:t>
+      </w:r>
+    </w:p>
+    <w:p>
+      <w:pPr>
+        <w:spacing w:line="336" w:lineRule="auto" w:after="180"/>
+      </w:pPr>
+      <w:r>
+        <w:rPr>
+          <w:b w:val="0"/>
+        </w:rPr>
+        <w:t>Record support used: none, hint or teacher explanation. After feedback, a different case is needed to demonstrate independence.</w:t>
+      </w:r>
+    </w:p>
+    <w:p>
+      <w:pPr>
+        <w:pStyle w:val="Heading3"/>
+      </w:pPr>
+      <w:r>
+        <w:t>Use feedback to improve</w:t>
+      </w:r>
+    </w:p>
+    <w:p>
       <w:pPr>
         <w:pStyle w:val="Heading1"/>
       </w:pPr>
       <w:r>
-        <w:t>11. Connect your project</w:t>
-      </w:r>
-    </w:p>
-    <w:p>
-      <w:r>
-        <w:t>Apply this week’s idea to Image-pattern Network Investigation. Keep an annotated decision and the evidence supporting it.</w:t>
+        <w:t>11. Keep a final defense portfolio with the revision history</w:t>
+      </w:r>
+    </w:p>
+    <w:p>
+      <w:r>
+        <w:t>Include the unsuccessful conditions and unmeasured outcomes.</w:t>
+      </w:r>
+    </w:p>
+    <w:p>
+      <w:pPr>
+        <w:pStyle w:val="Heading2"/>
+      </w:pPr>
+      <w:r>
+        <w:t>Project task and artifact</w:t>
       </w:r>
     </w:p>
     <w:p>
@@ -2674,10 +3392,10 @@
     </w:tbl>
     <w:p>
       <w:pPr>
-        <w:pStyle w:val="Heading3"/>
-      </w:pPr>
-      <w:r>
-        <w:t>Evidence for your project</w:t>
+        <w:pStyle w:val="Heading2"/>
+      </w:pPr>
+      <w:r>
+        <w:t>Actual run or trace and limitations</w:t>
       </w:r>
     </w:p>
     <w:p>
@@ -2693,15 +3411,88 @@
     </w:p>
     <w:p>
       <w:pPr>
+        <w:pStyle w:val="Heading2"/>
+      </w:pPr>
+      <w:r>
+        <w:t>Earlier wording, alternatives and picture transcripts · reference / check after trying</w:t>
+      </w:r>
+    </w:p>
+    <w:p>
+      <w:pPr>
+        <w:pStyle w:val="Heading3"/>
+      </w:pPr>
+      <w:r>
+        <w:t>Evidence for your project</w:t>
+      </w:r>
+    </w:p>
+    <w:p>
+      <w:pPr>
         <w:pStyle w:val="Heading1"/>
       </w:pPr>
       <w:r>
-        <w:t>12. Show what you know</w:t>
-      </w:r>
-    </w:p>
-    <w:p>
-      <w:r>
-        <w:t>Use a genuinely new case for independent evidence. Previously discussed examples remain practice; use the separately named independent case before feedback.</w:t>
+        <w:t>16. Finish by showing what the evidence supports</w:t>
+      </w:r>
+    </w:p>
+    <w:p>
+      <w:r>
+        <w:t>End with a useful next comparison and the evaluation it still needs.</w:t>
+      </w:r>
+    </w:p>
+    <w:p>
+      <w:pPr>
+        <w:pStyle w:val="Heading2"/>
+      </w:pPr>
+      <w:r>
+        <w:t>Retrieve and explain</w:t>
+      </w:r>
+    </w:p>
+    <w:p>
+      <w:pPr>
+        <w:pStyle w:val="ListBullet"/>
+      </w:pPr>
+      <w:r>
+        <w:t>Close your notes. Explain this goal in your own words: Defend a network experiment using traceable evidence</w:t>
+      </w:r>
+    </w:p>
+    <w:p>
+      <w:pPr>
+        <w:pStyle w:val="Heading3"/>
+      </w:pPr>
+      <w:r>
+        <w:t>My deciding step, evidence and one remaining question</w:t>
+      </w:r>
+    </w:p>
+    <w:p>
+      <w:r>
+        <w:t>________________________________________________________________</w:t>
+      </w:r>
+    </w:p>
+    <w:p>
+      <w:r>
+        <w:t>________________________________________________________________</w:t>
+      </w:r>
+    </w:p>
+    <w:p>
+      <w:r>
+        <w:t>________________________________________________________________</w:t>
+      </w:r>
+    </w:p>
+    <w:p>
+      <w:r>
+        <w:t>________________________________________________________________</w:t>
+      </w:r>
+    </w:p>
+    <w:p>
+      <w:r>
+        <w:t>________________________________________________________________</w:t>
+      </w:r>
+    </w:p>
+    <w:p>
+      <w:pPr>
+        <w:pStyle w:val="Heading2"/>
+      </w:pPr>
+      <w:r>
+        <w:t>Plan a changed-case return</w:t>
       </w:r>
     </w:p>
     <w:p>
@@ -2712,30 +3503,31 @@
         <w:rPr>
           <w:b w:val="0"/>
         </w:rPr>
-        <w:t>Use a short presentation: question; method and controls; selection; final result; failures; revision; next question. State the small constructed sample, absent real-world coverage, limited baseline and unmeasured resource use.</w:t>
-      </w:r>
-    </w:p>
-    <w:p>
-      <w:pPr>
-        <w:spacing w:line="336" w:lineRule="auto" w:after="180"/>
-      </w:pPr>
+        <w:t xml:space="preserve">If you are unsure, return to the worked picture and explain one arrow. If you are ready, change an </w:t>
+      </w:r>
+      <w:r>
+        <w:rPr>
+          <w:b/>
+        </w:rPr>
+        <w:t>input</w:t>
+      </w:r>
       <w:r>
         <w:rPr>
           <w:b w:val="0"/>
         </w:rPr>
-        <w:t>A useful next question is whether a signed-</w:t>
+        <w:t xml:space="preserve"> or assumption and justify your </w:t>
       </w:r>
       <w:r>
         <w:rPr>
           <w:b/>
         </w:rPr>
-        <w:t>output</w:t>
+        <w:t>prediction</w:t>
       </w:r>
       <w:r>
         <w:rPr>
           <w:b w:val="0"/>
         </w:rPr>
-        <w:t xml:space="preserve"> procedure improves on a fitted-line baseline under newly reserved evaluation conditions.</w:t>
+        <w:t>.</w:t>
       </w:r>
     </w:p>
     <w:p>
@@ -2746,7 +3538,7 @@
         <w:rPr>
           <w:b w:val="0"/>
         </w:rPr>
-        <w:t xml:space="preserve">Passing this capstone means explaining the </w:t>
+        <w:t xml:space="preserve">Save your workbook </w:t>
       </w:r>
       <w:r>
         <w:rPr>
@@ -2758,14 +3550,305 @@
         <w:rPr>
           <w:b w:val="0"/>
         </w:rPr>
-        <w:t xml:space="preserve"> correctly, including an unsuccessful or limited result.</w:t>
-      </w:r>
-    </w:p>
+        <w:t>. At the next review, try a different case before opening your old answer.</w:t>
+      </w:r>
+    </w:p>
+    <w:p>
+      <w:pPr>
+        <w:pStyle w:val="Heading1"/>
+      </w:pPr>
+      <w:r>
+        <w:t>Reference bank and extra practice</w:t>
+      </w:r>
+    </w:p>
+    <w:p>
+      <w:pPr>
+        <w:pStyle w:val="Heading1"/>
+      </w:pPr>
+      <w:r>
+        <w:t>05. Reference · Use the mathematical words precisely</w:t>
+      </w:r>
+    </w:p>
+    <w:p>
+      <w:r>
+        <w:t>Connect each term to a value or step in the current example.</w:t>
+      </w:r>
+    </w:p>
+    <w:p>
+      <w:pPr>
+        <w:pStyle w:val="Heading2"/>
+      </w:pPr>
+      <w:r>
+        <w:t>Vocabulary and your explanation</w:t>
+      </w:r>
+    </w:p>
+    <w:tbl>
+      <w:tblPr>
+        <w:tblStyle w:val="LightShading-Accent1"/>
+        <w:tblW w:type="auto" w:w="0"/>
+        <w:tblLook w:firstColumn="1" w:firstRow="1" w:lastColumn="0" w:lastRow="0" w:noHBand="0" w:noVBand="1" w:val="04A0"/>
+      </w:tblPr>
+      <w:tblGrid>
+        <w:gridCol w:w="5112"/>
+        <w:gridCol w:w="5112"/>
+      </w:tblGrid>
+      <w:tr>
+        <w:trPr>
+          <w:tblHeader/>
+        </w:trPr>
+        <w:tc>
+          <w:tcPr>
+            <w:tcW w:type="dxa" w:w="5112"/>
+          </w:tcPr>
+          <w:p>
+            <w:r>
+              <w:t>Word</w:t>
+            </w:r>
+          </w:p>
+        </w:tc>
+        <w:tc>
+          <w:tcPr>
+            <w:tcW w:type="dxa" w:w="5112"/>
+          </w:tcPr>
+          <w:p>
+            <w:r>
+              <w:t>Meaning</w:t>
+            </w:r>
+          </w:p>
+        </w:tc>
+      </w:tr>
+      <w:tr>
+        <w:tc>
+          <w:tcPr>
+            <w:tcW w:type="dxa" w:w="5112"/>
+          </w:tcPr>
+          <w:p>
+            <w:r>
+              <w:t>Defense</w:t>
+            </w:r>
+          </w:p>
+        </w:tc>
+        <w:tc>
+          <w:tcPr>
+            <w:tcW w:type="dxa" w:w="5112"/>
+          </w:tcPr>
+          <w:p>
+            <w:r>
+              <w:t>An explanation of methods and claims supported by inspectable evidence</w:t>
+            </w:r>
+          </w:p>
+        </w:tc>
+      </w:tr>
+      <w:tr>
+        <w:tc>
+          <w:tcPr>
+            <w:tcW w:type="dxa" w:w="5112"/>
+          </w:tcPr>
+          <w:p>
+            <w:r>
+              <w:t>Evidence chain</w:t>
+            </w:r>
+          </w:p>
+        </w:tc>
+        <w:tc>
+          <w:tcPr>
+            <w:tcW w:type="dxa" w:w="5112"/>
+          </w:tcPr>
+          <w:p>
+            <w:r>
+              <w:t>The connection from inputs and procedure through raw outputs to a reported claim</w:t>
+            </w:r>
+          </w:p>
+        </w:tc>
+      </w:tr>
+      <w:tr>
+        <w:tc>
+          <w:tcPr>
+            <w:tcW w:type="dxa" w:w="5112"/>
+          </w:tcPr>
+          <w:p>
+            <w:r>
+              <w:t>Limitation</w:t>
+            </w:r>
+          </w:p>
+        </w:tc>
+        <w:tc>
+          <w:tcPr>
+            <w:tcW w:type="dxa" w:w="5112"/>
+          </w:tcPr>
+          <w:p>
+            <w:r>
+              <w:t>A condition restricting what evidence can establish</w:t>
+            </w:r>
+          </w:p>
+        </w:tc>
+      </w:tr>
+      <w:tr>
+        <w:tc>
+          <w:tcPr>
+            <w:tcW w:type="dxa" w:w="5112"/>
+          </w:tcPr>
+          <w:p>
+            <w:r>
+              <w:t>Reproduction</w:t>
+            </w:r>
+          </w:p>
+        </w:tc>
+        <w:tc>
+          <w:tcPr>
+            <w:tcW w:type="dxa" w:w="5112"/>
+          </w:tcPr>
+          <w:p>
+            <w:r>
+              <w:t>Repeating the documented procedure to check reported outputs</w:t>
+            </w:r>
+          </w:p>
+        </w:tc>
+      </w:tr>
+    </w:tbl>
     <w:p>
       <w:pPr>
         <w:pStyle w:val="Heading3"/>
       </w:pPr>
       <w:r>
+        <w:t>Use two terms to explain a step in this week’s example.</w:t>
+      </w:r>
+    </w:p>
+    <w:p>
+      <w:r>
+        <w:t>________________________________________________________________</w:t>
+      </w:r>
+    </w:p>
+    <w:p>
+      <w:r>
+        <w:t>________________________________________________________________</w:t>
+      </w:r>
+    </w:p>
+    <w:p>
+      <w:r>
+        <w:t>________________________________________________________________</w:t>
+      </w:r>
+    </w:p>
+    <w:p>
+      <w:pPr>
+        <w:pStyle w:val="Heading1"/>
+      </w:pPr>
+      <w:r>
+        <w:t>10. Extra challenge · Explain a stronger case</w:t>
+      </w:r>
+    </w:p>
+    <w:p>
+      <w:r>
+        <w:t>Choose the next challenge after the main route.</w:t>
+      </w:r>
+    </w:p>
+    <w:p>
+      <w:pPr>
+        <w:pStyle w:val="Heading2"/>
+      </w:pPr>
+      <w:r>
+        <w:t>Explain,repair and extend</w:t>
+      </w:r>
+    </w:p>
+    <w:p>
+      <w:pPr>
+        <w:pStyle w:val="Heading3"/>
+      </w:pPr>
+      <w:r>
+        <w:t>Explain → apply → challenge</w:t>
+      </w:r>
+    </w:p>
+    <w:p>
+      <w:pPr>
+        <w:pStyle w:val="ListBullet"/>
+      </w:pPr>
+      <w:r>
+        <w:t>Name eight items needed to check the capstone from question through final result.</w:t>
+      </w:r>
+    </w:p>
+    <w:p>
+      <w:pPr>
+        <w:pStyle w:val="ListBullet"/>
+      </w:pPr>
+      <w:r>
+        <w:t>A presenter claims the experiment proves neural networks beat fitted lines and use less energy. What evidence is missing?</w:t>
+      </w:r>
+    </w:p>
+    <w:p>
+      <w:pPr>
+        <w:pStyle w:val="ListBullet"/>
+      </w:pPr>
+      <w:r>
+        <w:t>Propose a fair next comparison with a fitted signed line. State how to preserve previous evidence and reserve new evaluation.</w:t>
+      </w:r>
+    </w:p>
+    <w:p>
+      <w:pPr>
+        <w:pStyle w:val="Heading3"/>
+      </w:pPr>
+      <w:r>
+        <w:t>Explain which evidence supports your conclusion and which claim remains unproved.</w:t>
+      </w:r>
+    </w:p>
+    <w:p>
+      <w:r>
+        <w:t>________________________________________________________________</w:t>
+      </w:r>
+    </w:p>
+    <w:p>
+      <w:r>
+        <w:t>________________________________________________________________</w:t>
+      </w:r>
+    </w:p>
+    <w:p>
+      <w:r>
+        <w:t>________________________________________________________________</w:t>
+      </w:r>
+    </w:p>
+    <w:p>
+      <w:r>
+        <w:t>________________________________________________________________</w:t>
+      </w:r>
+    </w:p>
+    <w:p>
+      <w:r>
+        <w:t>________________________________________________________________</w:t>
+      </w:r>
+    </w:p>
+    <w:p>
+      <w:pPr>
+        <w:pStyle w:val="Heading1"/>
+      </w:pPr>
+      <w:r>
+        <w:t>12. Reference · Check the representation and its limits</w:t>
+      </w:r>
+    </w:p>
+    <w:p>
+      <w:r>
+        <w:t>Use after practice;reserve the new independent C1/C2 error record for the first individual attempt.</w:t>
+      </w:r>
+    </w:p>
+    <w:p>
+      <w:pPr>
+        <w:pStyle w:val="Heading2"/>
+      </w:pPr>
+      <w:r>
+        <w:t>Current explanation and response</w:t>
+      </w:r>
+    </w:p>
+    <w:p>
+      <w:pPr>
+        <w:pStyle w:val="ListBullet"/>
+      </w:pPr>
+      <w:r>
+        <w:t>Use a short presentation: question; method and controls; selection; final result; failures; revision; next question. State the small constructed sample, absent real-world coverage, limited baseline and unmeasured resource use. A useful next question is whether a signed-output procedure improves on a fitted-line baseline under newly reserved evaluation conditions. Passing this capstone means explaining the evidence correctly, including an unsuccessful or limited result.</w:t>
+      </w:r>
+    </w:p>
+    <w:p>
+      <w:pPr>
+        <w:pStyle w:val="Heading3"/>
+      </w:pPr>
+      <w:r>
         <w:t>Exit: correct “our network is universally reliable, 100% accurate, faster than every baseline and repaired on the final test”. Give measured claims and identify the missing evidence.</w:t>
       </w:r>
     </w:p>
@@ -2796,25 +3879,10 @@
     </w:p>
     <w:p>
       <w:pPr>
-        <w:spacing w:line="336" w:lineRule="auto" w:after="180"/>
-      </w:pPr>
-      <w:r>
-        <w:rPr>
-          <w:b w:val="0"/>
-        </w:rPr>
-        <w:t xml:space="preserve">Propose a fair next comparison with a fitted signed line. State how to preserve previous </w:t>
-      </w:r>
-      <w:r>
-        <w:rPr>
-          <w:b/>
-        </w:rPr>
-        <w:t>evidence</w:t>
-      </w:r>
-      <w:r>
-        <w:rPr>
-          <w:b w:val="0"/>
-        </w:rPr>
-        <w:t xml:space="preserve"> and reserve new evaluation.</w:t>
+        <w:pStyle w:val="ListBullet"/>
+      </w:pPr>
+      <w:r>
+        <w:t>Propose a fair next comparison with a fitted signed line. State how to preserve previous evidence and reserve new evaluation.</w:t>
       </w:r>
     </w:p>
     <w:p>
@@ -2850,12 +3918,20 @@
         <w:pStyle w:val="Heading1"/>
       </w:pPr>
       <w:r>
-        <w:t>13. Study a complete case</w:t>
-      </w:r>
-    </w:p>
-    <w:p>
-      <w:r>
-        <w:t>Revisit the complete Neural network experiment defense case for supported practice. Repeated examples do not become fresh assessments.</w:t>
+        <w:t>13. Extra practice · Revisit the complete trace</w:t>
+      </w:r>
+    </w:p>
+    <w:p>
+      <w:r>
+        <w:t>Predict before reading the supplied steps.</w:t>
+      </w:r>
+    </w:p>
+    <w:p>
+      <w:pPr>
+        <w:pStyle w:val="Heading2"/>
+      </w:pPr>
+      <w:r>
+        <w:t>Complete trace and evidence</w:t>
       </w:r>
     </w:p>
     <w:p>
@@ -3088,274 +4164,20 @@
         <w:pStyle w:val="Heading1"/>
       </w:pPr>
       <w:r>
-        <w:t>14. Try a new case independently</w:t>
-      </w:r>
-    </w:p>
-    <w:p>
-      <w:r>
-        <w:t>Attempt the reserved new case before feedback. Record support; the earlier examples below remain additional practice.</w:t>
-      </w:r>
-    </w:p>
-    <w:p>
-      <w:pPr>
-        <w:pStyle w:val="Heading3"/>
-      </w:pPr>
-      <w:r>
-        <w:t>Independent case: Defend a new record independently</w:t>
-      </w:r>
-    </w:p>
-    <w:p>
-      <w:pPr>
-        <w:spacing w:line="336" w:lineRule="auto" w:after="180"/>
-      </w:pPr>
-      <w:r>
-        <w:rPr>
-          <w:b w:val="0"/>
-        </w:rPr>
-        <w:t xml:space="preserve">A separate experiment compares candidates C1 and C2 on two validation rows: MSE 1.5 and 1.0. The </w:t>
-      </w:r>
-      <w:r>
-        <w:rPr>
-          <w:b/>
-        </w:rPr>
-        <w:t>written rule</w:t>
-      </w:r>
-      <w:r>
-        <w:rPr>
-          <w:b w:val="0"/>
-        </w:rPr>
-        <w:t xml:space="preserve"> selects lower MSE.</w:t>
-      </w:r>
-    </w:p>
-    <w:p>
-      <w:pPr>
-        <w:spacing w:line="336" w:lineRule="auto" w:after="180"/>
-      </w:pPr>
-      <w:r>
-        <w:rPr>
-          <w:b w:val="0"/>
-        </w:rPr>
-        <w:t>After freezing C2, four fresh final rows give baseline squared errors 4,9,1,2 and C2 squared errors 1,1,2,0. Compute final MSE and relative reduction.</w:t>
-      </w:r>
-    </w:p>
-    <w:p>
-      <w:pPr>
-        <w:spacing w:line="336" w:lineRule="auto" w:after="180"/>
-      </w:pPr>
-      <w:r>
-        <w:rPr>
-          <w:b w:val="0"/>
-        </w:rPr>
-        <w:t>Two condition-B rows are the last two rows; compare baseline and candidate MSE there. State what this record supports and what is unmeasured.</w:t>
-      </w:r>
-    </w:p>
-    <w:p>
-      <w:pPr>
-        <w:pStyle w:val="Heading3"/>
-      </w:pPr>
-      <w:r>
-        <w:t>My independent explanation, trace and limits</w:t>
-      </w:r>
-    </w:p>
-    <w:p>
-      <w:r>
-        <w:t>________________________________________________________________</w:t>
-      </w:r>
-    </w:p>
-    <w:p>
-      <w:r>
-        <w:t>________________________________________________________________</w:t>
-      </w:r>
-    </w:p>
-    <w:p>
-      <w:r>
-        <w:t>________________________________________________________________</w:t>
-      </w:r>
-    </w:p>
-    <w:p>
-      <w:r>
-        <w:t>________________________________________________________________</w:t>
-      </w:r>
-    </w:p>
-    <w:p>
-      <w:r>
-        <w:t>________________________________________________________________</w:t>
-      </w:r>
-    </w:p>
-    <w:p>
-      <w:r>
-        <w:t>________________________________________________________________</w:t>
-      </w:r>
-    </w:p>
-    <w:p>
-      <w:r>
-        <w:t>________________________________________________________________</w:t>
-      </w:r>
-    </w:p>
-    <w:p>
-      <w:pPr>
-        <w:spacing w:line="336" w:lineRule="auto" w:after="180"/>
-      </w:pPr>
-      <w:r>
-        <w:rPr>
-          <w:b w:val="0"/>
-        </w:rPr>
-        <w:t>Attempt this case before feedback. Record any help. Earlier examples below are further practice; a case already practised with feedback cannot establish fresh transfer.</w:t>
-      </w:r>
-    </w:p>
-    <w:p>
-      <w:pPr>
-        <w:pStyle w:val="Heading3"/>
-      </w:pPr>
-      <w:r>
-        <w:t>Attempt this without hints</w:t>
-      </w:r>
-    </w:p>
-    <w:p>
-      <w:pPr>
-        <w:spacing w:line="336" w:lineRule="auto" w:after="180"/>
-      </w:pPr>
-      <w:r>
-        <w:rPr>
-          <w:b w:val="0"/>
-        </w:rPr>
-        <w:t xml:space="preserve">A separate experiment compares candidates C1 and C2 on two validation rows: MSE 1.5 and 1.0. The </w:t>
-      </w:r>
-      <w:r>
-        <w:rPr>
-          <w:b/>
-        </w:rPr>
-        <w:t>written rule</w:t>
-      </w:r>
-      <w:r>
-        <w:rPr>
-          <w:b w:val="0"/>
-        </w:rPr>
-        <w:t xml:space="preserve"> selects lower MSE.</w:t>
-      </w:r>
-    </w:p>
-    <w:p>
-      <w:pPr>
-        <w:spacing w:line="336" w:lineRule="auto" w:after="180"/>
-      </w:pPr>
-      <w:r>
-        <w:rPr>
-          <w:b w:val="0"/>
-        </w:rPr>
-        <w:t>After freezing C2, four fresh final rows give baseline squared errors 4,9,1,2 and C2 squared errors 1,1,2,0. Compute final MSE and relative reduction.</w:t>
-      </w:r>
-    </w:p>
-    <w:p>
-      <w:pPr>
-        <w:spacing w:line="336" w:lineRule="auto" w:after="180"/>
-      </w:pPr>
-      <w:r>
-        <w:rPr>
-          <w:b w:val="0"/>
-        </w:rPr>
-        <w:t>Two condition-B rows are the last two rows; compare baseline and candidate MSE there. State what this record supports and what is unmeasured.</w:t>
-      </w:r>
-    </w:p>
-    <w:p>
-      <w:pPr>
-        <w:pStyle w:val="Heading3"/>
-      </w:pPr>
-      <w:r>
-        <w:t>My independent procedure, result and limitation</w:t>
-      </w:r>
-    </w:p>
-    <w:p>
-      <w:r>
-        <w:t>________________________________________________________________</w:t>
-      </w:r>
-    </w:p>
-    <w:p>
-      <w:r>
-        <w:t>________________________________________________________________</w:t>
-      </w:r>
-    </w:p>
-    <w:p>
-      <w:r>
-        <w:t>________________________________________________________________</w:t>
-      </w:r>
-    </w:p>
-    <w:p>
-      <w:r>
-        <w:t>________________________________________________________________</w:t>
-      </w:r>
-    </w:p>
-    <w:p>
-      <w:r>
-        <w:t>________________________________________________________________</w:t>
-      </w:r>
-    </w:p>
-    <w:p>
-      <w:r>
-        <w:t>________________________________________________________________</w:t>
-      </w:r>
-    </w:p>
-    <w:p>
-      <w:r>
-        <w:t>________________________________________________________________</w:t>
-      </w:r>
-    </w:p>
-    <w:p>
-      <w:r>
-        <w:t>________________________________________________________________</w:t>
-      </w:r>
-    </w:p>
-    <w:p>
-      <w:pPr>
-        <w:spacing w:line="336" w:lineRule="auto" w:after="180"/>
-      </w:pPr>
-      <w:r>
-        <w:rPr>
-          <w:b w:val="0"/>
-        </w:rPr>
-        <w:t>Record support used: none, hint or teacher explanation. After feedback, a different case is needed to demonstrate independence.</w:t>
-      </w:r>
-    </w:p>
-    <w:p>
-      <w:pPr>
-        <w:pStyle w:val="Heading3"/>
-      </w:pPr>
-      <w:r>
-        <w:t>Use feedback to improve</w:t>
-      </w:r>
-    </w:p>
-    <w:p>
-      <w:pPr>
-        <w:spacing w:line="336" w:lineRule="auto" w:after="180"/>
-      </w:pPr>
-      <w:r>
-        <w:rPr>
-          <w:b w:val="0"/>
-        </w:rPr>
-        <w:t>Attempt the independent case before hints. Record whether you worked alone, used a hint or followed a model. After feedback, fix the first unsupported step and explain why it changed.</w:t>
-      </w:r>
-    </w:p>
-    <w:p>
-      <w:pPr>
-        <w:spacing w:line="336" w:lineRule="auto" w:after="180"/>
-      </w:pPr>
-      <w:r>
-        <w:rPr>
-          <w:b w:val="0"/>
-        </w:rPr>
-        <w:t>A later check uses a changed case, not a copied answer.</w:t>
-      </w:r>
-    </w:p>
-    <w:p>
-      <w:pPr>
-        <w:pStyle w:val="Heading1"/>
-      </w:pPr>
-      <w:r>
-        <w:t>15. Your lesson route</w:t>
-      </w:r>
-    </w:p>
-    <w:p>
-      <w:r>
-        <w:t>Use this map to navigate Neural network experiment defense, connect the goals to tasks and keep one evidence record for each attempt.</w:t>
+        <w:t>15. Reference · The earlier route checklist</w:t>
+      </w:r>
+    </w:p>
+    <w:p>
+      <w:r>
+        <w:t>Use one main route rather than repeating the lesson.</w:t>
+      </w:r>
+    </w:p>
+    <w:p>
+      <w:pPr>
+        <w:pStyle w:val="Heading2"/>
+      </w:pPr>
+      <w:r>
+        <w:t>Targets,route and first prediction</w:t>
       </w:r>
     </w:p>
     <w:p>
@@ -3534,12 +4356,117 @@
         <w:pStyle w:val="Heading1"/>
       </w:pPr>
       <w:r>
-        <w:t>16. Finish and return</w:t>
-      </w:r>
-    </w:p>
-    <w:p>
-      <w:r>
-        <w:t>Explain Neural network experiment defense without notes, identify a remaining question and plan a later check with a changed case.</w:t>
+        <w:t>17. Extra practice · Predict,check and repair</w:t>
+      </w:r>
+    </w:p>
+    <w:p>
+      <w:r>
+        <w:t>Keep supported feedback separate from the independent case.</w:t>
+      </w:r>
+    </w:p>
+    <w:p>
+      <w:pPr>
+        <w:pStyle w:val="Heading2"/>
+      </w:pPr>
+      <w:r>
+        <w:t>First supported question and optional hint</w:t>
+      </w:r>
+    </w:p>
+    <w:p>
+      <w:pPr>
+        <w:pStyle w:val="ListBullet"/>
+      </w:pPr>
+      <w:r>
+        <w:t>Defend an individual network calculation. At the defence, a team shows a single toy neuron before describing the whole image-pattern experiment.</w:t>
+      </w:r>
+    </w:p>
+    <w:p>
+      <w:pPr>
+        <w:pStyle w:val="Heading3"/>
+      </w:pPr>
+      <w:r>
+        <w:t>Practice 1: explain the deciding evidence</w:t>
+      </w:r>
+    </w:p>
+    <w:p>
+      <w:pPr>
+        <w:pStyle w:val="ListBullet"/>
+      </w:pPr>
+      <w:r>
+        <w:t>Which labelled step matches this detail? max(0,0.2)=0.2; this activation is not a confidence percentage.</w:t>
+      </w:r>
+    </w:p>
+    <w:p>
+      <w:pPr>
+        <w:pStyle w:val="ListBullet"/>
+      </w:pPr>
+      <w:r>
+        <w:t>1. Add weighted terms</w:t>
+      </w:r>
+    </w:p>
+    <w:p>
+      <w:pPr>
+        <w:pStyle w:val="ListBullet"/>
+      </w:pPr>
+      <w:r>
+        <w:t>2. Apply ReLU</w:t>
+      </w:r>
+    </w:p>
+    <w:p>
+      <w:pPr>
+        <w:pStyle w:val="ListBullet"/>
+      </w:pPr>
+      <w:r>
+        <w:t>3. Multiply inputs</w:t>
+      </w:r>
+    </w:p>
+    <w:p>
+      <w:pPr>
+        <w:pStyle w:val="Heading3"/>
+      </w:pPr>
+      <w:r>
+        <w:t>My selected conclusion, deciding fact and explanation</w:t>
+      </w:r>
+    </w:p>
+    <w:p>
+      <w:r>
+        <w:t>________________________________________________________________</w:t>
+      </w:r>
+    </w:p>
+    <w:p>
+      <w:r>
+        <w:t>________________________________________________________________</w:t>
+      </w:r>
+    </w:p>
+    <w:p>
+      <w:r>
+        <w:t>________________________________________________________________</w:t>
+      </w:r>
+    </w:p>
+    <w:p>
+      <w:r>
+        <w:t>________________________________________________________________</w:t>
+      </w:r>
+    </w:p>
+    <w:p>
+      <w:r>
+        <w:t>________________________________________________________________</w:t>
+      </w:r>
+    </w:p>
+    <w:p>
+      <w:pPr>
+        <w:pStyle w:val="ListBullet"/>
+      </w:pPr>
+      <w:r>
+        <w:t>Hint if needed: Read the steps in the pictorial case. Match the supplied detail to the stage that performs or records it.</w:t>
+      </w:r>
+    </w:p>
+    <w:p>
+      <w:pPr>
+        <w:pStyle w:val="Heading2"/>
+      </w:pPr>
+      <w:r>
+        <w:t>Check after the first attempt · reference / check after trying</w:t>
       </w:r>
     </w:p>
     <w:p>
@@ -3550,7 +4477,168 @@
         <w:rPr>
           <w:b w:val="0"/>
         </w:rPr>
-        <w:t xml:space="preserve">Close your notes. Explain this goal in your own words: Defend a network experiment using traceable </w:t>
+        <w:t>After your attempt, compare with the supported explanation: Apply ReLU max(0,0.2)=0.2; this activation is not a confidence percentage.</w:t>
+      </w:r>
+    </w:p>
+    <w:p>
+      <w:pPr>
+        <w:spacing w:line="336" w:lineRule="auto" w:after="180"/>
+      </w:pPr>
+      <w:r>
+        <w:rPr>
+          <w:b w:val="0"/>
+        </w:rPr>
+        <w:t>A defence should distinguish a traceable network calculation from a claim about classification quality. The neuron transforms supplied numbers; held-out labelled cases are needed to assess the complete system.</w:t>
+      </w:r>
+    </w:p>
+    <w:p>
+      <w:pPr>
+        <w:pStyle w:val="Heading2"/>
+      </w:pPr>
+      <w:r>
+        <w:t>Changed-case question and optional hint</w:t>
+      </w:r>
+    </w:p>
+    <w:p>
+      <w:pPr>
+        <w:pStyle w:val="Heading3"/>
+      </w:pPr>
+      <w:r>
+        <w:t>Practice 2: explain the deciding evidence</w:t>
+      </w:r>
+    </w:p>
+    <w:p>
+      <w:pPr>
+        <w:pStyle w:val="ListBullet"/>
+      </w:pPr>
+      <w:r>
+        <w:t>Changed-case practice: Change the second input from 1 to 2. Which conclusion is supported by the supplied facts?</w:t>
+      </w:r>
+    </w:p>
+    <w:p>
+      <w:pPr>
+        <w:pStyle w:val="ListBullet"/>
+      </w:pPr>
+      <w:r>
+        <w:t>1. We can decide the result without examining the changed input or the procedure.</w:t>
+      </w:r>
+    </w:p>
+    <w:p>
+      <w:pPr>
+        <w:pStyle w:val="ListBullet"/>
+      </w:pPr>
+      <w:r>
+        <w:t>2. This one example guarantees correct results for every future input.</w:t>
+      </w:r>
+    </w:p>
+    <w:p>
+      <w:pPr>
+        <w:pStyle w:val="ListBullet"/>
+      </w:pPr>
+      <w:r>
+        <w:t>3. z becomes 1-2+0.2=-0.8 and ReLU returns 0.</w:t>
+      </w:r>
+    </w:p>
+    <w:p>
+      <w:pPr>
+        <w:pStyle w:val="Heading3"/>
+      </w:pPr>
+      <w:r>
+        <w:t>My selected conclusion, deciding fact and explanation</w:t>
+      </w:r>
+    </w:p>
+    <w:p>
+      <w:r>
+        <w:t>________________________________________________________________</w:t>
+      </w:r>
+    </w:p>
+    <w:p>
+      <w:r>
+        <w:t>________________________________________________________________</w:t>
+      </w:r>
+    </w:p>
+    <w:p>
+      <w:r>
+        <w:t>________________________________________________________________</w:t>
+      </w:r>
+    </w:p>
+    <w:p>
+      <w:r>
+        <w:t>________________________________________________________________</w:t>
+      </w:r>
+    </w:p>
+    <w:p>
+      <w:r>
+        <w:t>________________________________________________________________</w:t>
+      </w:r>
+    </w:p>
+    <w:p>
+      <w:pPr>
+        <w:pStyle w:val="ListBullet"/>
+      </w:pPr>
+      <w:r>
+        <w:t>Hint if needed: Use the changed condition and the deciding step in the pictorial trace. The answer must say what follows from those facts.</w:t>
+      </w:r>
+    </w:p>
+    <w:p>
+      <w:pPr>
+        <w:pStyle w:val="Heading2"/>
+      </w:pPr>
+      <w:r>
+        <w:t>Check after the changed attempt · reference / check after trying</w:t>
+      </w:r>
+    </w:p>
+    <w:p>
+      <w:pPr>
+        <w:spacing w:line="336" w:lineRule="auto" w:after="180"/>
+      </w:pPr>
+      <w:r>
+        <w:rPr>
+          <w:b w:val="0"/>
+        </w:rPr>
+        <w:t>After your attempt, compare with the supported explanation: z becomes 1-2+0.2=-0.8 and ReLU returns 0. The negative weighted term grows; ReLU clips a negative pre-activation to zero.</w:t>
+      </w:r>
+    </w:p>
+    <w:p>
+      <w:pPr>
+        <w:pStyle w:val="Heading2"/>
+      </w:pPr>
+      <w:r>
+        <w:t>Repair and retain the record</w:t>
+      </w:r>
+    </w:p>
+    <w:p>
+      <w:pPr>
+        <w:spacing w:line="336" w:lineRule="auto" w:after="180"/>
+      </w:pPr>
+      <w:r>
+        <w:rPr>
+          <w:b w:val="0"/>
+        </w:rPr>
+        <w:t xml:space="preserve">Review Capstone </w:t>
+      </w:r>
+      <w:r>
+        <w:rPr>
+          <w:b/>
+        </w:rPr>
+        <w:t>limitation</w:t>
+      </w:r>
+      <w:r>
+        <w:rPr>
+          <w:b w:val="0"/>
+        </w:rPr>
+        <w:t>s and revision (ai-5/35). Goal: Evaluate a frozen candidate and baseline on final rows. Short practice: Calculate the slice rates and explain the claim revision.</w:t>
+      </w:r>
+    </w:p>
+    <w:p>
+      <w:pPr>
+        <w:spacing w:line="336" w:lineRule="auto" w:after="180"/>
+      </w:pPr>
+      <w:r>
+        <w:rPr>
+          <w:b w:val="0"/>
+        </w:rPr>
+        <w:t xml:space="preserve">If the team trains on the shifted evaluation patterns, what kind of </w:t>
       </w:r>
       <w:r>
         <w:rPr>
@@ -3558,49 +4646,56 @@
         </w:rPr>
         <w:t>evidence</w:t>
       </w:r>
-    </w:p>
-    <w:p>
-      <w:pPr>
-        <w:pStyle w:val="Heading3"/>
-      </w:pPr>
-      <w:r>
-        <w:t>My deciding step, evidence and one remaining question</w:t>
-      </w:r>
-    </w:p>
-    <w:p>
-      <w:r>
-        <w:t>________________________________________________________________</w:t>
-      </w:r>
-    </w:p>
-    <w:p>
-      <w:r>
-        <w:t>________________________________________________________________</w:t>
-      </w:r>
-    </w:p>
-    <w:p>
-      <w:r>
-        <w:t>________________________________________________________________</w:t>
-      </w:r>
-    </w:p>
-    <w:p>
-      <w:r>
-        <w:t>________________________________________________________________</w:t>
-      </w:r>
-    </w:p>
-    <w:p>
-      <w:r>
-        <w:t>________________________________________________________________</w:t>
-      </w:r>
-    </w:p>
-    <w:p>
-      <w:pPr>
-        <w:spacing w:line="336" w:lineRule="auto" w:after="180"/>
-      </w:pPr>
       <w:r>
         <w:rPr>
           <w:b w:val="0"/>
         </w:rPr>
-        <w:t xml:space="preserve">If you are unsure, return to the worked picture and explain one arrow. If you are ready, change an </w:t>
+        <w:t xml:space="preserve"> does their rerun provide?. Return to this week and explain what you changed.</w:t>
+      </w:r>
+    </w:p>
+    <w:p>
+      <w:pPr>
+        <w:spacing w:line="336" w:lineRule="auto" w:after="180"/>
+      </w:pPr>
+      <w:r>
+        <w:rPr>
+          <w:b w:val="0"/>
+        </w:rPr>
+        <w:t>Review Capstone hypothesis and baseline (ai-5/33). Goal: Write a testable capstone hypothesis and a credible baseline. Short practice: Name the intended change, the baseline and the measured outcome.</w:t>
+      </w:r>
+    </w:p>
+    <w:p>
+      <w:pPr>
+        <w:spacing w:line="336" w:lineRule="auto" w:after="180"/>
+      </w:pPr>
+      <w:r>
+        <w:rPr>
+          <w:b w:val="0"/>
+        </w:rPr>
+        <w:t xml:space="preserve">Why must both versions avoid </w:t>
+      </w:r>
+      <w:r>
+        <w:rPr>
+          <w:b/>
+        </w:rPr>
+        <w:t>training</w:t>
+      </w:r>
+      <w:r>
+        <w:rPr>
+          <w:b w:val="0"/>
+        </w:rPr>
+        <w:t xml:space="preserve"> on the eight reserved labels?. Return to this week and explain what you changed.</w:t>
+      </w:r>
+    </w:p>
+    <w:p>
+      <w:pPr>
+        <w:spacing w:line="336" w:lineRule="auto" w:after="180"/>
+      </w:pPr>
+      <w:r>
+        <w:rPr>
+          <w:b w:val="0"/>
+        </w:rPr>
+        <w:t xml:space="preserve">Review Dataset shift in neural models (ai-5/30). Goal: Explain how a changed </w:t>
       </w:r>
       <w:r>
         <w:rPr>
@@ -3612,30 +4707,18 @@
         <w:rPr>
           <w:b w:val="0"/>
         </w:rPr>
-        <w:t xml:space="preserve"> or assumption and justify your </w:t>
-      </w:r>
-      <w:r>
-        <w:rPr>
-          <w:b/>
-        </w:rPr>
-        <w:t>prediction</w:t>
-      </w:r>
+        <w:t xml:space="preserve"> mix can change overall accuracy. Short practice: Did the supplied model’s dim-light accuracy deteriorate?</w:t>
+      </w:r>
+    </w:p>
+    <w:p>
+      <w:pPr>
+        <w:spacing w:line="336" w:lineRule="auto" w:after="180"/>
+      </w:pPr>
       <w:r>
         <w:rPr>
           <w:b w:val="0"/>
         </w:rPr>
-        <w:t>.</w:t>
-      </w:r>
-    </w:p>
-    <w:p>
-      <w:pPr>
-        <w:spacing w:line="336" w:lineRule="auto" w:after="180"/>
-      </w:pPr>
-      <w:r>
-        <w:rPr>
-          <w:b w:val="0"/>
-        </w:rPr>
-        <w:t xml:space="preserve">Save your workbook </w:t>
+        <w:t xml:space="preserve">Point to the relevant step in the picture, then write the changed result and the rule or </w:t>
       </w:r>
       <w:r>
         <w:rPr>
@@ -3647,20 +4730,49 @@
         <w:rPr>
           <w:b w:val="0"/>
         </w:rPr>
-        <w:t>. At the next review, try a different case before opening your old answer.</w:t>
-      </w:r>
-    </w:p>
-    <w:p>
-      <w:pPr>
-        <w:pStyle w:val="Heading1"/>
-      </w:pPr>
-      <w:r>
-        <w:t>17. Supported practice, repair and portfolio</w:t>
-      </w:r>
-    </w:p>
-    <w:p>
-      <w:r>
-        <w:t>Attempt supported questions before using hints or feedback. Review a missing building block, then keep the completed work.</w:t>
+        <w:t xml:space="preserve"> that supports it.. Return to this week and explain what you changed.</w:t>
+      </w:r>
+    </w:p>
+    <w:p>
+      <w:pPr>
+        <w:spacing w:line="336" w:lineRule="auto" w:after="180"/>
+      </w:pPr>
+      <w:r>
+        <w:rPr>
+          <w:b w:val="0"/>
+        </w:rPr>
+        <w:t xml:space="preserve">Use Download completed work in the hosted lesson to export your answers, reflections, practice feedback and code-run </w:t>
+      </w:r>
+      <w:r>
+        <w:rPr>
+          <w:b/>
+        </w:rPr>
+        <w:t>evidence</w:t>
+      </w:r>
+      <w:r>
+        <w:rPr>
+          <w:b w:val="0"/>
+        </w:rPr>
+        <w:t>. Open the HTML copy to read or print it.</w:t>
+      </w:r>
+    </w:p>
+    <w:p>
+      <w:pPr>
+        <w:spacing w:line="336" w:lineRule="auto" w:after="180"/>
+      </w:pPr>
+      <w:r>
+        <w:rPr>
+          <w:b w:val="0"/>
+        </w:rPr>
+        <w:t>Drafts stay in this browser when storage is available; clear drafts on a shared device.</w:t>
+      </w:r>
+    </w:p>
+    <w:p>
+      <w:pPr>
+        <w:pStyle w:val="Heading2"/>
+      </w:pPr>
+      <w:r>
+        <w:t>Earlier wording, alternatives and picture transcripts · reference / check after trying</w:t>
       </w:r>
     </w:p>
     <w:p>
@@ -3676,80 +4788,10 @@
     </w:p>
     <w:p>
       <w:pPr>
-        <w:spacing w:line="336" w:lineRule="auto" w:after="180"/>
-      </w:pPr>
-      <w:r>
-        <w:rPr>
-          <w:b w:val="0"/>
-        </w:rPr>
-        <w:t>Defend an individual network calculation. At the defence, a team shows a single toy neuron before describing the whole image-pattern experiment.</w:t>
-      </w:r>
-    </w:p>
-    <w:p>
-      <w:pPr>
         <w:pStyle w:val="Heading3"/>
       </w:pPr>
       <w:r>
-        <w:t>Practice 1: explain the deciding evidence</w:t>
-      </w:r>
-    </w:p>
-    <w:p>
-      <w:pPr>
-        <w:spacing w:line="336" w:lineRule="auto" w:after="180"/>
-      </w:pPr>
-      <w:r>
-        <w:rPr>
-          <w:b w:val="0"/>
-        </w:rPr>
-        <w:t>Which labelled step matches this detail? max(0,0.2)=0.2; this activation is not a confidence percentage.</w:t>
-      </w:r>
-    </w:p>
-    <w:p>
-      <w:pPr>
-        <w:spacing w:line="336" w:lineRule="auto" w:after="180"/>
-        <w:shd w:fill="F4F9FC"/>
-      </w:pPr>
-      <w:r>
-        <w:rPr>
-          <w:b w:val="0"/>
-        </w:rPr>
-        <w:t>1. Add weighted terms</w:t>
-      </w:r>
-    </w:p>
-    <w:p>
-      <w:pPr>
-        <w:spacing w:line="336" w:lineRule="auto" w:after="180"/>
-        <w:shd w:fill="F4F9FC"/>
-      </w:pPr>
-      <w:r>
-        <w:rPr>
-          <w:b w:val="0"/>
-        </w:rPr>
-        <w:t>2. Apply ReLU</w:t>
-      </w:r>
-    </w:p>
-    <w:p>
-      <w:pPr>
-        <w:spacing w:line="336" w:lineRule="auto" w:after="180"/>
-        <w:shd w:fill="F4F9FC"/>
-      </w:pPr>
-      <w:r>
-        <w:rPr>
-          <w:b w:val="0"/>
-        </w:rPr>
-        <w:t xml:space="preserve">3. Multiply </w:t>
-      </w:r>
-      <w:r>
-        <w:rPr>
-          <w:b/>
-        </w:rPr>
-        <w:t>input</w:t>
-      </w:r>
-      <w:r>
-        <w:rPr>
-          <w:b w:val="0"/>
-        </w:rPr>
-        <w:t>s</w:t>
+        <w:t>Repair a missing building block</w:t>
       </w:r>
     </w:p>
     <w:p>
@@ -3757,451 +4799,25 @@
         <w:pStyle w:val="Heading3"/>
       </w:pPr>
       <w:r>
-        <w:t>My selected conclusion, deciding fact and explanation</w:t>
-      </w:r>
-    </w:p>
-    <w:p>
-      <w:r>
-        <w:t>________________________________________________________________</w:t>
-      </w:r>
-    </w:p>
-    <w:p>
-      <w:r>
-        <w:t>________________________________________________________________</w:t>
-      </w:r>
-    </w:p>
-    <w:p>
-      <w:r>
-        <w:t>________________________________________________________________</w:t>
-      </w:r>
-    </w:p>
-    <w:p>
-      <w:r>
-        <w:t>________________________________________________________________</w:t>
-      </w:r>
-    </w:p>
-    <w:p>
-      <w:r>
-        <w:t>________________________________________________________________</w:t>
-      </w:r>
-    </w:p>
-    <w:p>
-      <w:pPr>
-        <w:pStyle w:val="Heading3"/>
-      </w:pPr>
-      <w:r>
-        <w:t>Hint · try first</w:t>
-      </w:r>
-    </w:p>
-    <w:p>
-      <w:pPr>
-        <w:spacing w:line="336" w:lineRule="auto" w:after="180"/>
-        <w:shd w:fill="F1F6F8"/>
-      </w:pPr>
-      <w:r>
-        <w:rPr>
-          <w:b w:val="0"/>
-        </w:rPr>
-        <w:t>Hint if needed: Read the steps in the pictorial case. Match the supplied detail to the stage that performs or records it.</w:t>
-      </w:r>
-    </w:p>
-    <w:p>
-      <w:pPr>
-        <w:pStyle w:val="Heading3"/>
-      </w:pPr>
-      <w:r>
-        <w:t>Feedback · compare after trying</w:t>
-      </w:r>
-    </w:p>
-    <w:p>
-      <w:pPr>
-        <w:spacing w:line="336" w:lineRule="auto" w:after="180"/>
-        <w:shd w:fill="F1F6FC"/>
-      </w:pPr>
-      <w:r>
-        <w:rPr>
-          <w:b w:val="0"/>
-        </w:rPr>
-        <w:t>After your attempt, compare with the supported explanation: Apply ReLU max(0,0.2)=0.2; this activation is not a confidence percentage.</w:t>
-      </w:r>
-    </w:p>
-    <w:p>
-      <w:pPr>
-        <w:spacing w:line="336" w:lineRule="auto" w:after="180"/>
-        <w:shd w:fill="F1F6FC"/>
-      </w:pPr>
-      <w:r>
-        <w:rPr>
-          <w:b w:val="0"/>
-        </w:rPr>
-        <w:t>A defence should distinguish a traceable network calculation from a claim about classification quality. The neuron transforms supplied numbers; held-out labelled cases are needed to assess the complete system.</w:t>
-      </w:r>
-    </w:p>
-    <w:p>
-      <w:pPr>
-        <w:pStyle w:val="Heading3"/>
-      </w:pPr>
-      <w:r>
-        <w:t>Practice 2: explain the deciding evidence</w:t>
-      </w:r>
-    </w:p>
-    <w:p>
-      <w:pPr>
-        <w:pStyle w:val="Heading3"/>
-      </w:pPr>
-      <w:r>
-        <w:t>Changed case · predict first</w:t>
-      </w:r>
-    </w:p>
-    <w:p>
-      <w:pPr>
-        <w:spacing w:line="336" w:lineRule="auto" w:after="180"/>
-        <w:shd w:fill="F5F1FB"/>
-      </w:pPr>
-      <w:r>
-        <w:rPr>
-          <w:b w:val="0"/>
-        </w:rPr>
-        <w:t xml:space="preserve">Changed-case practice: Change the second </w:t>
-      </w:r>
-      <w:r>
-        <w:rPr>
-          <w:b/>
-        </w:rPr>
-        <w:t>input</w:t>
-      </w:r>
-      <w:r>
-        <w:rPr>
-          <w:b w:val="0"/>
-        </w:rPr>
-        <w:t xml:space="preserve"> from 1 to 2. Which conclusion is supported by the supplied facts?</w:t>
-      </w:r>
-    </w:p>
-    <w:p>
-      <w:pPr>
-        <w:spacing w:line="336" w:lineRule="auto" w:after="180"/>
-        <w:shd w:fill="F4F9FC"/>
-      </w:pPr>
-      <w:r>
-        <w:rPr>
-          <w:b w:val="0"/>
-        </w:rPr>
-        <w:t xml:space="preserve">1. We can decide the result without examining the changed </w:t>
-      </w:r>
-      <w:r>
-        <w:rPr>
-          <w:b/>
-        </w:rPr>
-        <w:t>input</w:t>
-      </w:r>
-      <w:r>
-        <w:rPr>
-          <w:b w:val="0"/>
-        </w:rPr>
-        <w:t xml:space="preserve"> or the procedure.</w:t>
-      </w:r>
-    </w:p>
-    <w:p>
-      <w:pPr>
-        <w:spacing w:line="336" w:lineRule="auto" w:after="180"/>
-        <w:shd w:fill="F4F9FC"/>
-      </w:pPr>
-      <w:r>
-        <w:rPr>
-          <w:b w:val="0"/>
-        </w:rPr>
-        <w:t xml:space="preserve">2. This one example guarantees correct results for every future </w:t>
-      </w:r>
-      <w:r>
-        <w:rPr>
-          <w:b/>
-        </w:rPr>
-        <w:t>input</w:t>
-      </w:r>
-      <w:r>
-        <w:rPr>
-          <w:b w:val="0"/>
-        </w:rPr>
-        <w:t>.</w:t>
-      </w:r>
-    </w:p>
-    <w:p>
-      <w:pPr>
-        <w:spacing w:line="336" w:lineRule="auto" w:after="180"/>
-        <w:shd w:fill="F4F9FC"/>
-      </w:pPr>
-      <w:r>
-        <w:rPr>
-          <w:b w:val="0"/>
-        </w:rPr>
-        <w:t>3. z becomes 1-2+0.2=-0.8 and ReLU returns 0.</w:t>
-      </w:r>
-    </w:p>
-    <w:p>
-      <w:pPr>
-        <w:pStyle w:val="Heading3"/>
-      </w:pPr>
-      <w:r>
-        <w:t>My selected conclusion, deciding fact and explanation</w:t>
-      </w:r>
-    </w:p>
-    <w:p>
-      <w:r>
-        <w:t>________________________________________________________________</w:t>
-      </w:r>
-    </w:p>
-    <w:p>
-      <w:r>
-        <w:t>________________________________________________________________</w:t>
-      </w:r>
-    </w:p>
-    <w:p>
-      <w:r>
-        <w:t>________________________________________________________________</w:t>
-      </w:r>
-    </w:p>
-    <w:p>
-      <w:r>
-        <w:t>________________________________________________________________</w:t>
-      </w:r>
-    </w:p>
-    <w:p>
-      <w:r>
-        <w:t>________________________________________________________________</w:t>
-      </w:r>
-    </w:p>
-    <w:p>
-      <w:pPr>
-        <w:pStyle w:val="Heading3"/>
-      </w:pPr>
-      <w:r>
-        <w:t>Hint · try first</w:t>
-      </w:r>
-    </w:p>
-    <w:p>
-      <w:pPr>
-        <w:spacing w:line="336" w:lineRule="auto" w:after="180"/>
-        <w:shd w:fill="F1F6F8"/>
-      </w:pPr>
-      <w:r>
-        <w:rPr>
-          <w:b w:val="0"/>
-        </w:rPr>
-        <w:t>Hint if needed: Use the changed condition and the deciding step in the pictorial trace. The answer must say what follows from those facts.</w:t>
-      </w:r>
-    </w:p>
-    <w:p>
-      <w:pPr>
-        <w:pStyle w:val="Heading3"/>
-      </w:pPr>
-      <w:r>
-        <w:t>Feedback · compare after trying</w:t>
-      </w:r>
-    </w:p>
-    <w:p>
-      <w:pPr>
-        <w:spacing w:line="336" w:lineRule="auto" w:after="180"/>
-        <w:shd w:fill="F1F6FC"/>
-      </w:pPr>
-      <w:r>
-        <w:rPr>
-          <w:b w:val="0"/>
-        </w:rPr>
-        <w:t>After your attempt, compare with the supported explanation: z becomes 1-2+0.2=-0.8 and ReLU returns 0. The negative weighted term grows; ReLU clips a negative pre-activation to zero.</w:t>
-      </w:r>
-    </w:p>
-    <w:p>
-      <w:pPr>
-        <w:pStyle w:val="Heading3"/>
-      </w:pPr>
-      <w:r>
-        <w:t>Repair a missing building block</w:t>
-      </w:r>
-    </w:p>
-    <w:p>
-      <w:pPr>
-        <w:spacing w:line="336" w:lineRule="auto" w:after="180"/>
-      </w:pPr>
-      <w:r>
-        <w:rPr>
-          <w:b w:val="0"/>
-        </w:rPr>
-        <w:t xml:space="preserve">Review Capstone </w:t>
-      </w:r>
-      <w:r>
-        <w:rPr>
-          <w:b/>
-        </w:rPr>
-        <w:t>limitation</w:t>
-      </w:r>
-      <w:r>
-        <w:rPr>
-          <w:b w:val="0"/>
-        </w:rPr>
-        <w:t>s and revision (ai-5/35). Goal: Evaluate a frozen candidate and baseline on final rows. Short practice: Calculate the slice rates and explain the claim revision.</w:t>
-      </w:r>
-    </w:p>
-    <w:p>
-      <w:pPr>
-        <w:spacing w:line="336" w:lineRule="auto" w:after="180"/>
-      </w:pPr>
-      <w:r>
-        <w:rPr>
-          <w:b w:val="0"/>
-        </w:rPr>
-        <w:t xml:space="preserve">If the team trains on the shifted evaluation patterns, what kind of </w:t>
-      </w:r>
-      <w:r>
-        <w:rPr>
-          <w:b/>
-        </w:rPr>
-        <w:t>evidence</w:t>
-      </w:r>
-      <w:r>
-        <w:rPr>
-          <w:b w:val="0"/>
-        </w:rPr>
-        <w:t xml:space="preserve"> does their rerun provide?. Return to this week and explain what you changed.</w:t>
-      </w:r>
-    </w:p>
-    <w:p>
-      <w:pPr>
-        <w:spacing w:line="336" w:lineRule="auto" w:after="180"/>
-      </w:pPr>
-      <w:r>
-        <w:rPr>
-          <w:b w:val="0"/>
-        </w:rPr>
-        <w:t>Review Capstone hypothesis and baseline (ai-5/33). Goal: Write a testable capstone hypothesis and a credible baseline. Short practice: Name the intended change, the baseline and the measured outcome.</w:t>
-      </w:r>
-    </w:p>
-    <w:p>
-      <w:pPr>
-        <w:spacing w:line="336" w:lineRule="auto" w:after="180"/>
-      </w:pPr>
-      <w:r>
-        <w:rPr>
-          <w:b w:val="0"/>
-        </w:rPr>
-        <w:t xml:space="preserve">Why must both versions avoid </w:t>
-      </w:r>
-      <w:r>
-        <w:rPr>
-          <w:b/>
-        </w:rPr>
-        <w:t>training</w:t>
-      </w:r>
-      <w:r>
-        <w:rPr>
-          <w:b w:val="0"/>
-        </w:rPr>
-        <w:t xml:space="preserve"> on the eight reserved labels?. Return to this week and explain what you changed.</w:t>
-      </w:r>
-    </w:p>
-    <w:p>
-      <w:pPr>
-        <w:spacing w:line="336" w:lineRule="auto" w:after="180"/>
-      </w:pPr>
-      <w:r>
-        <w:rPr>
-          <w:b w:val="0"/>
-        </w:rPr>
-        <w:t xml:space="preserve">Review Dataset shift in neural models (ai-5/30). Goal: Explain how a changed </w:t>
-      </w:r>
-      <w:r>
-        <w:rPr>
-          <w:b/>
-        </w:rPr>
-        <w:t>input</w:t>
-      </w:r>
-      <w:r>
-        <w:rPr>
-          <w:b w:val="0"/>
-        </w:rPr>
-        <w:t xml:space="preserve"> mix can change overall accuracy. Short practice: Did the supplied model’s dim-light accuracy deteriorate?</w:t>
-      </w:r>
-    </w:p>
-    <w:p>
-      <w:pPr>
-        <w:spacing w:line="336" w:lineRule="auto" w:after="180"/>
-      </w:pPr>
-      <w:r>
-        <w:rPr>
-          <w:b w:val="0"/>
-        </w:rPr>
-        <w:t xml:space="preserve">Point to the relevant step in the picture, then write the changed result and the rule or </w:t>
-      </w:r>
-      <w:r>
-        <w:rPr>
-          <w:b/>
-        </w:rPr>
-        <w:t>evidence</w:t>
-      </w:r>
-      <w:r>
-        <w:rPr>
-          <w:b w:val="0"/>
-        </w:rPr>
-        <w:t xml:space="preserve"> that supports it.. Return to this week and explain what you changed.</w:t>
-      </w:r>
-    </w:p>
-    <w:p>
-      <w:pPr>
-        <w:pStyle w:val="Heading3"/>
-      </w:pPr>
-      <w:r>
         <w:t>Keep your completed work</w:t>
       </w:r>
     </w:p>
     <w:p>
       <w:pPr>
-        <w:spacing w:line="336" w:lineRule="auto" w:after="180"/>
-      </w:pPr>
-      <w:r>
-        <w:rPr>
-          <w:b w:val="0"/>
-        </w:rPr>
-        <w:t xml:space="preserve">Use Download completed work in the hosted lesson to export your answers, reflections, practice feedback and code-run </w:t>
-      </w:r>
-      <w:r>
-        <w:rPr>
-          <w:b/>
-        </w:rPr>
-        <w:t>evidence</w:t>
-      </w:r>
-      <w:r>
-        <w:rPr>
-          <w:b w:val="0"/>
-        </w:rPr>
-        <w:t>. Open the HTML copy to read or print it.</w:t>
-      </w:r>
-    </w:p>
-    <w:p>
-      <w:pPr>
-        <w:spacing w:line="336" w:lineRule="auto" w:after="180"/>
-      </w:pPr>
-      <w:r>
-        <w:rPr>
-          <w:b w:val="0"/>
-        </w:rPr>
-        <w:t>Drafts stay in this browser when storage is available; clear drafts on a shared device.</w:t>
-      </w:r>
-    </w:p>
-    <w:p>
-      <w:pPr>
         <w:pStyle w:val="Heading1"/>
       </w:pPr>
       <w:r>
-        <w:t>18. Visual concept journey</w:t>
-      </w:r>
-    </w:p>
-    <w:p>
-      <w:r>
-        <w:t>Explain each Neural network experiment defense graphic using its labels, deciding evidence and relevant limitation.</w:t>
-      </w:r>
-    </w:p>
-    <w:p>
-      <w:pPr>
-        <w:pStyle w:val="Heading3"/>
+        <w:t>18. Reference · Six-picture concept journey</w:t>
+      </w:r>
+    </w:p>
+    <w:p>
+      <w:r>
+        <w:t>Choose the picture that supports the current explanation.</w:t>
+      </w:r>
+    </w:p>
+    <w:p>
+      <w:pPr>
+        <w:pStyle w:val="Heading2"/>
       </w:pPr>
       <w:r>
         <w:t>01. Neural network experiment defense: the case</w:t>
@@ -4212,7 +4828,7 @@
         <w:drawing>
           <wp:inline xmlns:a="http://schemas.openxmlformats.org/drawingml/2006/main" xmlns:pic="http://schemas.openxmlformats.org/drawingml/2006/picture">
             <wp:extent cx="5486400" cy="2834640"/>
-            <wp:docPr id="3" name="Picture 3" descr="Defend an individual network calculation. At the defence, a team shows a single toy neuron before describing the whole image-pattern experiment. Supplied facts: Inputs are [2,1]; weights [0.5,-1]; bias 0.2; activation is ReLU, max(0,z). This is a demonstration, not a probability model."/>
+            <wp:docPr id="5" name="Picture 5" descr="Defend an individual network calculation. At the defence, a team shows a single toy neuron before describing the whole image-pattern experiment. Supplied facts: Inputs are [2,1]; weights [0.5,-1]; bias 0.2; activation is ReLU, max(0,z). This is a demonstration, not a probability model."/>
             <wp:cNvGraphicFramePr>
               <a:graphicFrameLocks noChangeAspect="1"/>
             </wp:cNvGraphicFramePr>
@@ -4224,7 +4840,7 @@
                     <pic:cNvPicPr/>
                   </pic:nvPicPr>
                   <pic:blipFill>
-                    <a:blip r:embed="rId11"/>
+                    <a:blip r:embed="rId13"/>
                     <a:stretch>
                       <a:fillRect/>
                     </a:stretch>
@@ -4280,7 +4896,6 @@
     <w:p>
       <w:pPr>
         <w:spacing w:line="336" w:lineRule="auto" w:after="180"/>
-        <w:shd w:fill="F5F1FB"/>
       </w:pPr>
       <w:r>
         <w:rPr>
@@ -4291,7 +4906,7 @@
     </w:p>
     <w:p>
       <w:pPr>
-        <w:pStyle w:val="Heading3"/>
+        <w:pStyle w:val="Heading2"/>
       </w:pPr>
       <w:r>
         <w:t>02. Follow the deciding steps</w:t>
@@ -4302,7 +4917,7 @@
         <w:drawing>
           <wp:inline xmlns:a="http://schemas.openxmlformats.org/drawingml/2006/main" xmlns:pic="http://schemas.openxmlformats.org/drawingml/2006/picture">
             <wp:extent cx="5486400" cy="3182112"/>
-            <wp:docPr id="4" name="Picture 4" descr="Multiply inputs: 2×0.5=1 and 1×(-1)=-1. → Add weighted terms: Pre-activation z is 1-1+0.2=0.2. → Apply ReLU: max(0,0.2)=0.2; this activation is not a confidence percentage."/>
+            <wp:docPr id="6" name="Picture 6" descr="Multiply inputs: 2×0.5=1 and 1×(-1)=-1. → Add weighted terms: Pre-activation z is 1-1+0.2=0.2. → Apply ReLU: max(0,0.2)=0.2; this activation is not a confidence percentage."/>
             <wp:cNvGraphicFramePr>
               <a:graphicFrameLocks noChangeAspect="1"/>
             </wp:cNvGraphicFramePr>
@@ -4314,7 +4929,7 @@
                     <pic:cNvPicPr/>
                   </pic:nvPicPr>
                   <pic:blipFill>
-                    <a:blip r:embed="rId12"/>
+                    <a:blip r:embed="rId9"/>
                     <a:stretch>
                       <a:fillRect/>
                     </a:stretch>
@@ -4359,7 +4974,6 @@
     <w:p>
       <w:pPr>
         <w:spacing w:line="336" w:lineRule="auto" w:after="180"/>
-        <w:shd w:fill="F5F1FB"/>
       </w:pPr>
       <w:r>
         <w:rPr>
@@ -4382,7 +4996,7 @@
     </w:p>
     <w:p>
       <w:pPr>
-        <w:pStyle w:val="Heading3"/>
+        <w:pStyle w:val="Heading2"/>
       </w:pPr>
       <w:r>
         <w:t>03. One toy ReLU neuron: not a probability</w:t>
@@ -4393,7 +5007,7 @@
         <w:drawing>
           <wp:inline xmlns:a="http://schemas.openxmlformats.org/drawingml/2006/main" xmlns:pic="http://schemas.openxmlformats.org/drawingml/2006/picture">
             <wp:extent cx="5486400" cy="3224784"/>
-            <wp:docPr id="5" name="Picture 5" descr="One toy ReLU neuron: not a probability. Inputs: [2, 1]; weights: [0.5, -1]; bias: 0.2; activation: relu; output: 0.2."/>
+            <wp:docPr id="7" name="Picture 7" descr="One toy ReLU neuron: not a probability. Inputs: [2, 1]; weights: [0.5, -1]; bias: 0.2; activation: relu; output: 0.2."/>
             <wp:cNvGraphicFramePr>
               <a:graphicFrameLocks noChangeAspect="1"/>
             </wp:cNvGraphicFramePr>
@@ -4405,7 +5019,7 @@
                     <pic:cNvPicPr/>
                   </pic:nvPicPr>
                   <pic:blipFill>
-                    <a:blip r:embed="rId13"/>
+                    <a:blip r:embed="rId14"/>
                     <a:stretch>
                       <a:fillRect/>
                     </a:stretch>
@@ -4462,7 +5076,6 @@
     <w:p>
       <w:pPr>
         <w:spacing w:line="336" w:lineRule="auto" w:after="180"/>
-        <w:shd w:fill="F5F1FB"/>
       </w:pPr>
       <w:r>
         <w:rPr>
@@ -4473,7 +5086,7 @@
     </w:p>
     <w:p>
       <w:pPr>
-        <w:pStyle w:val="Heading3"/>
+        <w:pStyle w:val="Heading2"/>
       </w:pPr>
       <w:r>
         <w:t>04. Change one thing. Trace what follows.</w:t>
@@ -4484,7 +5097,7 @@
         <w:drawing>
           <wp:inline xmlns:a="http://schemas.openxmlformats.org/drawingml/2006/main" xmlns:pic="http://schemas.openxmlformats.org/drawingml/2006/picture">
             <wp:extent cx="5486400" cy="3026664"/>
-            <wp:docPr id="6" name="Picture 6" descr="Original case: max(0,0.2)=0.2; this activation is not a confidence percentage. Changed condition: Change the second input from 1 to 2. Expected result: z becomes 1-2+0.2=-0.8 and ReLU returns 0. Reason: The negative weighted term grows; ReLU clips a negative pre-activation to zero."/>
+            <wp:docPr id="8" name="Picture 8" descr="Original case: max(0,0.2)=0.2; this activation is not a confidence percentage. Changed condition: Change the second input from 1 to 2. Expected result: z becomes 1-2+0.2=-0.8 and ReLU returns 0. Reason: The negative weighted term grows; ReLU clips a negative pre-activation to zero."/>
             <wp:cNvGraphicFramePr>
               <a:graphicFrameLocks noChangeAspect="1"/>
             </wp:cNvGraphicFramePr>
@@ -4496,7 +5109,7 @@
                     <pic:cNvPicPr/>
                   </pic:nvPicPr>
                   <pic:blipFill>
-                    <a:blip r:embed="rId14"/>
+                    <a:blip r:embed="rId10"/>
                     <a:stretch>
                       <a:fillRect/>
                     </a:stretch>
@@ -4552,7 +5165,6 @@
     <w:p>
       <w:pPr>
         <w:spacing w:line="336" w:lineRule="auto" w:after="180"/>
-        <w:shd w:fill="F5F1FB"/>
       </w:pPr>
       <w:r>
         <w:rPr>
@@ -4563,7 +5175,7 @@
     </w:p>
     <w:p>
       <w:pPr>
-        <w:pStyle w:val="Heading3"/>
+        <w:pStyle w:val="Heading2"/>
       </w:pPr>
       <w:r>
         <w:t>05. Connect the explanation to its limit</w:t>
@@ -4574,7 +5186,7 @@
         <w:drawing>
           <wp:inline xmlns:a="http://schemas.openxmlformats.org/drawingml/2006/main" xmlns:pic="http://schemas.openxmlformats.org/drawingml/2006/picture">
             <wp:extent cx="5486400" cy="2834640"/>
-            <wp:docPr id="7" name="Picture 7" descr="A defence should distinguish a traceable network calculation from a claim about classification quality. The neuron transforms supplied numbers; held-out labelled cases are needed to assess the complete system. Limit: This one-neuron arithmetic does not establish how a trained image classifier generalises or why its full network makes a decision."/>
+            <wp:docPr id="9" name="Picture 9" descr="A defence should distinguish a traceable network calculation from a claim about classification quality. The neuron transforms supplied numbers; held-out labelled cases are needed to assess the complete system. Limit: This one-neuron arithmetic does not establish how a trained image classifier generalises or why its full network makes a decision."/>
             <wp:cNvGraphicFramePr>
               <a:graphicFrameLocks noChangeAspect="1"/>
             </wp:cNvGraphicFramePr>
@@ -4630,7 +5242,6 @@
     <w:p>
       <w:pPr>
         <w:spacing w:line="336" w:lineRule="auto" w:after="180"/>
-        <w:shd w:fill="F5F1FB"/>
       </w:pPr>
       <w:r>
         <w:rPr>
@@ -4641,7 +5252,7 @@
     </w:p>
     <w:p>
       <w:pPr>
-        <w:pStyle w:val="Heading3"/>
+        <w:pStyle w:val="Heading2"/>
       </w:pPr>
       <w:r>
         <w:t>06. Make the idea visible in your project</w:t>
@@ -4652,7 +5263,7 @@
         <w:drawing>
           <wp:inline xmlns:a="http://schemas.openxmlformats.org/drawingml/2006/main" xmlns:pic="http://schemas.openxmlformats.org/drawingml/2006/picture">
             <wp:extent cx="5486400" cy="3681984"/>
-            <wp:docPr id="8" name="Picture 8" descr="For the Image-pattern Network Investigation, save the labelled trace and the changed-case explanation beside the experiment record. State exactly what this example supports before linking it to the wider capstone claim. Draw your input, deciding step, result and limit. Supported question: Calculate both weighted terms, z and ReLU output. Predict the changed second input and explain why 0.2 cannot be called 20% accuracy."/>
+            <wp:docPr id="10" name="Picture 10" descr="For the Image-pattern Network Investigation, save the labelled trace and the changed-case explanation beside the experiment record. State exactly what this example supports before linking it to the wider capstone claim. Draw your input, deciding step, result and limit. Supported question: Calculate both weighted terms, z and ReLU output. Predict the changed second input and explain why 0.2 cannot be called 20% accuracy."/>
             <wp:cNvGraphicFramePr>
               <a:graphicFrameLocks noChangeAspect="1"/>
             </wp:cNvGraphicFramePr>
@@ -4744,7 +5355,6 @@
     <w:p>
       <w:pPr>
         <w:spacing w:line="336" w:lineRule="auto" w:after="180"/>
-        <w:shd w:fill="F5F1FB"/>
       </w:pPr>
       <w:r>
         <w:rPr>
@@ -4763,6 +5373,62 @@
           <w:b w:val="0"/>
         </w:rPr>
         <w:t>.</w:t>
+      </w:r>
+    </w:p>
+    <w:p>
+      <w:pPr>
+        <w:pStyle w:val="Heading2"/>
+      </w:pPr>
+      <w:r>
+        <w:t>Earlier wording, alternatives and picture transcripts · reference / check after trying</w:t>
+      </w:r>
+    </w:p>
+    <w:p>
+      <w:pPr>
+        <w:pStyle w:val="Heading3"/>
+      </w:pPr>
+      <w:r>
+        <w:t>01. Neural network experiment defense: the case</w:t>
+      </w:r>
+    </w:p>
+    <w:p>
+      <w:pPr>
+        <w:pStyle w:val="Heading3"/>
+      </w:pPr>
+      <w:r>
+        <w:t>02. Follow the deciding steps</w:t>
+      </w:r>
+    </w:p>
+    <w:p>
+      <w:pPr>
+        <w:pStyle w:val="Heading3"/>
+      </w:pPr>
+      <w:r>
+        <w:t>03. One toy ReLU neuron: not a probability</w:t>
+      </w:r>
+    </w:p>
+    <w:p>
+      <w:pPr>
+        <w:pStyle w:val="Heading3"/>
+      </w:pPr>
+      <w:r>
+        <w:t>04. Change one thing. Trace what follows.</w:t>
+      </w:r>
+    </w:p>
+    <w:p>
+      <w:pPr>
+        <w:pStyle w:val="Heading3"/>
+      </w:pPr>
+      <w:r>
+        <w:t>05. Connect the explanation to its limit</w:t>
+      </w:r>
+    </w:p>
+    <w:p>
+      <w:pPr>
+        <w:pStyle w:val="Heading3"/>
+      </w:pPr>
+      <w:r>
+        <w:t>06. Make the idea visible in your project</w:t>
       </w:r>
     </w:p>
     <w:sectPr>
